--- a/PaperWork/Beginner_MATLAB_Simulink_Aviation_Onboarding_Guide.docx
+++ b/PaperWork/Beginner_MATLAB_Simulink_Aviation_Onboarding_Guide.docx
@@ -1,6 +1,6 @@
 
 <file path=word/document.xml><?xml version="1.0" encoding="utf-8"?>
-<w:document xmlns:wpc="http://schemas.microsoft.com/office/word/2010/wordprocessingCanvas" xmlns:cx="http://schemas.microsoft.com/office/drawing/2014/chartex" xmlns:cx1="http://schemas.microsoft.com/office/drawing/2015/9/8/chartex" xmlns:cx2="http://schemas.microsoft.com/office/drawing/2015/10/21/chartex" xmlns:cx3="http://schemas.microsoft.com/office/drawing/2016/5/9/chartex" xmlns:cx4="http://schemas.microsoft.com/office/drawing/2016/5/10/chartex" xmlns:cx5="http://schemas.microsoft.com/office/drawing/2016/5/11/chartex" xmlns:cx6="http://schemas.microsoft.com/office/drawing/2016/5/12/chartex" xmlns:cx7="http://schemas.microsoft.com/office/drawing/2016/5/13/chartex" xmlns:cx8="http://schemas.microsoft.com/office/drawing/2016/5/14/chartex" xmlns:mc="http://schemas.openxmlformats.org/markup-compatibility/2006" xmlns:aink="http://schemas.microsoft.com/office/drawing/2016/ink" xmlns:am3d="http://schemas.microsoft.com/office/drawing/2017/model3d" xmlns:o="urn:schemas-microsoft-com:office:office" xmlns:oel="http://schemas.microsoft.com/office/2019/extlst" xmlns:r="http://schemas.openxmlformats.org/officeDocument/2006/relationships" xmlns:m="http://schemas.openxmlformats.org/officeDocument/2006/math" xmlns:v="urn:schemas-microsoft-com:vml" xmlns:wp14="http://schemas.microsoft.com/office/word/2010/wordprocessingDrawing" xmlns:wp="http://schemas.openxmlformats.org/drawingml/2006/wordprocessingDrawing" xmlns:w10="urn:schemas-microsoft-com:office:word" xmlns:w="http://schemas.openxmlformats.org/wordprocessingml/2006/main" xmlns:w14="http://schemas.microsoft.com/office/word/2010/wordml" xmlns:w15="http://schemas.microsoft.com/office/word/2012/wordml" xmlns:w16cex="http://schemas.microsoft.com/office/word/2018/wordml/cex" xmlns:w16cid="http://schemas.microsoft.com/office/word/2016/wordml/cid" xmlns:w16="http://schemas.microsoft.com/office/word/2018/wordml" xmlns:w16du="http://schemas.microsoft.com/office/word/2023/wordml/word16du" xmlns:w16sdtdh="http://schemas.microsoft.com/office/word/2020/wordml/sdtdatahash" xmlns:w16sdtfl="http://schemas.microsoft.com/office/word/2024/wordml/sdtformatlock" xmlns:w16se="http://schemas.microsoft.com/office/word/2015/wordml/symex" xmlns:wpg="http://schemas.microsoft.com/office/word/2010/wordprocessingGroup" xmlns:wpi="http://schemas.microsoft.com/office/word/2010/wordprocessingInk" xmlns:wne="http://schemas.microsoft.com/office/word/2006/wordml" xmlns:wps="http://schemas.microsoft.com/office/word/2010/wordprocessingShape" mc:Ignorable="w14 w15 w16se w16cid w16 w16cex w16sdtdh w16sdtfl w16du wp14">
+<w:document xmlns:wpc="http://schemas.microsoft.com/office/word/2010/wordprocessingCanvas" xmlns:cx="http://schemas.microsoft.com/office/drawing/2014/chartex" xmlns:cx1="http://schemas.microsoft.com/office/drawing/2015/9/8/chartex" xmlns:cx2="http://schemas.microsoft.com/office/drawing/2015/10/21/chartex" xmlns:cx3="http://schemas.microsoft.com/office/drawing/2016/5/9/chartex" xmlns:cx4="http://schemas.microsoft.com/office/drawing/2016/5/10/chartex" xmlns:cx5="http://schemas.microsoft.com/office/drawing/2016/5/11/chartex" xmlns:cx6="http://schemas.microsoft.com/office/drawing/2016/5/12/chartex" xmlns:cx7="http://schemas.microsoft.com/office/drawing/2016/5/13/chartex" xmlns:cx8="http://schemas.microsoft.com/office/drawing/2016/5/14/chartex" xmlns:mc="http://schemas.openxmlformats.org/markup-compatibility/2006" xmlns:aink="http://schemas.microsoft.com/office/drawing/2016/ink" xmlns:am3d="http://schemas.microsoft.com/office/drawing/2017/model3d" xmlns:o="urn:schemas-microsoft-com:office:office" xmlns:oel="http://schemas.microsoft.com/office/2019/extlst" xmlns:r="http://schemas.openxmlformats.org/officeDocument/2006/relationships" xmlns:m="http://schemas.openxmlformats.org/officeDocument/2006/math" xmlns:v="urn:schemas-microsoft-com:vml" xmlns:wp14="http://schemas.microsoft.com/office/word/2010/wordprocessingDrawing" xmlns:wp="http://schemas.openxmlformats.org/drawingml/2006/wordprocessingDrawing" xmlns:w10="urn:schemas-microsoft-com:office:word" xmlns:w="http://schemas.openxmlformats.org/wordprocessingml/2006/main" xmlns:w14="http://schemas.microsoft.com/office/word/2010/wordml" xmlns:w15="http://schemas.microsoft.com/office/word/2012/wordml" xmlns:w16cei="http://schemas.microsoft.com/office/word/2026/wordml/cei" xmlns:w16cex="http://schemas.microsoft.com/office/word/2018/wordml/cex" xmlns:w16cid="http://schemas.microsoft.com/office/word/2016/wordml/cid" xmlns:w16="http://schemas.microsoft.com/office/word/2018/wordml" xmlns:w16du="http://schemas.microsoft.com/office/word/2023/wordml/word16du" xmlns:w16sdtdh="http://schemas.microsoft.com/office/word/2020/wordml/sdtdatahash" xmlns:w16sdtfl="http://schemas.microsoft.com/office/word/2024/wordml/sdtformatlock" xmlns:w16se="http://schemas.microsoft.com/office/word/2015/wordml/symex" xmlns:wpg="http://schemas.microsoft.com/office/word/2010/wordprocessingGroup" xmlns:wpi="http://schemas.microsoft.com/office/word/2010/wordprocessingInk" xmlns:wne="http://schemas.microsoft.com/office/word/2006/wordml" xmlns:wps="http://schemas.microsoft.com/office/word/2010/wordprocessingShape" mc:Ignorable="w14 w15 w16se w16cid w16 w16cex w16sdtdh w16sdtfl w16du wp14">
   <w:body>
     <w:p>
       <w:pPr>
@@ -2882,15 +2882,43 @@
           <w:sz w:val="18"/>
         </w:rPr>
         <w:br/>
-        <w:t xml:space="preserve">    |-- 01_Polynomial_System</w:t>
+        <w:t xml:space="preserve">    |-- </w:t>
       </w:r>
       <w:r>
         <w:rPr>
           <w:rFonts w:ascii="Courier New" w:hAnsi="Courier New"/>
           <w:sz w:val="18"/>
         </w:rPr>
-        <w:br/>
-        <w:t xml:space="preserve">    |   |-- Polynomial_System_HLR.slreqx</w:t>
+        <w:t>p</w:t>
+      </w:r>
+      <w:r>
+        <w:rPr>
+          <w:rFonts w:ascii="Courier New" w:hAnsi="Courier New"/>
+          <w:sz w:val="18"/>
+        </w:rPr>
+        <w:t>olynomial_System</w:t>
+      </w:r>
+      <w:r>
+        <w:rPr>
+          <w:rFonts w:ascii="Courier New" w:hAnsi="Courier New"/>
+          <w:sz w:val="18"/>
+        </w:rPr>
+        <w:br/>
+        <w:t xml:space="preserve">    |   |-- </w:t>
+      </w:r>
+      <w:r>
+        <w:rPr>
+          <w:rFonts w:ascii="Courier New" w:hAnsi="Courier New"/>
+          <w:sz w:val="18"/>
+        </w:rPr>
+        <w:t>p</w:t>
+      </w:r>
+      <w:r>
+        <w:rPr>
+          <w:rFonts w:ascii="Courier New" w:hAnsi="Courier New"/>
+          <w:sz w:val="18"/>
+        </w:rPr>
+        <w:t>olynomial_System_HLR.slreqx</w:t>
       </w:r>
       <w:r>
         <w:rPr>
@@ -2913,7 +2941,21 @@
           <w:sz w:val="18"/>
         </w:rPr>
         <w:br/>
-        <w:t xml:space="preserve">    |   |-- Polynomial_System.slx </w:t>
+        <w:t xml:space="preserve">    |   |-- </w:t>
+      </w:r>
+      <w:r>
+        <w:rPr>
+          <w:rFonts w:ascii="Courier New" w:hAnsi="Courier New"/>
+          <w:sz w:val="18"/>
+        </w:rPr>
+        <w:t>p</w:t>
+      </w:r>
+      <w:r>
+        <w:rPr>
+          <w:rFonts w:ascii="Courier New" w:hAnsi="Courier New"/>
+          <w:sz w:val="18"/>
+        </w:rPr>
+        <w:t xml:space="preserve">olynomial_System.slx </w:t>
       </w:r>
       <w:r>
         <w:rPr>
@@ -2943,7 +2985,21 @@
           <w:sz w:val="18"/>
         </w:rPr>
         <w:br/>
-        <w:t xml:space="preserve">    |   |-- Polynomial_SystemDD.sldd</w:t>
+        <w:t xml:space="preserve">    |   |-- </w:t>
+      </w:r>
+      <w:r>
+        <w:rPr>
+          <w:rFonts w:ascii="Courier New" w:hAnsi="Courier New"/>
+          <w:sz w:val="18"/>
+        </w:rPr>
+        <w:t>p</w:t>
+      </w:r>
+      <w:r>
+        <w:rPr>
+          <w:rFonts w:ascii="Courier New" w:hAnsi="Courier New"/>
+          <w:sz w:val="18"/>
+        </w:rPr>
+        <w:t>olynomial_SystemDD.sldd</w:t>
       </w:r>
       <w:r>
         <w:rPr>
@@ -2973,7 +3029,21 @@
           <w:sz w:val="18"/>
         </w:rPr>
         <w:br/>
-        <w:t xml:space="preserve">    |   |-- Polynomial_SystemDV.sldd</w:t>
+        <w:t xml:space="preserve">    |   |-- </w:t>
+      </w:r>
+      <w:r>
+        <w:rPr>
+          <w:rFonts w:ascii="Courier New" w:hAnsi="Courier New"/>
+          <w:sz w:val="18"/>
+        </w:rPr>
+        <w:t>p</w:t>
+      </w:r>
+      <w:r>
+        <w:rPr>
+          <w:rFonts w:ascii="Courier New" w:hAnsi="Courier New"/>
+          <w:sz w:val="18"/>
+        </w:rPr>
+        <w:t>olynomial_SystemDV.sldd</w:t>
       </w:r>
       <w:r>
         <w:rPr>
@@ -3011,7 +3081,21 @@
           <w:sz w:val="18"/>
         </w:rPr>
         <w:br/>
-        <w:t xml:space="preserve">    |       |-- Polynomial_System_Test.slx</w:t>
+        <w:t xml:space="preserve">    |       |-- </w:t>
+      </w:r>
+      <w:r>
+        <w:rPr>
+          <w:rFonts w:ascii="Courier New" w:hAnsi="Courier New"/>
+          <w:sz w:val="18"/>
+        </w:rPr>
+        <w:t>p</w:t>
+      </w:r>
+      <w:r>
+        <w:rPr>
+          <w:rFonts w:ascii="Courier New" w:hAnsi="Courier New"/>
+          <w:sz w:val="18"/>
+        </w:rPr>
+        <w:t>olynomial_System_Test.slx</w:t>
       </w:r>
       <w:r>
         <w:rPr>
@@ -3034,7 +3118,21 @@
           <w:sz w:val="18"/>
         </w:rPr>
         <w:br/>
-        <w:t xml:space="preserve">    |       |-- Polynomial_System_Test.mldatx</w:t>
+        <w:t xml:space="preserve">    |       |-- </w:t>
+      </w:r>
+      <w:r>
+        <w:rPr>
+          <w:rFonts w:ascii="Courier New" w:hAnsi="Courier New"/>
+          <w:sz w:val="18"/>
+        </w:rPr>
+        <w:t>p</w:t>
+      </w:r>
+      <w:r>
+        <w:rPr>
+          <w:rFonts w:ascii="Courier New" w:hAnsi="Courier New"/>
+          <w:sz w:val="18"/>
+        </w:rPr>
+        <w:t>olynomial_System_Test.mldatx</w:t>
       </w:r>
       <w:r>
         <w:rPr>
@@ -3050,7 +3148,21 @@
           <w:sz w:val="18"/>
         </w:rPr>
         <w:br/>
-        <w:t xml:space="preserve">    |       |-- Polynomial_System_Test.slreqx </w:t>
+        <w:t xml:space="preserve">    |       |-- </w:t>
+      </w:r>
+      <w:r>
+        <w:rPr>
+          <w:rFonts w:ascii="Courier New" w:hAnsi="Courier New"/>
+          <w:sz w:val="18"/>
+        </w:rPr>
+        <w:t>p</w:t>
+      </w:r>
+      <w:r>
+        <w:rPr>
+          <w:rFonts w:ascii="Courier New" w:hAnsi="Courier New"/>
+          <w:sz w:val="18"/>
+        </w:rPr>
+        <w:t xml:space="preserve">olynomial_System_Test.slreqx </w:t>
       </w:r>
       <w:r>
         <w:rPr>
@@ -3066,14 +3178,41 @@
           <w:sz w:val="18"/>
         </w:rPr>
         <w:br/>
-        <w:t xml:space="preserve">    |       |-- Polynomial_System_Callbacks.m</w:t>
+        <w:t xml:space="preserve">    |       |-- </w:t>
       </w:r>
       <w:r>
         <w:rPr>
           <w:rFonts w:ascii="Courier New" w:hAnsi="Courier New"/>
           <w:sz w:val="18"/>
         </w:rPr>
+        <w:t>p</w:t>
+      </w:r>
+      <w:r>
+        <w:rPr>
+          <w:rFonts w:ascii="Courier New" w:hAnsi="Courier New"/>
+          <w:sz w:val="18"/>
+        </w:rPr>
+        <w:t>olynomial_System_Callback.m</w:t>
+      </w:r>
+      <w:r>
+        <w:rPr>
+          <w:rFonts w:ascii="Courier New" w:hAnsi="Courier New"/>
+          <w:sz w:val="18"/>
+        </w:rPr>
         <w:tab/>
+      </w:r>
+      <w:r>
+        <w:rPr>
+          <w:rFonts w:ascii="Courier New" w:hAnsi="Courier New"/>
+          <w:sz w:val="18"/>
+        </w:rPr>
+        <w:tab/>
+      </w:r>
+      <w:r>
+        <w:rPr>
+          <w:rFonts w:ascii="Courier New" w:hAnsi="Courier New"/>
+          <w:sz w:val="18"/>
+        </w:rPr>
         <w:t>Verifies Callback File</w:t>
       </w:r>
       <w:r>
@@ -3082,7 +3221,21 @@
           <w:sz w:val="18"/>
         </w:rPr>
         <w:br/>
-        <w:t xml:space="preserve">    |       `-- Polynomial_System.cvg</w:t>
+        <w:t xml:space="preserve">    |       `-- </w:t>
+      </w:r>
+      <w:r>
+        <w:rPr>
+          <w:rFonts w:ascii="Courier New" w:hAnsi="Courier New"/>
+          <w:sz w:val="18"/>
+        </w:rPr>
+        <w:t>p</w:t>
+      </w:r>
+      <w:r>
+        <w:rPr>
+          <w:rFonts w:ascii="Courier New" w:hAnsi="Courier New"/>
+          <w:sz w:val="18"/>
+        </w:rPr>
+        <w:t>olynomial_System.cvg</w:t>
       </w:r>
       <w:r>
         <w:rPr>
@@ -3218,13 +3371,27 @@
           <w:sz w:val="18"/>
         </w:rPr>
         <w:tab/>
-        <w:t>Calculate y = t squared - 4t + 21</w:t>
+        <w:t>Calculate y = t</w:t>
       </w:r>
       <w:r>
         <w:rPr>
           <w:rFonts w:ascii="Courier New" w:hAnsi="Courier New"/>
           <w:sz w:val="18"/>
         </w:rPr>
+        <w:t>^2</w:t>
+      </w:r>
+      <w:r>
+        <w:rPr>
+          <w:rFonts w:ascii="Courier New" w:hAnsi="Courier New"/>
+          <w:sz w:val="18"/>
+        </w:rPr>
+        <w:t xml:space="preserve"> - 4t + 21</w:t>
+      </w:r>
+      <w:r>
+        <w:rPr>
+          <w:rFonts w:ascii="Courier New" w:hAnsi="Courier New"/>
+          <w:sz w:val="18"/>
+        </w:rPr>
         <w:br/>
         <w:t>|-- Interface     t enters and y leaves</w:t>
       </w:r>
@@ -3242,7 +3409,21 @@
           <w:sz w:val="18"/>
         </w:rPr>
         <w:br/>
-        <w:t>|-- Model         Polynomial_System.slx</w:t>
+        <w:t xml:space="preserve">|-- Model         </w:t>
+      </w:r>
+      <w:r>
+        <w:rPr>
+          <w:rFonts w:ascii="Courier New" w:hAnsi="Courier New"/>
+          <w:sz w:val="18"/>
+        </w:rPr>
+        <w:t>p</w:t>
+      </w:r>
+      <w:r>
+        <w:rPr>
+          <w:rFonts w:ascii="Courier New" w:hAnsi="Courier New"/>
+          <w:sz w:val="18"/>
+        </w:rPr>
+        <w:t>olynomial_System.slx</w:t>
       </w:r>
       <w:r>
         <w:rPr>
@@ -3427,122 +3608,28 @@
       <w:pPr>
         <w:pStyle w:val="Heading2"/>
         <w:spacing w:before="120" w:after="120"/>
-      </w:pPr>
-      <w:r>
         <w:rPr>
           <w:rFonts w:ascii="Arial" w:eastAsia="Arial" w:hAnsi="Arial"/>
           <w:sz w:val="36"/>
         </w:rPr>
+      </w:pPr>
+      <w:r>
+        <w:rPr>
+          <w:rFonts w:ascii="Arial" w:eastAsia="Arial" w:hAnsi="Arial"/>
+          <w:sz w:val="36"/>
+        </w:rPr>
         <w:t>Assignment 1 Polynomial Calculation</w:t>
       </w:r>
     </w:p>
     <w:p>
       <w:pPr>
         <w:pStyle w:val="Heading3"/>
-        <w:spacing w:before="160" w:after="40"/>
-      </w:pPr>
-      <w:r>
+        <w:spacing w:before="160"/>
         <w:rPr>
           <w:rFonts w:ascii="Arial" w:eastAsia="Arial" w:hAnsi="Arial"/>
           <w:color w:val="000000"/>
           <w:sz w:val="24"/>
         </w:rPr>
-        <w:t xml:space="preserve">System Requirement </w:t>
-      </w:r>
-      <w:r>
-        <w:rPr>
-          <w:rFonts w:ascii="Arial" w:eastAsia="Arial" w:hAnsi="Arial"/>
-          <w:b w:val="0"/>
-          <w:bCs w:val="0"/>
-          <w:color w:val="EE0000"/>
-          <w:sz w:val="24"/>
-        </w:rPr>
-        <w:t>(</w:t>
-      </w:r>
-      <w:r>
-        <w:rPr>
-          <w:rFonts w:ascii="Arial" w:eastAsia="Arial" w:hAnsi="Arial"/>
-          <w:b w:val="0"/>
-          <w:bCs w:val="0"/>
-          <w:color w:val="EE0000"/>
-          <w:sz w:val="24"/>
-        </w:rPr>
-        <w:t>P</w:t>
-      </w:r>
-      <w:r>
-        <w:rPr>
-          <w:rFonts w:ascii="Arial" w:eastAsia="Arial" w:hAnsi="Arial"/>
-          <w:b w:val="0"/>
-          <w:bCs w:val="0"/>
-          <w:color w:val="EE0000"/>
-          <w:sz w:val="24"/>
-        </w:rPr>
-        <w:t>rovided)</w:t>
-      </w:r>
-    </w:p>
-    <w:p>
-      <w:pPr>
-        <w:widowControl w:val="0"/>
-        <w:spacing w:after="100" w:line="210" w:lineRule="exact"/>
-        <w:ind w:left="259" w:right="72"/>
-      </w:pPr>
-      <w:r>
-        <w:rPr>
-          <w:rFonts w:ascii="Courier New" w:eastAsia="Courier New" w:hAnsi="Courier New"/>
-          <w:noProof/>
-          <w:sz w:val="18"/>
-        </w:rPr>
-        <w:t>│</w:t>
-      </w:r>
-      <w:r>
-        <w:rPr>
-          <w:rFonts w:ascii="Courier New" w:eastAsia="Courier New" w:hAnsi="Courier New"/>
-          <w:noProof/>
-          <w:sz w:val="18"/>
-        </w:rPr>
-        <w:br/>
-        <w:t>└── SR-001 Equation 1 Calculation</w:t>
-      </w:r>
-      <w:r>
-        <w:rPr>
-          <w:rFonts w:ascii="Courier New" w:eastAsia="Courier New" w:hAnsi="Courier New"/>
-          <w:noProof/>
-          <w:sz w:val="18"/>
-        </w:rPr>
-        <w:br/>
-        <w:t xml:space="preserve">    │</w:t>
-      </w:r>
-      <w:r>
-        <w:rPr>
-          <w:rFonts w:ascii="Courier New" w:eastAsia="Courier New" w:hAnsi="Courier New"/>
-          <w:noProof/>
-          <w:sz w:val="18"/>
-        </w:rPr>
-        <w:br/>
-        <w:t xml:space="preserve">    └── The system shall generate output y according to:</w:t>
-      </w:r>
-      <w:r>
-        <w:rPr>
-          <w:rFonts w:ascii="Courier New" w:eastAsia="Courier New" w:hAnsi="Courier New"/>
-          <w:noProof/>
-          <w:sz w:val="18"/>
-        </w:rPr>
-        <w:br/>
-      </w:r>
-      <w:r>
-        <w:rPr>
-          <w:rFonts w:ascii="Courier New" w:eastAsia="Courier New" w:hAnsi="Courier New"/>
-          <w:noProof/>
-          <w:sz w:val="18"/>
-        </w:rPr>
-        <w:br/>
-        <w:t xml:space="preserve">        y = t² - 4t + 21</w:t>
-      </w:r>
-    </w:p>
-    <w:p>
-      <w:pPr>
-        <w:pStyle w:val="Heading3"/>
-        <w:spacing w:before="160" w:after="40"/>
       </w:pPr>
       <w:r>
         <w:rPr>
@@ -3550,103 +3637,954 @@
           <w:color w:val="000000"/>
           <w:sz w:val="24"/>
         </w:rPr>
-        <w:t xml:space="preserve">Interface Requirements </w:t>
-      </w:r>
-      <w:r>
-        <w:rPr>
-          <w:rFonts w:ascii="Arial" w:eastAsia="Arial" w:hAnsi="Arial"/>
-          <w:b w:val="0"/>
-          <w:bCs w:val="0"/>
-          <w:color w:val="EE0000"/>
-          <w:sz w:val="24"/>
-        </w:rPr>
-        <w:t>(</w:t>
-      </w:r>
-      <w:r>
-        <w:rPr>
-          <w:rFonts w:ascii="Arial" w:eastAsia="Arial" w:hAnsi="Arial"/>
-          <w:b w:val="0"/>
-          <w:bCs w:val="0"/>
-          <w:color w:val="EE0000"/>
-          <w:sz w:val="24"/>
-        </w:rPr>
-        <w:t>P</w:t>
-      </w:r>
-      <w:r>
-        <w:rPr>
-          <w:rFonts w:ascii="Arial" w:eastAsia="Arial" w:hAnsi="Arial"/>
-          <w:b w:val="0"/>
-          <w:bCs w:val="0"/>
-          <w:color w:val="EE0000"/>
-          <w:sz w:val="24"/>
-        </w:rPr>
-        <w:t>rovided)</w:t>
-      </w:r>
-    </w:p>
-    <w:p>
-      <w:pPr>
-        <w:widowControl w:val="0"/>
-        <w:spacing w:after="100" w:line="210" w:lineRule="exact"/>
-        <w:ind w:left="259" w:right="72"/>
-      </w:pPr>
-      <w:r>
-        <w:rPr>
-          <w:rFonts w:ascii="Courier New" w:eastAsia="Courier New" w:hAnsi="Courier New"/>
-          <w:noProof/>
-          <w:sz w:val="18"/>
-        </w:rPr>
-        <w:t>│</w:t>
-      </w:r>
-      <w:r>
-        <w:rPr>
-          <w:rFonts w:ascii="Courier New" w:eastAsia="Courier New" w:hAnsi="Courier New"/>
-          <w:noProof/>
-          <w:sz w:val="18"/>
-        </w:rPr>
-        <w:br/>
-        <w:t>├── IR-001 Time Input</w:t>
-      </w:r>
-      <w:r>
-        <w:rPr>
-          <w:rFonts w:ascii="Courier New" w:eastAsia="Courier New" w:hAnsi="Courier New"/>
-          <w:noProof/>
-          <w:sz w:val="18"/>
-        </w:rPr>
-        <w:br/>
-        <w:t>│   └── The system shall accept time t as an input represented in seconds.</w:t>
-      </w:r>
-      <w:r>
-        <w:rPr>
-          <w:rFonts w:ascii="Courier New" w:eastAsia="Courier New" w:hAnsi="Courier New"/>
-          <w:noProof/>
-          <w:sz w:val="18"/>
-        </w:rPr>
-        <w:br/>
-        <w:t>│</w:t>
-      </w:r>
-      <w:r>
-        <w:rPr>
-          <w:rFonts w:ascii="Courier New" w:eastAsia="Courier New" w:hAnsi="Courier New"/>
-          <w:noProof/>
-          <w:sz w:val="18"/>
-        </w:rPr>
-        <w:br/>
-        <w:t>└── IR-002 Y Output</w:t>
-      </w:r>
-      <w:r>
-        <w:rPr>
-          <w:rFonts w:ascii="Courier New" w:eastAsia="Courier New" w:hAnsi="Courier New"/>
-          <w:noProof/>
-          <w:sz w:val="18"/>
-        </w:rPr>
-        <w:br/>
-        <w:t xml:space="preserve">    └── The system shall provide y as an output.</w:t>
+        <w:t>Why the Polynomial Simulink Model Was Built This Way</w:t>
+      </w:r>
+    </w:p>
+    <w:p>
+      <w:pPr>
+        <w:spacing w:after="0"/>
+      </w:pPr>
+    </w:p>
+    <w:p>
+      <w:pPr>
+        <w:spacing w:after="0"/>
+        <w:rPr>
+          <w:b/>
+          <w:bCs/>
+        </w:rPr>
+      </w:pPr>
+      <w:r>
+        <w:rPr>
+          <w:b/>
+          <w:bCs/>
+        </w:rPr>
+        <w:t>Introduction</w:t>
+      </w:r>
+    </w:p>
+    <w:p>
+      <w:pPr>
+        <w:pStyle w:val="ListParagraph"/>
+        <w:numPr>
+          <w:ilvl w:val="0"/>
+          <w:numId w:val="10"/>
+        </w:numPr>
+        <w:spacing w:after="0"/>
+      </w:pPr>
+      <w:r>
+        <w:t>This document explains, for a beginner, how system requirements were transformed into software requirements and then into Simulink blocks.</w:t>
+      </w:r>
+    </w:p>
+    <w:p>
+      <w:pPr>
+        <w:spacing w:after="0"/>
+      </w:pPr>
+    </w:p>
+    <w:p>
+      <w:pPr>
+        <w:spacing w:after="0"/>
+        <w:rPr>
+          <w:b/>
+          <w:bCs/>
+        </w:rPr>
+      </w:pPr>
+      <w:r>
+        <w:rPr>
+          <w:b/>
+          <w:bCs/>
+        </w:rPr>
+        <w:t>Step 1: System Requirements</w:t>
+      </w:r>
+    </w:p>
+    <w:p>
+      <w:pPr>
+        <w:pStyle w:val="ListParagraph"/>
+        <w:numPr>
+          <w:ilvl w:val="0"/>
+          <w:numId w:val="10"/>
+        </w:numPr>
+        <w:spacing w:after="0"/>
+      </w:pPr>
+      <w:r>
+        <w:rPr>
+          <w:color w:val="FF0000"/>
+        </w:rPr>
+        <w:t xml:space="preserve">System engineers define WHAT </w:t>
+      </w:r>
+      <w:r>
+        <w:t xml:space="preserve">the system must do. </w:t>
+      </w:r>
+    </w:p>
+    <w:p>
+      <w:pPr>
+        <w:pStyle w:val="ListParagraph"/>
+        <w:numPr>
+          <w:ilvl w:val="0"/>
+          <w:numId w:val="10"/>
+        </w:numPr>
+        <w:spacing w:after="0"/>
+      </w:pPr>
+      <w:r>
+        <w:t xml:space="preserve">For this assignment, the requirement is y = t^2 - 4t + 21. </w:t>
+      </w:r>
+    </w:p>
+    <w:p>
+      <w:pPr>
+        <w:pStyle w:val="ListParagraph"/>
+        <w:numPr>
+          <w:ilvl w:val="0"/>
+          <w:numId w:val="10"/>
+        </w:numPr>
+        <w:spacing w:after="0"/>
+      </w:pPr>
+      <w:r>
+        <w:rPr>
+          <w:color w:val="FF0000"/>
+        </w:rPr>
+        <w:t>The system requirement describes the desired behavior but does not specify how the software should implement it</w:t>
+      </w:r>
+      <w:r>
+        <w:t>.</w:t>
+      </w:r>
+    </w:p>
+    <w:p>
+      <w:pPr>
+        <w:spacing w:after="0"/>
+      </w:pPr>
+    </w:p>
+    <w:p>
+      <w:pPr>
+        <w:spacing w:after="0"/>
+        <w:rPr>
+          <w:b/>
+          <w:bCs/>
+        </w:rPr>
+      </w:pPr>
+      <w:r>
+        <w:rPr>
+          <w:b/>
+          <w:bCs/>
+        </w:rPr>
+        <w:t>Step 2: Create High-Level Software Requirements</w:t>
+      </w:r>
+    </w:p>
+    <w:p>
+      <w:pPr>
+        <w:pStyle w:val="ListParagraph"/>
+        <w:numPr>
+          <w:ilvl w:val="0"/>
+          <w:numId w:val="10"/>
+        </w:numPr>
+        <w:spacing w:after="0"/>
+      </w:pPr>
+      <w:r>
+        <w:rPr>
+          <w:color w:val="FF0000"/>
+        </w:rPr>
+        <w:t>Software engineers analyze the system requirement and determine what software behaviors are needed</w:t>
+      </w:r>
+      <w:r>
+        <w:t xml:space="preserve">. </w:t>
+      </w:r>
+    </w:p>
+    <w:p>
+      <w:pPr>
+        <w:pStyle w:val="ListParagraph"/>
+        <w:numPr>
+          <w:ilvl w:val="0"/>
+          <w:numId w:val="10"/>
+        </w:numPr>
+        <w:spacing w:after="0"/>
+      </w:pPr>
+      <w:r>
+        <w:t xml:space="preserve">The equation requires a time source, mathematical calculations, data storage, and an output. </w:t>
+      </w:r>
+    </w:p>
+    <w:p>
+      <w:pPr>
+        <w:pStyle w:val="ListParagraph"/>
+        <w:numPr>
+          <w:ilvl w:val="0"/>
+          <w:numId w:val="10"/>
+        </w:numPr>
+        <w:spacing w:after="0"/>
+      </w:pPr>
+      <w:r>
+        <w:t>These become HLR-001 through HLR-006.</w:t>
+      </w:r>
+    </w:p>
+    <w:p>
+      <w:pPr>
+        <w:spacing w:after="0"/>
+      </w:pPr>
+    </w:p>
+    <w:p>
+      <w:pPr>
+        <w:spacing w:after="0"/>
+        <w:ind w:left="360"/>
+        <w:rPr>
+          <w:b/>
+          <w:bCs/>
+        </w:rPr>
+      </w:pPr>
+      <w:r>
+        <w:rPr>
+          <w:b/>
+          <w:bCs/>
+        </w:rPr>
+        <w:t>Why HLR-001 Exists</w:t>
+      </w:r>
+    </w:p>
+    <w:p>
+      <w:pPr>
+        <w:pStyle w:val="ListParagraph"/>
+        <w:numPr>
+          <w:ilvl w:val="0"/>
+          <w:numId w:val="10"/>
+        </w:numPr>
+        <w:spacing w:after="0"/>
+        <w:ind w:left="1080"/>
+      </w:pPr>
+      <w:r>
+        <w:t xml:space="preserve">The system says time t shall be accepted. </w:t>
+      </w:r>
+    </w:p>
+    <w:p>
+      <w:pPr>
+        <w:pStyle w:val="ListParagraph"/>
+        <w:numPr>
+          <w:ilvl w:val="0"/>
+          <w:numId w:val="10"/>
+        </w:numPr>
+        <w:spacing w:after="0"/>
+        <w:ind w:left="1080"/>
+      </w:pPr>
+      <w:r>
+        <w:t>The software therefore needs a mechanism to generate or provide a time signal.</w:t>
+      </w:r>
+    </w:p>
+    <w:p>
+      <w:pPr>
+        <w:spacing w:after="0"/>
+        <w:ind w:left="360"/>
+      </w:pPr>
+    </w:p>
+    <w:p>
+      <w:pPr>
+        <w:spacing w:after="0"/>
+        <w:ind w:left="360"/>
+        <w:rPr>
+          <w:b/>
+          <w:bCs/>
+        </w:rPr>
+      </w:pPr>
+      <w:r>
+        <w:rPr>
+          <w:b/>
+          <w:bCs/>
+        </w:rPr>
+        <w:t>Why HLR-002 Exists</w:t>
+      </w:r>
+    </w:p>
+    <w:p>
+      <w:pPr>
+        <w:pStyle w:val="ListParagraph"/>
+        <w:numPr>
+          <w:ilvl w:val="0"/>
+          <w:numId w:val="10"/>
+        </w:numPr>
+        <w:spacing w:after="0"/>
+        <w:ind w:left="1080"/>
+      </w:pPr>
+      <w:r>
+        <w:t xml:space="preserve">The system requires computing y = t^2 - 4t + 21. </w:t>
+      </w:r>
+    </w:p>
+    <w:p>
+      <w:pPr>
+        <w:pStyle w:val="ListParagraph"/>
+        <w:numPr>
+          <w:ilvl w:val="0"/>
+          <w:numId w:val="10"/>
+        </w:numPr>
+        <w:spacing w:after="0"/>
+        <w:ind w:left="1080"/>
+      </w:pPr>
+      <w:r>
+        <w:t>The software requirement defines the mathematical computation using coefficients.</w:t>
+      </w:r>
+    </w:p>
+    <w:p>
+      <w:pPr>
+        <w:spacing w:after="0"/>
+        <w:ind w:left="360"/>
+      </w:pPr>
+    </w:p>
+    <w:p>
+      <w:pPr>
+        <w:spacing w:after="0"/>
+        <w:ind w:left="360"/>
+        <w:rPr>
+          <w:b/>
+          <w:bCs/>
+        </w:rPr>
+      </w:pPr>
+      <w:r>
+        <w:rPr>
+          <w:b/>
+          <w:bCs/>
+        </w:rPr>
+        <w:t>Why HLR-003 Exists</w:t>
+      </w:r>
+    </w:p>
+    <w:p>
+      <w:pPr>
+        <w:pStyle w:val="ListParagraph"/>
+        <w:numPr>
+          <w:ilvl w:val="0"/>
+          <w:numId w:val="10"/>
+        </w:numPr>
+        <w:spacing w:after="0"/>
+        <w:ind w:left="1080"/>
+      </w:pPr>
+      <w:r>
+        <w:t>The output value y must be stored as a floating-point value so the software handles numeric data consistently.</w:t>
+      </w:r>
+    </w:p>
+    <w:p>
+      <w:pPr>
+        <w:spacing w:after="0"/>
+        <w:ind w:left="360"/>
+      </w:pPr>
+    </w:p>
+    <w:p>
+      <w:pPr>
+        <w:spacing w:after="0"/>
+        <w:ind w:left="360"/>
+        <w:rPr>
+          <w:b/>
+          <w:bCs/>
+        </w:rPr>
+      </w:pPr>
+      <w:r>
+        <w:rPr>
+          <w:b/>
+          <w:bCs/>
+        </w:rPr>
+        <w:t>Why HLR-004 Exists</w:t>
+      </w:r>
+    </w:p>
+    <w:p>
+      <w:pPr>
+        <w:pStyle w:val="ListParagraph"/>
+        <w:numPr>
+          <w:ilvl w:val="0"/>
+          <w:numId w:val="10"/>
+        </w:numPr>
+        <w:spacing w:after="0"/>
+        <w:ind w:left="1080"/>
+      </w:pPr>
+      <w:r>
+        <w:t>The result must be made available externally through an output interface.</w:t>
+      </w:r>
+    </w:p>
+    <w:p>
+      <w:pPr>
+        <w:spacing w:after="0"/>
+        <w:ind w:left="360"/>
+      </w:pPr>
+    </w:p>
+    <w:p>
+      <w:pPr>
+        <w:spacing w:after="0"/>
+        <w:ind w:left="360"/>
+        <w:rPr>
+          <w:b/>
+          <w:bCs/>
+        </w:rPr>
+      </w:pPr>
+      <w:r>
+        <w:rPr>
+          <w:b/>
+          <w:bCs/>
+        </w:rPr>
+        <w:t>Why HLR-005 and HLR-006 Exist</w:t>
+      </w:r>
+    </w:p>
+    <w:p>
+      <w:pPr>
+        <w:pStyle w:val="ListParagraph"/>
+        <w:numPr>
+          <w:ilvl w:val="0"/>
+          <w:numId w:val="10"/>
+        </w:numPr>
+        <w:spacing w:after="0"/>
+        <w:ind w:left="1080"/>
+      </w:pPr>
+      <w:r>
+        <w:t xml:space="preserve">The system specifies initialization conditions. </w:t>
+      </w:r>
+    </w:p>
+    <w:p>
+      <w:pPr>
+        <w:pStyle w:val="ListParagraph"/>
+        <w:numPr>
+          <w:ilvl w:val="0"/>
+          <w:numId w:val="10"/>
+        </w:numPr>
+        <w:spacing w:after="0"/>
+        <w:ind w:left="1080"/>
+      </w:pPr>
+      <w:r>
+        <w:t>Therefore</w:t>
+      </w:r>
+      <w:r>
+        <w:t>,</w:t>
+      </w:r>
+      <w:r>
+        <w:t xml:space="preserve"> software requirements are needed to initialize time and output values.</w:t>
+      </w:r>
+    </w:p>
+    <w:p>
+      <w:pPr>
+        <w:spacing w:after="0"/>
+      </w:pPr>
+    </w:p>
+    <w:p>
+      <w:pPr>
+        <w:spacing w:after="0"/>
+        <w:rPr>
+          <w:b/>
+          <w:bCs/>
+        </w:rPr>
+      </w:pPr>
+      <w:r>
+        <w:rPr>
+          <w:b/>
+          <w:bCs/>
+        </w:rPr>
+        <w:t>Step 3: Create Simulink Blocks</w:t>
+      </w:r>
+    </w:p>
+    <w:p>
+      <w:pPr>
+        <w:pStyle w:val="ListParagraph"/>
+        <w:numPr>
+          <w:ilvl w:val="0"/>
+          <w:numId w:val="10"/>
+        </w:numPr>
+        <w:spacing w:after="0"/>
+      </w:pPr>
+      <w:r>
+        <w:rPr>
+          <w:color w:val="FF0000"/>
+        </w:rPr>
+        <w:t>Each software requirement must be implemented by one or more model elements</w:t>
+      </w:r>
+      <w:r>
+        <w:t xml:space="preserve">. </w:t>
+      </w:r>
+    </w:p>
+    <w:p>
+      <w:pPr>
+        <w:pStyle w:val="ListParagraph"/>
+        <w:numPr>
+          <w:ilvl w:val="0"/>
+          <w:numId w:val="10"/>
+        </w:numPr>
+        <w:spacing w:after="0"/>
+      </w:pPr>
+      <w:r>
+        <w:t>We choose Simulink blocks that satisfy each software requirement.</w:t>
+      </w:r>
+    </w:p>
+    <w:p>
+      <w:pPr>
+        <w:spacing w:after="0"/>
+      </w:pPr>
+    </w:p>
+    <w:p>
+      <w:pPr>
+        <w:spacing w:after="0"/>
+        <w:ind w:left="360"/>
+        <w:rPr>
+          <w:b/>
+          <w:bCs/>
+        </w:rPr>
+      </w:pPr>
+      <w:r>
+        <w:rPr>
+          <w:b/>
+          <w:bCs/>
+        </w:rPr>
+        <w:lastRenderedPageBreak/>
+        <w:t>HLR to Block Mapping</w:t>
+      </w:r>
+    </w:p>
+    <w:p>
+      <w:pPr>
+        <w:pStyle w:val="ListParagraph"/>
+        <w:numPr>
+          <w:ilvl w:val="0"/>
+          <w:numId w:val="10"/>
+        </w:numPr>
+        <w:spacing w:after="0"/>
+        <w:ind w:left="1080"/>
+        <w:rPr>
+          <w:rFonts w:ascii="Courier New" w:hAnsi="Courier New" w:cs="Courier New"/>
+        </w:rPr>
+      </w:pPr>
+      <w:r>
+        <w:rPr>
+          <w:rFonts w:ascii="Courier New" w:hAnsi="Courier New" w:cs="Courier New"/>
+        </w:rPr>
+        <w:t>HLR-001 -&gt; Time_Source</w:t>
+      </w:r>
+    </w:p>
+    <w:p>
+      <w:pPr>
+        <w:pStyle w:val="ListParagraph"/>
+        <w:numPr>
+          <w:ilvl w:val="0"/>
+          <w:numId w:val="10"/>
+        </w:numPr>
+        <w:spacing w:after="0"/>
+        <w:ind w:left="1080"/>
+        <w:rPr>
+          <w:rFonts w:ascii="Courier New" w:hAnsi="Courier New" w:cs="Courier New"/>
+        </w:rPr>
+      </w:pPr>
+      <w:r>
+        <w:rPr>
+          <w:rFonts w:ascii="Courier New" w:hAnsi="Courier New" w:cs="Courier New"/>
+        </w:rPr>
+        <w:t>HLR-002 -&gt; Compute_T_Squared</w:t>
+      </w:r>
+      <w:r>
+        <w:rPr>
+          <w:rFonts w:ascii="Courier New" w:hAnsi="Courier New" w:cs="Courier New"/>
+        </w:rPr>
+        <w:br/>
+      </w:r>
+      <w:r>
+        <w:rPr>
+          <w:rFonts w:ascii="Courier New" w:hAnsi="Courier New" w:cs="Courier New"/>
+        </w:rPr>
+        <w:t>Apply_COEFF_A</w:t>
+      </w:r>
+    </w:p>
+    <w:p>
+      <w:pPr>
+        <w:pStyle w:val="ListParagraph"/>
+        <w:numPr>
+          <w:ilvl w:val="0"/>
+          <w:numId w:val="10"/>
+        </w:numPr>
+        <w:spacing w:after="0"/>
+        <w:ind w:left="1080"/>
+        <w:rPr>
+          <w:rFonts w:ascii="Courier New" w:hAnsi="Courier New" w:cs="Courier New"/>
+        </w:rPr>
+      </w:pPr>
+      <w:r>
+        <w:rPr>
+          <w:rFonts w:ascii="Courier New" w:hAnsi="Courier New" w:cs="Courier New"/>
+        </w:rPr>
+        <w:t>Compute_Minus4T</w:t>
+      </w:r>
+    </w:p>
+    <w:p>
+      <w:pPr>
+        <w:pStyle w:val="ListParagraph"/>
+        <w:numPr>
+          <w:ilvl w:val="0"/>
+          <w:numId w:val="10"/>
+        </w:numPr>
+        <w:spacing w:after="0"/>
+        <w:ind w:left="1080"/>
+        <w:rPr>
+          <w:rFonts w:ascii="Courier New" w:hAnsi="Courier New" w:cs="Courier New"/>
+        </w:rPr>
+      </w:pPr>
+      <w:r>
+        <w:rPr>
+          <w:rFonts w:ascii="Courier New" w:hAnsi="Courier New" w:cs="Courier New"/>
+        </w:rPr>
+        <w:t>Constant_21</w:t>
+      </w:r>
+    </w:p>
+    <w:p>
+      <w:pPr>
+        <w:pStyle w:val="ListParagraph"/>
+        <w:numPr>
+          <w:ilvl w:val="0"/>
+          <w:numId w:val="10"/>
+        </w:numPr>
+        <w:spacing w:after="0"/>
+        <w:ind w:left="1080"/>
+        <w:rPr>
+          <w:rFonts w:ascii="Courier New" w:hAnsi="Courier New" w:cs="Courier New"/>
+        </w:rPr>
+      </w:pPr>
+      <w:r>
+        <w:rPr>
+          <w:rFonts w:ascii="Courier New" w:hAnsi="Courier New" w:cs="Courier New"/>
+        </w:rPr>
+        <w:t>Compute_Y</w:t>
+      </w:r>
+    </w:p>
+    <w:p>
+      <w:pPr>
+        <w:pStyle w:val="ListParagraph"/>
+        <w:numPr>
+          <w:ilvl w:val="0"/>
+          <w:numId w:val="10"/>
+        </w:numPr>
+        <w:spacing w:after="0"/>
+        <w:ind w:left="1080"/>
+        <w:rPr>
+          <w:rFonts w:ascii="Courier New" w:hAnsi="Courier New" w:cs="Courier New"/>
+        </w:rPr>
+      </w:pPr>
+      <w:r>
+        <w:rPr>
+          <w:rFonts w:ascii="Courier New" w:hAnsi="Courier New" w:cs="Courier New"/>
+        </w:rPr>
+        <w:t>HLR-003 -&gt; Convert_Y_Type</w:t>
+      </w:r>
+    </w:p>
+    <w:p>
+      <w:pPr>
+        <w:pStyle w:val="ListParagraph"/>
+        <w:numPr>
+          <w:ilvl w:val="0"/>
+          <w:numId w:val="10"/>
+        </w:numPr>
+        <w:spacing w:after="0"/>
+        <w:ind w:left="1080"/>
+        <w:rPr>
+          <w:rFonts w:ascii="Courier New" w:hAnsi="Courier New" w:cs="Courier New"/>
+        </w:rPr>
+      </w:pPr>
+      <w:r>
+        <w:rPr>
+          <w:rFonts w:ascii="Courier New" w:hAnsi="Courier New" w:cs="Courier New"/>
+        </w:rPr>
+        <w:t>HLR-004 -&gt; Y_Output</w:t>
+      </w:r>
+    </w:p>
+    <w:p>
+      <w:pPr>
+        <w:pStyle w:val="ListParagraph"/>
+        <w:numPr>
+          <w:ilvl w:val="0"/>
+          <w:numId w:val="10"/>
+        </w:numPr>
+        <w:spacing w:after="0"/>
+        <w:ind w:left="1080"/>
+        <w:rPr>
+          <w:rFonts w:ascii="Courier New" w:hAnsi="Courier New" w:cs="Courier New"/>
+        </w:rPr>
+      </w:pPr>
+      <w:r>
+        <w:rPr>
+          <w:rFonts w:ascii="Courier New" w:hAnsi="Courier New" w:cs="Courier New"/>
+        </w:rPr>
+        <w:t>HLR-005 -&gt; Time_Source initialization</w:t>
+      </w:r>
+    </w:p>
+    <w:p>
+      <w:pPr>
+        <w:pStyle w:val="ListParagraph"/>
+        <w:numPr>
+          <w:ilvl w:val="0"/>
+          <w:numId w:val="10"/>
+        </w:numPr>
+        <w:spacing w:after="0"/>
+        <w:ind w:left="1080"/>
+        <w:rPr>
+          <w:rFonts w:ascii="Courier New" w:hAnsi="Courier New" w:cs="Courier New"/>
+        </w:rPr>
+      </w:pPr>
+      <w:r>
+        <w:rPr>
+          <w:rFonts w:ascii="Courier New" w:hAnsi="Courier New" w:cs="Courier New"/>
+        </w:rPr>
+        <w:t>HLR-006 -&gt; Output initialization</w:t>
+      </w:r>
+    </w:p>
+    <w:p>
+      <w:pPr>
+        <w:spacing w:after="0"/>
+        <w:ind w:left="360"/>
+      </w:pPr>
+    </w:p>
+    <w:p>
+      <w:pPr>
+        <w:spacing w:after="0"/>
+        <w:ind w:left="360"/>
+        <w:rPr>
+          <w:b/>
+          <w:bCs/>
+        </w:rPr>
+      </w:pPr>
+      <w:r>
+        <w:rPr>
+          <w:b/>
+          <w:bCs/>
+        </w:rPr>
+        <w:t>Why Multiple Blocks Implement HLR-002</w:t>
+      </w:r>
+    </w:p>
+    <w:p>
+      <w:pPr>
+        <w:pStyle w:val="ListParagraph"/>
+        <w:numPr>
+          <w:ilvl w:val="0"/>
+          <w:numId w:val="10"/>
+        </w:numPr>
+        <w:spacing w:after="0"/>
+        <w:ind w:left="1080"/>
+      </w:pPr>
+      <w:r>
+        <w:t>Computing a polynomial requires several distinct mathematical operations. One block squares t, another applies coefficients, another provides the constant term, and another sums the results.</w:t>
+      </w:r>
+    </w:p>
+    <w:p>
+      <w:pPr>
+        <w:spacing w:after="0"/>
+        <w:ind w:left="360"/>
+      </w:pPr>
+    </w:p>
+    <w:p>
+      <w:pPr>
+        <w:spacing w:after="0"/>
+        <w:ind w:left="360"/>
+        <w:rPr>
+          <w:b/>
+          <w:bCs/>
+        </w:rPr>
+      </w:pPr>
+      <w:r>
+        <w:rPr>
+          <w:b/>
+          <w:bCs/>
+        </w:rPr>
+        <w:t>Requirements-Based Development</w:t>
+      </w:r>
+    </w:p>
+    <w:p>
+      <w:pPr>
+        <w:pStyle w:val="ListParagraph"/>
+        <w:numPr>
+          <w:ilvl w:val="0"/>
+          <w:numId w:val="10"/>
+        </w:numPr>
+        <w:spacing w:after="0"/>
+        <w:ind w:left="1080"/>
+      </w:pPr>
+      <w:r>
+        <w:t>Every block exists because a software requirement requires it, and every software requirement exists because a system requirement requires it. This creates complete traceability from system requirements to software requirements to model implementation.</w:t>
+      </w:r>
+    </w:p>
+    <w:p/>
+    <w:p>
+      <w:pPr>
+        <w:rPr>
+          <w:rStyle w:val="SubtleReference"/>
+          <w:u w:val="none"/>
+        </w:rPr>
+      </w:pPr>
+      <w:r>
+        <w:rPr>
+          <w:rStyle w:val="SubtleReference"/>
+          <w:u w:val="none"/>
+        </w:rPr>
+        <w:br w:type="page"/>
+      </w:r>
+    </w:p>
+    <w:p>
+      <w:pPr>
+        <w:rPr>
+          <w:rStyle w:val="SubtleReference"/>
+          <w:color w:val="FF0000"/>
+          <w:u w:val="none"/>
+        </w:rPr>
+      </w:pPr>
+      <w:r>
+        <w:rPr>
+          <w:rStyle w:val="SubtleReference"/>
+          <w:color w:val="FF0000"/>
+          <w:u w:val="none"/>
+        </w:rPr>
+        <w:lastRenderedPageBreak/>
+        <w:t xml:space="preserve">--- </w:t>
+      </w:r>
+      <w:r>
+        <w:rPr>
+          <w:rStyle w:val="SubtleReference"/>
+          <w:color w:val="FF0000"/>
+          <w:u w:val="none"/>
+        </w:rPr>
+        <w:t>s</w:t>
+      </w:r>
+      <w:r>
+        <w:rPr>
+          <w:rStyle w:val="SubtleReference"/>
+          <w:color w:val="FF0000"/>
+          <w:u w:val="none"/>
+        </w:rPr>
+        <w:t xml:space="preserve">ystem </w:t>
+      </w:r>
+      <w:r>
+        <w:rPr>
+          <w:rStyle w:val="SubtleReference"/>
+          <w:color w:val="FF0000"/>
+          <w:u w:val="none"/>
+        </w:rPr>
+        <w:t>r</w:t>
+      </w:r>
+      <w:r>
+        <w:rPr>
+          <w:rStyle w:val="SubtleReference"/>
+          <w:color w:val="FF0000"/>
+          <w:u w:val="none"/>
+        </w:rPr>
+        <w:t>equirement</w:t>
+      </w:r>
+      <w:r>
+        <w:rPr>
+          <w:rStyle w:val="SubtleReference"/>
+          <w:color w:val="FF0000"/>
+          <w:u w:val="none"/>
+        </w:rPr>
+        <w:t>s</w:t>
+      </w:r>
+      <w:r>
+        <w:rPr>
+          <w:rStyle w:val="SubtleReference"/>
+          <w:color w:val="FF0000"/>
+          <w:u w:val="none"/>
+        </w:rPr>
+        <w:t xml:space="preserve"> – </w:t>
+      </w:r>
+      <w:r>
+        <w:rPr>
+          <w:rStyle w:val="SubtleReference"/>
+          <w:color w:val="FF0000"/>
+          <w:u w:val="none"/>
+        </w:rPr>
+        <w:t>t</w:t>
+      </w:r>
+      <w:r>
+        <w:rPr>
+          <w:rStyle w:val="SubtleReference"/>
+          <w:color w:val="FF0000"/>
+          <w:u w:val="none"/>
+        </w:rPr>
+        <w:t>his file is p</w:t>
+      </w:r>
+      <w:r>
+        <w:rPr>
+          <w:rStyle w:val="SubtleReference"/>
+          <w:color w:val="FF0000"/>
+          <w:u w:val="none"/>
+        </w:rPr>
+        <w:t xml:space="preserve">rovided </w:t>
+      </w:r>
+      <w:r>
+        <w:rPr>
+          <w:rStyle w:val="SubtleReference"/>
+          <w:color w:val="FF0000"/>
+          <w:u w:val="none"/>
+        </w:rPr>
+        <w:t xml:space="preserve">by systems – </w:t>
+      </w:r>
+      <w:r>
+        <w:rPr>
+          <w:rStyle w:val="SubtleReference"/>
+          <w:color w:val="FF0000"/>
+          <w:u w:val="none"/>
+        </w:rPr>
+        <w:t>i</w:t>
+      </w:r>
+      <w:r>
+        <w:rPr>
+          <w:rStyle w:val="SubtleReference"/>
+          <w:color w:val="FF0000"/>
+          <w:u w:val="none"/>
+        </w:rPr>
+        <w:t xml:space="preserve">mport from </w:t>
+      </w:r>
+      <w:r>
+        <w:rPr>
+          <w:rStyle w:val="SubtleReference"/>
+          <w:color w:val="FF0000"/>
+          <w:u w:val="none"/>
+        </w:rPr>
+        <w:t>the c</w:t>
+      </w:r>
+      <w:r>
+        <w:rPr>
+          <w:rStyle w:val="SubtleReference"/>
+          <w:color w:val="FF0000"/>
+          <w:u w:val="none"/>
+        </w:rPr>
+        <w:t xml:space="preserve">ameo </w:t>
+      </w:r>
+      <w:r>
+        <w:rPr>
+          <w:rStyle w:val="SubtleReference"/>
+          <w:color w:val="FF0000"/>
+          <w:u w:val="none"/>
+        </w:rPr>
+        <w:t>t</w:t>
+      </w:r>
+      <w:r>
+        <w:rPr>
+          <w:rStyle w:val="SubtleReference"/>
+          <w:color w:val="FF0000"/>
+          <w:u w:val="none"/>
+        </w:rPr>
+        <w:t xml:space="preserve">ool </w:t>
+      </w:r>
+      <w:r>
+        <w:rPr>
+          <w:rStyle w:val="SubtleReference"/>
+          <w:color w:val="FF0000"/>
+          <w:u w:val="none"/>
+        </w:rPr>
+        <w:t>---</w:t>
+      </w:r>
+    </w:p>
+    <w:p>
+      <w:pPr>
+        <w:rPr>
+          <w:color w:val="FF0000"/>
+        </w:rPr>
+      </w:pPr>
+      <w:r>
+        <w:rPr>
+          <w:color w:val="FF0000"/>
+        </w:rPr>
+        <w:t>Step 1) Review</w:t>
+      </w:r>
+      <w:r>
+        <w:rPr>
+          <w:color w:val="FF0000"/>
+        </w:rPr>
+        <w:t xml:space="preserve"> Structure</w:t>
+      </w:r>
+      <w:r>
+        <w:rPr>
+          <w:color w:val="FF0000"/>
+        </w:rPr>
+        <w:t xml:space="preserve"> (Tracing occurs for Functional Blocks Only)</w:t>
       </w:r>
     </w:p>
     <w:p>
       <w:pPr>
         <w:pStyle w:val="Heading3"/>
-        <w:spacing w:before="160" w:after="40"/>
+        <w:spacing w:before="160"/>
       </w:pPr>
       <w:r>
         <w:rPr>
@@ -3654,406 +4592,4145 @@
           <w:color w:val="000000"/>
           <w:sz w:val="24"/>
         </w:rPr>
-        <w:t xml:space="preserve">Functional Requirements </w:t>
-      </w:r>
-      <w:r>
-        <w:rPr>
-          <w:rFonts w:ascii="Arial" w:eastAsia="Arial" w:hAnsi="Arial"/>
+        <w:t>ch2_</w:t>
+      </w:r>
+      <w:r>
+        <w:rPr>
+          <w:rFonts w:ascii="Arial" w:eastAsia="Arial" w:hAnsi="Arial" w:cstheme="minorBidi"/>
           <w:b w:val="0"/>
           <w:bCs w:val="0"/>
-          <w:color w:val="EE0000"/>
+          <w:color w:val="000000"/>
           <w:sz w:val="24"/>
         </w:rPr>
-        <w:t>(</w:t>
-      </w:r>
-      <w:r>
-        <w:rPr>
-          <w:rFonts w:ascii="Arial" w:eastAsia="Arial" w:hAnsi="Arial"/>
-          <w:b w:val="0"/>
-          <w:bCs w:val="0"/>
-          <w:color w:val="EE0000"/>
-          <w:sz w:val="24"/>
-        </w:rPr>
-        <w:t>P</w:t>
-      </w:r>
-      <w:r>
-        <w:rPr>
-          <w:rFonts w:ascii="Arial" w:eastAsia="Arial" w:hAnsi="Arial"/>
-          <w:b w:val="0"/>
-          <w:bCs w:val="0"/>
-          <w:color w:val="EE0000"/>
-          <w:sz w:val="24"/>
-        </w:rPr>
-        <w:t>rovided)</w:t>
-      </w:r>
-    </w:p>
-    <w:p>
-      <w:pPr>
-        <w:widowControl w:val="0"/>
-        <w:spacing w:after="100" w:line="210" w:lineRule="exact"/>
-        <w:ind w:left="259" w:right="72"/>
-      </w:pPr>
-      <w:r>
-        <w:rPr>
-          <w:rFonts w:ascii="Courier New" w:eastAsia="Courier New" w:hAnsi="Courier New"/>
-          <w:noProof/>
-          <w:sz w:val="18"/>
-        </w:rPr>
-        <w:t>│</w:t>
-      </w:r>
-      <w:r>
-        <w:rPr>
-          <w:rFonts w:ascii="Courier New" w:eastAsia="Courier New" w:hAnsi="Courier New"/>
-          <w:noProof/>
-          <w:sz w:val="18"/>
-        </w:rPr>
-        <w:br/>
-        <w:t>└── FR-001 Calculate Y</w:t>
-      </w:r>
-      <w:r>
-        <w:rPr>
-          <w:rFonts w:ascii="Courier New" w:eastAsia="Courier New" w:hAnsi="Courier New"/>
-          <w:noProof/>
-          <w:sz w:val="18"/>
-        </w:rPr>
-        <w:br/>
-        <w:t xml:space="preserve">    └── The system shall calculate:</w:t>
-      </w:r>
-      <w:r>
-        <w:rPr>
-          <w:rFonts w:ascii="Courier New" w:eastAsia="Courier New" w:hAnsi="Courier New"/>
-          <w:noProof/>
-          <w:sz w:val="18"/>
-        </w:rPr>
-        <w:br/>
-      </w:r>
-      <w:r>
-        <w:rPr>
-          <w:rFonts w:ascii="Courier New" w:eastAsia="Courier New" w:hAnsi="Courier New"/>
-          <w:noProof/>
-          <w:sz w:val="18"/>
-        </w:rPr>
-        <w:br/>
-        <w:t xml:space="preserve">        y = t² - 4t + 21</w:t>
-      </w:r>
-    </w:p>
-    <w:p>
-      <w:pPr>
-        <w:pStyle w:val="Heading3"/>
-        <w:spacing w:before="160" w:after="40"/>
-      </w:pPr>
+        <w:t xml:space="preserve"> </w:t>
+      </w:r>
       <w:r>
         <w:rPr>
           <w:rFonts w:ascii="Arial" w:eastAsia="Arial" w:hAnsi="Arial"/>
           <w:color w:val="000000"/>
           <w:sz w:val="24"/>
         </w:rPr>
-        <w:t xml:space="preserve">Initial Conditions </w:t>
-      </w:r>
-      <w:r>
-        <w:rPr>
-          <w:rFonts w:ascii="Arial" w:eastAsia="Arial" w:hAnsi="Arial"/>
-          <w:b w:val="0"/>
-          <w:bCs w:val="0"/>
-          <w:color w:val="EE0000"/>
-          <w:sz w:val="24"/>
-        </w:rPr>
-        <w:t>(</w:t>
-      </w:r>
-      <w:r>
-        <w:rPr>
-          <w:rFonts w:ascii="Arial" w:eastAsia="Arial" w:hAnsi="Arial"/>
-          <w:b w:val="0"/>
-          <w:bCs w:val="0"/>
-          <w:color w:val="EE0000"/>
-          <w:sz w:val="24"/>
-        </w:rPr>
-        <w:t>P</w:t>
-      </w:r>
-      <w:r>
-        <w:rPr>
-          <w:rFonts w:ascii="Arial" w:eastAsia="Arial" w:hAnsi="Arial"/>
-          <w:b w:val="0"/>
-          <w:bCs w:val="0"/>
-          <w:color w:val="EE0000"/>
-          <w:sz w:val="24"/>
-        </w:rPr>
-        <w:t>rovided)</w:t>
-      </w:r>
-    </w:p>
-    <w:p>
-      <w:pPr>
-        <w:widowControl w:val="0"/>
-        <w:spacing w:after="100" w:line="210" w:lineRule="exact"/>
-        <w:ind w:left="259" w:right="72"/>
-      </w:pPr>
-      <w:r>
-        <w:rPr>
-          <w:rFonts w:ascii="Courier New" w:eastAsia="Courier New" w:hAnsi="Courier New"/>
-          <w:noProof/>
-          <w:sz w:val="18"/>
-        </w:rPr>
-        <w:t>│</w:t>
-      </w:r>
-      <w:r>
-        <w:rPr>
-          <w:rFonts w:ascii="Courier New" w:eastAsia="Courier New" w:hAnsi="Courier New"/>
-          <w:noProof/>
-          <w:sz w:val="18"/>
-        </w:rPr>
-        <w:br/>
-        <w:t>├── IC-001 Initialize Time</w:t>
-      </w:r>
-      <w:r>
-        <w:rPr>
-          <w:rFonts w:ascii="Courier New" w:eastAsia="Courier New" w:hAnsi="Courier New"/>
-          <w:noProof/>
-          <w:sz w:val="18"/>
-        </w:rPr>
-        <w:br/>
-        <w:t>│   └── At initialization, t shall equal 0.0 seconds.</w:t>
-      </w:r>
-      <w:r>
-        <w:rPr>
-          <w:rFonts w:ascii="Courier New" w:eastAsia="Courier New" w:hAnsi="Courier New"/>
-          <w:noProof/>
-          <w:sz w:val="18"/>
-        </w:rPr>
-        <w:br/>
-        <w:t>│</w:t>
-      </w:r>
-      <w:r>
-        <w:rPr>
-          <w:rFonts w:ascii="Courier New" w:eastAsia="Courier New" w:hAnsi="Courier New"/>
-          <w:noProof/>
-          <w:sz w:val="18"/>
-        </w:rPr>
-        <w:br/>
-        <w:t>└── IC-002 Initialize Y</w:t>
-      </w:r>
-      <w:r>
-        <w:rPr>
-          <w:rFonts w:ascii="Courier New" w:eastAsia="Courier New" w:hAnsi="Courier New"/>
-          <w:noProof/>
-          <w:sz w:val="18"/>
-        </w:rPr>
-        <w:br/>
-        <w:t xml:space="preserve">    └── At initialization, y shall equal 0.0.</w:t>
-      </w:r>
-    </w:p>
-    <w:p>
-      <w:pPr>
-        <w:pStyle w:val="Heading3"/>
-        <w:spacing w:before="160" w:after="40"/>
-      </w:pPr>
+        <w:t>SystemRequirement</w:t>
+      </w:r>
       <w:r>
         <w:rPr>
           <w:rFonts w:ascii="Arial" w:eastAsia="Arial" w:hAnsi="Arial"/>
           <w:color w:val="000000"/>
           <w:sz w:val="24"/>
         </w:rPr>
-        <w:t>Software Requirements</w:t>
-      </w:r>
-    </w:p>
-    <w:p>
-      <w:pPr>
-        <w:widowControl w:val="0"/>
-        <w:spacing w:after="100" w:line="210" w:lineRule="exact"/>
-        <w:ind w:left="259" w:right="72"/>
-      </w:pPr>
-      <w:r>
-        <w:rPr>
-          <w:rFonts w:ascii="Courier New" w:eastAsia="Courier New" w:hAnsi="Courier New"/>
-          <w:noProof/>
-          <w:sz w:val="18"/>
-        </w:rPr>
-        <w:t>│</w:t>
-      </w:r>
-      <w:r>
-        <w:rPr>
-          <w:rFonts w:ascii="Courier New" w:eastAsia="Courier New" w:hAnsi="Courier New"/>
-          <w:noProof/>
-          <w:sz w:val="18"/>
-        </w:rPr>
-        <w:br/>
-        <w:t>├── HLR-001 Generate Time Signal</w:t>
-      </w:r>
-      <w:r>
-        <w:rPr>
-          <w:rFonts w:ascii="Courier New" w:eastAsia="Courier New" w:hAnsi="Courier New"/>
-          <w:noProof/>
-          <w:sz w:val="18"/>
-        </w:rPr>
-        <w:br/>
-        <w:t>│   └── The software shall generate a time signal from 0.0 s to 15.0 s in</w:t>
-      </w:r>
-      <w:r>
-        <w:rPr>
-          <w:rFonts w:ascii="Courier New" w:eastAsia="Courier New" w:hAnsi="Courier New"/>
-          <w:noProof/>
-          <w:sz w:val="18"/>
-        </w:rPr>
-        <w:br/>
-        <w:t>│       increments of 0.25 s.</w:t>
-      </w:r>
-      <w:r>
-        <w:rPr>
-          <w:rFonts w:ascii="Courier New" w:eastAsia="Courier New" w:hAnsi="Courier New"/>
-          <w:noProof/>
-          <w:sz w:val="18"/>
-        </w:rPr>
-        <w:br/>
-        <w:t>│</w:t>
-      </w:r>
-      <w:r>
-        <w:rPr>
-          <w:rFonts w:ascii="Courier New" w:eastAsia="Courier New" w:hAnsi="Courier New"/>
-          <w:noProof/>
-          <w:sz w:val="18"/>
-        </w:rPr>
-        <w:br/>
-        <w:t>├── HLR-002 Compute Polynomial</w:t>
-      </w:r>
-      <w:r>
-        <w:rPr>
-          <w:rFonts w:ascii="Courier New" w:eastAsia="Courier New" w:hAnsi="Courier New"/>
-          <w:noProof/>
-          <w:sz w:val="18"/>
-        </w:rPr>
-        <w:br/>
-        <w:t>│   └── The software shall compute:</w:t>
-      </w:r>
-      <w:r>
-        <w:rPr>
-          <w:rFonts w:ascii="Courier New" w:eastAsia="Courier New" w:hAnsi="Courier New"/>
-          <w:noProof/>
-          <w:sz w:val="18"/>
-        </w:rPr>
-        <w:br/>
-        <w:t>│</w:t>
-      </w:r>
-      <w:r>
-        <w:rPr>
-          <w:rFonts w:ascii="Courier New" w:eastAsia="Courier New" w:hAnsi="Courier New"/>
-          <w:noProof/>
-          <w:sz w:val="18"/>
-        </w:rPr>
-        <w:br/>
-        <w:t>│       y = COEFF_A*t² + COEFF_B*t + COEFF_C</w:t>
-      </w:r>
-      <w:r>
-        <w:rPr>
-          <w:rFonts w:ascii="Courier New" w:eastAsia="Courier New" w:hAnsi="Courier New"/>
-          <w:noProof/>
-          <w:sz w:val="18"/>
-        </w:rPr>
-        <w:br/>
-        <w:t>│</w:t>
-      </w:r>
-      <w:r>
-        <w:rPr>
-          <w:rFonts w:ascii="Courier New" w:eastAsia="Courier New" w:hAnsi="Courier New"/>
-          <w:noProof/>
-          <w:sz w:val="18"/>
-        </w:rPr>
-        <w:br/>
-        <w:t>│       where:</w:t>
-      </w:r>
-      <w:r>
-        <w:rPr>
-          <w:rFonts w:ascii="Courier New" w:eastAsia="Courier New" w:hAnsi="Courier New"/>
-          <w:noProof/>
-          <w:sz w:val="18"/>
-        </w:rPr>
-        <w:br/>
-        <w:t>│       COEFF_A = 1</w:t>
-      </w:r>
-      <w:r>
-        <w:rPr>
-          <w:rFonts w:ascii="Courier New" w:eastAsia="Courier New" w:hAnsi="Courier New"/>
-          <w:noProof/>
-          <w:sz w:val="18"/>
-        </w:rPr>
-        <w:br/>
-        <w:t>│       COEFF_B = -4</w:t>
-      </w:r>
-      <w:r>
-        <w:rPr>
-          <w:rFonts w:ascii="Courier New" w:eastAsia="Courier New" w:hAnsi="Courier New"/>
-          <w:noProof/>
-          <w:sz w:val="18"/>
-        </w:rPr>
-        <w:br/>
-        <w:t>│       COEFF_C = 21</w:t>
-      </w:r>
-      <w:r>
-        <w:rPr>
-          <w:rFonts w:ascii="Courier New" w:eastAsia="Courier New" w:hAnsi="Courier New"/>
-          <w:noProof/>
-          <w:sz w:val="18"/>
-        </w:rPr>
-        <w:br/>
-        <w:t>│</w:t>
-      </w:r>
-      <w:r>
-        <w:rPr>
-          <w:rFonts w:ascii="Courier New" w:eastAsia="Courier New" w:hAnsi="Courier New"/>
-          <w:noProof/>
-          <w:sz w:val="18"/>
-        </w:rPr>
-        <w:br/>
-        <w:t>├── HLR-003 Store Y as Float</w:t>
-      </w:r>
-      <w:r>
-        <w:rPr>
-          <w:rFonts w:ascii="Courier New" w:eastAsia="Courier New" w:hAnsi="Courier New"/>
-          <w:noProof/>
-          <w:sz w:val="18"/>
-        </w:rPr>
-        <w:br/>
-        <w:t>│   └── The software shall store y as a floating-point value.</w:t>
-      </w:r>
-      <w:r>
-        <w:rPr>
-          <w:rFonts w:ascii="Courier New" w:eastAsia="Courier New" w:hAnsi="Courier New"/>
-          <w:noProof/>
-          <w:sz w:val="18"/>
-        </w:rPr>
-        <w:br/>
-        <w:t>│</w:t>
-      </w:r>
-      <w:r>
-        <w:rPr>
-          <w:rFonts w:ascii="Courier New" w:eastAsia="Courier New" w:hAnsi="Courier New"/>
-          <w:noProof/>
-          <w:sz w:val="18"/>
-        </w:rPr>
-        <w:br/>
-        <w:t>└── HLR-004 Output Y</w:t>
-      </w:r>
-      <w:r>
-        <w:rPr>
-          <w:rFonts w:ascii="Courier New" w:eastAsia="Courier New" w:hAnsi="Courier New"/>
-          <w:noProof/>
-          <w:sz w:val="18"/>
-        </w:rPr>
-        <w:br/>
-        <w:t xml:space="preserve">    └── The software shall provide y at the output interface.</w:t>
-      </w:r>
-    </w:p>
-    <w:p>
-      <w:pPr>
-        <w:pStyle w:val="Heading3"/>
-        <w:spacing w:before="160" w:after="40"/>
-      </w:pPr>
+        <w:t>s.slreqx</w:t>
+      </w:r>
       <w:r>
         <w:rPr>
           <w:rFonts w:ascii="Arial" w:eastAsia="Arial" w:hAnsi="Arial"/>
           <w:color w:val="000000"/>
           <w:sz w:val="24"/>
         </w:rPr>
+        <w:tab/>
+      </w:r>
+      <w:r>
+        <w:rPr>
+          <w:rFonts w:ascii="Arial" w:eastAsia="Arial" w:hAnsi="Arial"/>
+          <w:color w:val="000000"/>
+          <w:sz w:val="24"/>
+        </w:rPr>
+        <w:tab/>
+      </w:r>
+      <w:r>
+        <w:rPr>
+          <w:rFonts w:ascii="Arial" w:eastAsia="Arial" w:hAnsi="Arial"/>
+          <w:color w:val="000000"/>
+          <w:sz w:val="24"/>
+        </w:rPr>
+        <w:t>Structure</w:t>
+      </w:r>
+      <w:r>
+        <w:rPr>
+          <w:rFonts w:ascii="Arial" w:eastAsia="Arial" w:hAnsi="Arial"/>
+          <w:color w:val="000000"/>
+          <w:sz w:val="24"/>
+        </w:rPr>
+        <w:tab/>
+      </w:r>
+      <w:r>
+        <w:rPr>
+          <w:rFonts w:ascii="Arial" w:eastAsia="Arial" w:hAnsi="Arial"/>
+          <w:color w:val="000000"/>
+          <w:sz w:val="24"/>
+        </w:rPr>
+        <w:tab/>
+      </w:r>
+      <w:r>
+        <w:rPr>
+          <w:rFonts w:ascii="Arial" w:eastAsia="Arial" w:hAnsi="Arial"/>
+          <w:color w:val="000000"/>
+          <w:sz w:val="24"/>
+        </w:rPr>
+        <w:tab/>
+      </w:r>
+      <w:r>
+        <w:rPr>
+          <w:rFonts w:ascii="Arial" w:eastAsia="Arial" w:hAnsi="Arial"/>
+          <w:color w:val="000000"/>
+          <w:sz w:val="24"/>
+        </w:rPr>
+        <w:t>Tracing</w:t>
+      </w:r>
+    </w:p>
+    <w:p>
+      <w:pPr>
+        <w:widowControl w:val="0"/>
+        <w:spacing w:after="0" w:line="210" w:lineRule="exact"/>
+        <w:ind w:left="259" w:right="72"/>
+        <w:rPr>
+          <w:rFonts w:ascii="Courier New" w:eastAsia="Courier New" w:hAnsi="Courier New"/>
+          <w:b/>
+          <w:bCs/>
+          <w:noProof/>
+          <w:sz w:val="18"/>
+        </w:rPr>
+      </w:pPr>
+      <w:r>
+        <w:rPr>
+          <w:rFonts w:ascii="Courier New" w:eastAsia="Courier New" w:hAnsi="Courier New"/>
+          <w:noProof/>
+          <w:sz w:val="18"/>
+        </w:rPr>
+        <w:t>│</w:t>
+      </w:r>
+      <w:r>
+        <w:rPr>
+          <w:rFonts w:ascii="Courier New" w:eastAsia="Courier New" w:hAnsi="Courier New"/>
+          <w:noProof/>
+          <w:sz w:val="18"/>
+        </w:rPr>
+        <w:br/>
+      </w:r>
+      <w:r>
+        <w:rPr>
+          <w:rFonts w:ascii="Courier New" w:eastAsia="Courier New" w:hAnsi="Courier New"/>
+          <w:noProof/>
+          <w:sz w:val="18"/>
+        </w:rPr>
+        <w:t>└</w:t>
+      </w:r>
+      <w:r>
+        <w:rPr>
+          <w:rFonts w:ascii="Courier New" w:eastAsia="Courier New" w:hAnsi="Courier New"/>
+          <w:noProof/>
+          <w:sz w:val="18"/>
+        </w:rPr>
+        <w:t xml:space="preserve">── </w:t>
+      </w:r>
+      <w:r>
+        <w:rPr>
+          <w:rFonts w:ascii="Courier New" w:eastAsia="Courier New" w:hAnsi="Courier New"/>
+          <w:b/>
+          <w:bCs/>
+          <w:noProof/>
+          <w:sz w:val="18"/>
+        </w:rPr>
+        <w:t xml:space="preserve">SR-001 Equation 1 Calculation </w:t>
+      </w:r>
+      <w:r>
+        <w:rPr>
+          <w:rFonts w:ascii="Courier New" w:eastAsia="Courier New" w:hAnsi="Courier New"/>
+          <w:b/>
+          <w:bCs/>
+          <w:noProof/>
+          <w:sz w:val="18"/>
+        </w:rPr>
+        <w:t xml:space="preserve"> </w:t>
+      </w:r>
+      <w:r>
+        <w:rPr>
+          <w:rFonts w:ascii="Courier New" w:eastAsia="Courier New" w:hAnsi="Courier New"/>
+          <w:b/>
+          <w:bCs/>
+          <w:noProof/>
+          <w:sz w:val="18"/>
+        </w:rPr>
+        <w:tab/>
+      </w:r>
+      <w:r>
+        <w:rPr>
+          <w:rFonts w:ascii="Courier New" w:eastAsia="Courier New" w:hAnsi="Courier New"/>
+          <w:b/>
+          <w:bCs/>
+          <w:noProof/>
+          <w:sz w:val="18"/>
+        </w:rPr>
+        <w:tab/>
+      </w:r>
+      <w:r>
+        <w:rPr>
+          <w:rFonts w:ascii="Courier New" w:eastAsia="Courier New" w:hAnsi="Courier New"/>
+          <w:noProof/>
+          <w:sz w:val="18"/>
+        </w:rPr>
+        <w:t>Type: Container</w:t>
+      </w:r>
+      <w:r>
+        <w:rPr>
+          <w:rFonts w:ascii="Courier New" w:eastAsia="Courier New" w:hAnsi="Courier New"/>
+          <w:b/>
+          <w:bCs/>
+          <w:noProof/>
+          <w:sz w:val="18"/>
+        </w:rPr>
+        <w:tab/>
+      </w:r>
+      <w:r>
+        <w:rPr>
+          <w:rFonts w:ascii="Courier New" w:eastAsia="Courier New" w:hAnsi="Courier New"/>
+          <w:b/>
+          <w:bCs/>
+          <w:noProof/>
+          <w:sz w:val="18"/>
+        </w:rPr>
+        <w:tab/>
+      </w:r>
+      <w:r>
+        <w:rPr>
+          <w:rFonts w:ascii="Courier New" w:eastAsia="Courier New" w:hAnsi="Courier New"/>
+          <w:noProof/>
+          <w:sz w:val="18"/>
+        </w:rPr>
+        <w:t>No</w:t>
+      </w:r>
+      <w:r>
+        <w:rPr>
+          <w:rFonts w:ascii="Courier New" w:eastAsia="Courier New" w:hAnsi="Courier New"/>
+          <w:b/>
+          <w:bCs/>
+          <w:noProof/>
+          <w:sz w:val="18"/>
+        </w:rPr>
+        <w:br/>
+      </w:r>
+      <w:r>
+        <w:rPr>
+          <w:rFonts w:ascii="Courier New" w:eastAsia="Courier New" w:hAnsi="Courier New"/>
+          <w:noProof/>
+          <w:sz w:val="18"/>
+        </w:rPr>
+        <w:t xml:space="preserve"> </w:t>
+      </w:r>
+      <w:r>
+        <w:rPr>
+          <w:rFonts w:ascii="Courier New" w:eastAsia="Courier New" w:hAnsi="Courier New"/>
+          <w:noProof/>
+          <w:sz w:val="18"/>
+        </w:rPr>
+        <w:t xml:space="preserve">   </w:t>
+      </w:r>
+      <w:r>
+        <w:rPr>
+          <w:rFonts w:ascii="Courier New" w:eastAsia="Courier New" w:hAnsi="Courier New"/>
+          <w:noProof/>
+          <w:sz w:val="18"/>
+        </w:rPr>
+        <w:t>│</w:t>
+      </w:r>
+      <w:r>
+        <w:rPr>
+          <w:rFonts w:ascii="Courier New" w:eastAsia="Courier New" w:hAnsi="Courier New"/>
+          <w:noProof/>
+          <w:sz w:val="18"/>
+        </w:rPr>
+        <w:br/>
+      </w:r>
+      <w:r>
+        <w:rPr>
+          <w:rFonts w:ascii="Courier New" w:eastAsia="Courier New" w:hAnsi="Courier New"/>
+          <w:noProof/>
+          <w:sz w:val="18"/>
+        </w:rPr>
+        <w:t xml:space="preserve"> </w:t>
+      </w:r>
+      <w:r>
+        <w:rPr>
+          <w:rFonts w:ascii="Courier New" w:eastAsia="Courier New" w:hAnsi="Courier New"/>
+          <w:noProof/>
+          <w:sz w:val="18"/>
+        </w:rPr>
+        <w:t xml:space="preserve">   </w:t>
+      </w:r>
+      <w:r>
+        <w:rPr>
+          <w:rFonts w:ascii="Courier New" w:eastAsia="Courier New" w:hAnsi="Courier New"/>
+          <w:noProof/>
+          <w:sz w:val="18"/>
+        </w:rPr>
+        <w:t xml:space="preserve">├── </w:t>
+      </w:r>
+      <w:r>
+        <w:rPr>
+          <w:rFonts w:ascii="Courier New" w:eastAsia="Courier New" w:hAnsi="Courier New"/>
+          <w:b/>
+          <w:bCs/>
+          <w:noProof/>
+          <w:sz w:val="18"/>
+        </w:rPr>
+        <w:t xml:space="preserve">Interface Requirements </w:t>
+      </w:r>
+      <w:r>
+        <w:rPr>
+          <w:rFonts w:ascii="Courier New" w:eastAsia="Courier New" w:hAnsi="Courier New"/>
+          <w:b/>
+          <w:bCs/>
+          <w:noProof/>
+          <w:sz w:val="18"/>
+        </w:rPr>
+        <w:tab/>
+      </w:r>
+      <w:r>
+        <w:rPr>
+          <w:rFonts w:ascii="Courier New" w:eastAsia="Courier New" w:hAnsi="Courier New"/>
+          <w:b/>
+          <w:bCs/>
+          <w:noProof/>
+          <w:sz w:val="18"/>
+        </w:rPr>
+        <w:tab/>
+      </w:r>
+      <w:r>
+        <w:rPr>
+          <w:rFonts w:ascii="Courier New" w:eastAsia="Courier New" w:hAnsi="Courier New"/>
+          <w:noProof/>
+          <w:sz w:val="18"/>
+        </w:rPr>
+        <w:t>Type: Container</w:t>
+      </w:r>
+      <w:r>
+        <w:rPr>
+          <w:rFonts w:ascii="Courier New" w:eastAsia="Courier New" w:hAnsi="Courier New"/>
+          <w:b/>
+          <w:bCs/>
+          <w:noProof/>
+          <w:sz w:val="18"/>
+        </w:rPr>
+        <w:tab/>
+      </w:r>
+      <w:r>
+        <w:rPr>
+          <w:rFonts w:ascii="Courier New" w:eastAsia="Courier New" w:hAnsi="Courier New"/>
+          <w:b/>
+          <w:bCs/>
+          <w:noProof/>
+          <w:sz w:val="18"/>
+        </w:rPr>
+        <w:tab/>
+      </w:r>
+      <w:r>
+        <w:rPr>
+          <w:rFonts w:ascii="Courier New" w:eastAsia="Courier New" w:hAnsi="Courier New"/>
+          <w:noProof/>
+          <w:sz w:val="18"/>
+        </w:rPr>
+        <w:t>No</w:t>
+      </w:r>
+    </w:p>
+    <w:p>
+      <w:pPr>
+        <w:widowControl w:val="0"/>
+        <w:spacing w:after="0" w:line="210" w:lineRule="exact"/>
+        <w:ind w:left="259" w:right="72"/>
+        <w:rPr>
+          <w:rFonts w:ascii="Courier New" w:eastAsia="Courier New" w:hAnsi="Courier New"/>
+          <w:noProof/>
+          <w:sz w:val="18"/>
+        </w:rPr>
+      </w:pPr>
+      <w:r>
+        <w:rPr>
+          <w:rFonts w:ascii="Courier New" w:eastAsia="Courier New" w:hAnsi="Courier New"/>
+          <w:noProof/>
+          <w:sz w:val="18"/>
+        </w:rPr>
+        <w:t xml:space="preserve"> </w:t>
+      </w:r>
+      <w:r>
+        <w:rPr>
+          <w:rFonts w:ascii="Courier New" w:eastAsia="Courier New" w:hAnsi="Courier New"/>
+          <w:noProof/>
+          <w:sz w:val="18"/>
+        </w:rPr>
+        <w:t xml:space="preserve">   </w:t>
+      </w:r>
+      <w:r>
+        <w:rPr>
+          <w:rFonts w:ascii="Courier New" w:eastAsia="Courier New" w:hAnsi="Courier New"/>
+          <w:noProof/>
+          <w:sz w:val="18"/>
+        </w:rPr>
+        <w:t xml:space="preserve">│   </w:t>
+      </w:r>
+      <w:r>
+        <w:rPr>
+          <w:rFonts w:ascii="Courier New" w:eastAsia="Courier New" w:hAnsi="Courier New"/>
+          <w:noProof/>
+          <w:sz w:val="18"/>
+        </w:rPr>
+        <w:t>├</w:t>
+      </w:r>
+      <w:r>
+        <w:rPr>
+          <w:rFonts w:ascii="Courier New" w:eastAsia="Courier New" w:hAnsi="Courier New"/>
+          <w:noProof/>
+          <w:sz w:val="18"/>
+        </w:rPr>
+        <w:t xml:space="preserve">── </w:t>
+      </w:r>
+      <w:r>
+        <w:rPr>
+          <w:rFonts w:ascii="Courier New" w:eastAsia="Courier New" w:hAnsi="Courier New"/>
+          <w:noProof/>
+          <w:sz w:val="18"/>
+        </w:rPr>
+        <w:t xml:space="preserve">IR-001 Time Input </w:t>
+      </w:r>
+      <w:r>
+        <w:rPr>
+          <w:rFonts w:ascii="Courier New" w:eastAsia="Courier New" w:hAnsi="Courier New"/>
+          <w:noProof/>
+          <w:sz w:val="18"/>
+        </w:rPr>
+        <w:tab/>
+      </w:r>
+      <w:r>
+        <w:rPr>
+          <w:rFonts w:ascii="Courier New" w:eastAsia="Courier New" w:hAnsi="Courier New"/>
+          <w:noProof/>
+          <w:sz w:val="18"/>
+        </w:rPr>
+        <w:tab/>
+      </w:r>
+      <w:r>
+        <w:rPr>
+          <w:rFonts w:ascii="Courier New" w:eastAsia="Courier New" w:hAnsi="Courier New"/>
+          <w:noProof/>
+          <w:sz w:val="18"/>
+        </w:rPr>
+        <w:tab/>
+        <w:t>Type: Informational</w:t>
+      </w:r>
+      <w:r>
+        <w:rPr>
+          <w:rFonts w:ascii="Courier New" w:eastAsia="Courier New" w:hAnsi="Courier New"/>
+          <w:noProof/>
+          <w:sz w:val="18"/>
+        </w:rPr>
+        <w:tab/>
+      </w:r>
+      <w:r>
+        <w:rPr>
+          <w:rFonts w:ascii="Courier New" w:eastAsia="Courier New" w:hAnsi="Courier New"/>
+          <w:noProof/>
+          <w:sz w:val="18"/>
+        </w:rPr>
+        <w:tab/>
+      </w:r>
+      <w:r>
+        <w:rPr>
+          <w:rFonts w:ascii="Courier New" w:eastAsia="Courier New" w:hAnsi="Courier New"/>
+          <w:noProof/>
+          <w:sz w:val="18"/>
+        </w:rPr>
+        <w:t>No</w:t>
+      </w:r>
+      <w:r>
+        <w:rPr>
+          <w:rFonts w:ascii="Courier New" w:eastAsia="Courier New" w:hAnsi="Courier New"/>
+          <w:noProof/>
+          <w:sz w:val="18"/>
+        </w:rPr>
+        <w:br/>
+      </w:r>
+      <w:r>
+        <w:rPr>
+          <w:rFonts w:ascii="Courier New" w:eastAsia="Courier New" w:hAnsi="Courier New"/>
+          <w:noProof/>
+          <w:sz w:val="18"/>
+        </w:rPr>
+        <w:t xml:space="preserve"> </w:t>
+      </w:r>
+      <w:r>
+        <w:rPr>
+          <w:rFonts w:ascii="Courier New" w:eastAsia="Courier New" w:hAnsi="Courier New"/>
+          <w:noProof/>
+          <w:sz w:val="18"/>
+        </w:rPr>
+        <w:t xml:space="preserve">   </w:t>
+      </w:r>
+      <w:r>
+        <w:rPr>
+          <w:rFonts w:ascii="Courier New" w:eastAsia="Courier New" w:hAnsi="Courier New"/>
+          <w:noProof/>
+          <w:sz w:val="18"/>
+        </w:rPr>
+        <w:t xml:space="preserve">│   └── IR-002 Y Output </w:t>
+      </w:r>
+      <w:r>
+        <w:rPr>
+          <w:rFonts w:ascii="Courier New" w:eastAsia="Courier New" w:hAnsi="Courier New"/>
+          <w:noProof/>
+          <w:sz w:val="18"/>
+        </w:rPr>
+        <w:tab/>
+      </w:r>
+      <w:r>
+        <w:rPr>
+          <w:rFonts w:ascii="Courier New" w:eastAsia="Courier New" w:hAnsi="Courier New"/>
+          <w:noProof/>
+          <w:sz w:val="18"/>
+        </w:rPr>
+        <w:tab/>
+      </w:r>
+      <w:r>
+        <w:rPr>
+          <w:rFonts w:ascii="Courier New" w:eastAsia="Courier New" w:hAnsi="Courier New"/>
+          <w:noProof/>
+          <w:sz w:val="18"/>
+        </w:rPr>
+        <w:tab/>
+        <w:t xml:space="preserve">Type: </w:t>
+      </w:r>
+      <w:r>
+        <w:rPr>
+          <w:rFonts w:ascii="Courier New" w:eastAsia="Courier New" w:hAnsi="Courier New"/>
+          <w:noProof/>
+          <w:sz w:val="18"/>
+        </w:rPr>
+        <w:t>Informational</w:t>
+      </w:r>
+      <w:r>
+        <w:rPr>
+          <w:rFonts w:ascii="Courier New" w:eastAsia="Courier New" w:hAnsi="Courier New"/>
+          <w:noProof/>
+          <w:sz w:val="18"/>
+        </w:rPr>
+        <w:tab/>
+      </w:r>
+      <w:r>
+        <w:rPr>
+          <w:rFonts w:ascii="Courier New" w:eastAsia="Courier New" w:hAnsi="Courier New"/>
+          <w:noProof/>
+          <w:sz w:val="18"/>
+        </w:rPr>
+        <w:tab/>
+      </w:r>
+      <w:r>
+        <w:rPr>
+          <w:rFonts w:ascii="Courier New" w:eastAsia="Courier New" w:hAnsi="Courier New"/>
+          <w:noProof/>
+          <w:sz w:val="18"/>
+        </w:rPr>
+        <w:t>No</w:t>
+      </w:r>
+    </w:p>
+    <w:p>
+      <w:pPr>
+        <w:widowControl w:val="0"/>
+        <w:spacing w:after="0" w:line="210" w:lineRule="exact"/>
+        <w:ind w:left="259" w:right="72"/>
+        <w:rPr>
+          <w:rFonts w:ascii="Courier New" w:eastAsia="Courier New" w:hAnsi="Courier New"/>
+          <w:noProof/>
+          <w:sz w:val="18"/>
+        </w:rPr>
+      </w:pPr>
+      <w:r>
+        <w:rPr>
+          <w:rFonts w:ascii="Courier New" w:eastAsia="Courier New" w:hAnsi="Courier New"/>
+          <w:noProof/>
+          <w:sz w:val="18"/>
+        </w:rPr>
+        <w:t xml:space="preserve"> </w:t>
+      </w:r>
+      <w:r>
+        <w:rPr>
+          <w:rFonts w:ascii="Courier New" w:eastAsia="Courier New" w:hAnsi="Courier New"/>
+          <w:noProof/>
+          <w:sz w:val="18"/>
+        </w:rPr>
+        <w:t xml:space="preserve">   │    </w:t>
+      </w:r>
+      <w:r>
+        <w:rPr>
+          <w:rFonts w:ascii="Courier New" w:eastAsia="Courier New" w:hAnsi="Courier New"/>
+          <w:noProof/>
+          <w:sz w:val="18"/>
+        </w:rPr>
+        <w:br/>
+      </w:r>
+      <w:r>
+        <w:rPr>
+          <w:rFonts w:ascii="Courier New" w:eastAsia="Courier New" w:hAnsi="Courier New"/>
+          <w:noProof/>
+          <w:sz w:val="18"/>
+        </w:rPr>
+        <w:t xml:space="preserve"> </w:t>
+      </w:r>
+      <w:r>
+        <w:rPr>
+          <w:rFonts w:ascii="Courier New" w:eastAsia="Courier New" w:hAnsi="Courier New"/>
+          <w:noProof/>
+          <w:sz w:val="18"/>
+        </w:rPr>
+        <w:t xml:space="preserve">   ├── </w:t>
+      </w:r>
+      <w:r>
+        <w:rPr>
+          <w:rFonts w:ascii="Courier New" w:eastAsia="Courier New" w:hAnsi="Courier New"/>
+          <w:b/>
+          <w:bCs/>
+          <w:noProof/>
+          <w:sz w:val="18"/>
+        </w:rPr>
+        <w:t xml:space="preserve">Functional Requirements </w:t>
+      </w:r>
+      <w:r>
+        <w:rPr>
+          <w:rFonts w:ascii="Courier New" w:eastAsia="Courier New" w:hAnsi="Courier New"/>
+          <w:b/>
+          <w:bCs/>
+          <w:noProof/>
+          <w:sz w:val="18"/>
+        </w:rPr>
+        <w:tab/>
+      </w:r>
+      <w:r>
+        <w:rPr>
+          <w:rFonts w:ascii="Courier New" w:eastAsia="Courier New" w:hAnsi="Courier New"/>
+          <w:b/>
+          <w:bCs/>
+          <w:noProof/>
+          <w:sz w:val="18"/>
+        </w:rPr>
+        <w:tab/>
+      </w:r>
+      <w:r>
+        <w:rPr>
+          <w:rFonts w:ascii="Courier New" w:eastAsia="Courier New" w:hAnsi="Courier New"/>
+          <w:noProof/>
+          <w:sz w:val="18"/>
+        </w:rPr>
+        <w:t>Type: Container</w:t>
+      </w:r>
+      <w:r>
+        <w:rPr>
+          <w:rFonts w:ascii="Courier New" w:eastAsia="Courier New" w:hAnsi="Courier New"/>
+          <w:b/>
+          <w:bCs/>
+          <w:noProof/>
+          <w:sz w:val="18"/>
+        </w:rPr>
+        <w:tab/>
+      </w:r>
+      <w:r>
+        <w:rPr>
+          <w:rFonts w:ascii="Courier New" w:eastAsia="Courier New" w:hAnsi="Courier New"/>
+          <w:b/>
+          <w:bCs/>
+          <w:noProof/>
+          <w:sz w:val="18"/>
+        </w:rPr>
+        <w:tab/>
+      </w:r>
+      <w:r>
+        <w:rPr>
+          <w:rFonts w:ascii="Courier New" w:eastAsia="Courier New" w:hAnsi="Courier New"/>
+          <w:noProof/>
+          <w:sz w:val="18"/>
+        </w:rPr>
+        <w:t>No</w:t>
+      </w:r>
+    </w:p>
+    <w:p>
+      <w:pPr>
+        <w:widowControl w:val="0"/>
+        <w:spacing w:after="0" w:line="210" w:lineRule="exact"/>
+        <w:ind w:left="259" w:right="72"/>
+        <w:rPr>
+          <w:rFonts w:ascii="Courier New" w:eastAsia="Courier New" w:hAnsi="Courier New"/>
+          <w:noProof/>
+          <w:sz w:val="18"/>
+        </w:rPr>
+      </w:pPr>
+      <w:r>
+        <w:rPr>
+          <w:rFonts w:ascii="Courier New" w:eastAsia="Courier New" w:hAnsi="Courier New"/>
+          <w:noProof/>
+          <w:sz w:val="18"/>
+        </w:rPr>
+        <w:t xml:space="preserve"> </w:t>
+      </w:r>
+      <w:r>
+        <w:rPr>
+          <w:rFonts w:ascii="Courier New" w:eastAsia="Courier New" w:hAnsi="Courier New"/>
+          <w:noProof/>
+          <w:sz w:val="18"/>
+        </w:rPr>
+        <w:t xml:space="preserve">   │   </w:t>
+      </w:r>
+      <w:r>
+        <w:rPr>
+          <w:rFonts w:ascii="Courier New" w:eastAsia="Courier New" w:hAnsi="Courier New"/>
+          <w:noProof/>
+          <w:sz w:val="18"/>
+        </w:rPr>
+        <w:t>└</w:t>
+      </w:r>
+      <w:r>
+        <w:rPr>
+          <w:rFonts w:ascii="Courier New" w:eastAsia="Courier New" w:hAnsi="Courier New"/>
+          <w:noProof/>
+          <w:sz w:val="18"/>
+        </w:rPr>
+        <w:t xml:space="preserve">── FR-001 Calculate Y </w:t>
+      </w:r>
+      <w:r>
+        <w:rPr>
+          <w:rFonts w:ascii="Courier New" w:eastAsia="Courier New" w:hAnsi="Courier New"/>
+          <w:noProof/>
+          <w:sz w:val="18"/>
+        </w:rPr>
+        <w:tab/>
+      </w:r>
+      <w:r>
+        <w:rPr>
+          <w:rFonts w:ascii="Courier New" w:eastAsia="Courier New" w:hAnsi="Courier New"/>
+          <w:noProof/>
+          <w:sz w:val="18"/>
+        </w:rPr>
+        <w:tab/>
+        <w:t>Type: Functional</w:t>
+      </w:r>
+      <w:r>
+        <w:rPr>
+          <w:rFonts w:ascii="Courier New" w:eastAsia="Courier New" w:hAnsi="Courier New"/>
+          <w:noProof/>
+          <w:sz w:val="18"/>
+        </w:rPr>
+        <w:tab/>
+      </w:r>
+      <w:r>
+        <w:rPr>
+          <w:rFonts w:ascii="Courier New" w:eastAsia="Courier New" w:hAnsi="Courier New"/>
+          <w:noProof/>
+          <w:sz w:val="18"/>
+        </w:rPr>
+        <w:tab/>
+      </w:r>
+      <w:r>
+        <w:rPr>
+          <w:rFonts w:ascii="Courier New" w:eastAsia="Courier New" w:hAnsi="Courier New"/>
+          <w:noProof/>
+          <w:sz w:val="18"/>
+        </w:rPr>
+        <w:t>Yes</w:t>
+      </w:r>
+      <w:r>
+        <w:rPr>
+          <w:rFonts w:ascii="Courier New" w:eastAsia="Courier New" w:hAnsi="Courier New"/>
+          <w:noProof/>
+          <w:sz w:val="18"/>
+        </w:rPr>
+        <w:br/>
+        <w:t xml:space="preserve">   </w:t>
+      </w:r>
+      <w:r>
+        <w:rPr>
+          <w:rFonts w:ascii="Courier New" w:eastAsia="Courier New" w:hAnsi="Courier New"/>
+          <w:noProof/>
+          <w:sz w:val="18"/>
+        </w:rPr>
+        <w:t xml:space="preserve"> </w:t>
+      </w:r>
+      <w:r>
+        <w:rPr>
+          <w:rFonts w:ascii="Courier New" w:eastAsia="Courier New" w:hAnsi="Courier New"/>
+          <w:noProof/>
+          <w:sz w:val="18"/>
+        </w:rPr>
+        <w:t xml:space="preserve">│   </w:t>
+      </w:r>
+      <w:r>
+        <w:rPr>
+          <w:rFonts w:ascii="Courier New" w:eastAsia="Courier New" w:hAnsi="Courier New"/>
+          <w:noProof/>
+          <w:sz w:val="18"/>
+        </w:rPr>
+        <w:tab/>
+      </w:r>
+    </w:p>
+    <w:p>
+      <w:pPr>
+        <w:widowControl w:val="0"/>
+        <w:spacing w:after="0" w:line="210" w:lineRule="exact"/>
+        <w:ind w:left="259" w:right="72"/>
+        <w:rPr>
+          <w:rFonts w:ascii="Courier New" w:eastAsia="Courier New" w:hAnsi="Courier New"/>
+          <w:noProof/>
+          <w:sz w:val="18"/>
+        </w:rPr>
+      </w:pPr>
+      <w:r>
+        <w:rPr>
+          <w:rFonts w:ascii="Courier New" w:eastAsia="Courier New" w:hAnsi="Courier New"/>
+          <w:noProof/>
+          <w:sz w:val="18"/>
+        </w:rPr>
+        <w:t xml:space="preserve">  </w:t>
+      </w:r>
+      <w:r>
+        <w:rPr>
+          <w:rFonts w:ascii="Courier New" w:eastAsia="Courier New" w:hAnsi="Courier New"/>
+          <w:noProof/>
+          <w:sz w:val="18"/>
+        </w:rPr>
+        <w:t xml:space="preserve"> </w:t>
+      </w:r>
+      <w:r>
+        <w:rPr>
+          <w:rFonts w:ascii="Courier New" w:eastAsia="Courier New" w:hAnsi="Courier New"/>
+          <w:noProof/>
+          <w:sz w:val="18"/>
+        </w:rPr>
+        <w:t xml:space="preserve"> </w:t>
+      </w:r>
+      <w:r>
+        <w:rPr>
+          <w:rFonts w:ascii="Courier New" w:eastAsia="Courier New" w:hAnsi="Courier New"/>
+          <w:noProof/>
+          <w:sz w:val="18"/>
+        </w:rPr>
+        <w:t>└</w:t>
+      </w:r>
+      <w:r>
+        <w:rPr>
+          <w:rFonts w:ascii="Courier New" w:eastAsia="Courier New" w:hAnsi="Courier New"/>
+          <w:noProof/>
+          <w:sz w:val="18"/>
+        </w:rPr>
+        <w:t xml:space="preserve">── </w:t>
+      </w:r>
+      <w:r>
+        <w:rPr>
+          <w:rFonts w:ascii="Courier New" w:eastAsia="Courier New" w:hAnsi="Courier New"/>
+          <w:b/>
+          <w:bCs/>
+          <w:noProof/>
+          <w:sz w:val="18"/>
+        </w:rPr>
+        <w:t xml:space="preserve">Initial Conditions </w:t>
+      </w:r>
+      <w:r>
+        <w:rPr>
+          <w:rFonts w:ascii="Courier New" w:eastAsia="Courier New" w:hAnsi="Courier New"/>
+          <w:b/>
+          <w:bCs/>
+          <w:noProof/>
+          <w:sz w:val="18"/>
+        </w:rPr>
+        <w:tab/>
+      </w:r>
+      <w:r>
+        <w:rPr>
+          <w:rFonts w:ascii="Courier New" w:eastAsia="Courier New" w:hAnsi="Courier New"/>
+          <w:b/>
+          <w:bCs/>
+          <w:noProof/>
+          <w:sz w:val="18"/>
+        </w:rPr>
+        <w:tab/>
+      </w:r>
+      <w:r>
+        <w:rPr>
+          <w:rFonts w:ascii="Courier New" w:eastAsia="Courier New" w:hAnsi="Courier New"/>
+          <w:b/>
+          <w:bCs/>
+          <w:noProof/>
+          <w:sz w:val="18"/>
+        </w:rPr>
+        <w:tab/>
+        <w:t>Type: Container</w:t>
+      </w:r>
+      <w:r>
+        <w:rPr>
+          <w:rFonts w:ascii="Courier New" w:eastAsia="Courier New" w:hAnsi="Courier New"/>
+          <w:b/>
+          <w:bCs/>
+          <w:noProof/>
+          <w:sz w:val="18"/>
+        </w:rPr>
+        <w:tab/>
+      </w:r>
+      <w:r>
+        <w:rPr>
+          <w:rFonts w:ascii="Courier New" w:eastAsia="Courier New" w:hAnsi="Courier New"/>
+          <w:b/>
+          <w:bCs/>
+          <w:noProof/>
+          <w:sz w:val="18"/>
+        </w:rPr>
+        <w:tab/>
+      </w:r>
+      <w:r>
+        <w:rPr>
+          <w:rFonts w:ascii="Courier New" w:eastAsia="Courier New" w:hAnsi="Courier New"/>
+          <w:noProof/>
+          <w:sz w:val="18"/>
+        </w:rPr>
+        <w:t>No</w:t>
+      </w:r>
+    </w:p>
+    <w:p>
+      <w:pPr>
+        <w:widowControl w:val="0"/>
+        <w:spacing w:after="0" w:line="210" w:lineRule="exact"/>
+        <w:ind w:left="259" w:right="72"/>
+        <w:rPr>
+          <w:rFonts w:ascii="Courier New" w:eastAsia="Courier New" w:hAnsi="Courier New"/>
+          <w:noProof/>
+          <w:sz w:val="18"/>
+        </w:rPr>
+      </w:pPr>
+      <w:r>
+        <w:rPr>
+          <w:rFonts w:ascii="Courier New" w:eastAsia="Courier New" w:hAnsi="Courier New"/>
+          <w:noProof/>
+          <w:sz w:val="18"/>
+        </w:rPr>
+        <w:t xml:space="preserve">   </w:t>
+      </w:r>
+      <w:r>
+        <w:rPr>
+          <w:rFonts w:ascii="Courier New" w:eastAsia="Courier New" w:hAnsi="Courier New"/>
+          <w:noProof/>
+          <w:sz w:val="18"/>
+        </w:rPr>
+        <w:t xml:space="preserve">  </w:t>
+      </w:r>
+      <w:r>
+        <w:rPr>
+          <w:rFonts w:ascii="Courier New" w:eastAsia="Courier New" w:hAnsi="Courier New"/>
+          <w:noProof/>
+          <w:sz w:val="18"/>
+        </w:rPr>
+        <w:t xml:space="preserve">   ├── IC-001 Initialize Time</w:t>
+      </w:r>
+      <w:r>
+        <w:rPr>
+          <w:rFonts w:ascii="Courier New" w:eastAsia="Courier New" w:hAnsi="Courier New"/>
+          <w:noProof/>
+          <w:sz w:val="18"/>
+        </w:rPr>
+        <w:t xml:space="preserve"> </w:t>
+      </w:r>
+      <w:r>
+        <w:rPr>
+          <w:rFonts w:ascii="Courier New" w:eastAsia="Courier New" w:hAnsi="Courier New"/>
+          <w:noProof/>
+          <w:sz w:val="18"/>
+        </w:rPr>
+        <w:tab/>
+      </w:r>
+      <w:r>
+        <w:rPr>
+          <w:rFonts w:ascii="Courier New" w:eastAsia="Courier New" w:hAnsi="Courier New"/>
+          <w:noProof/>
+          <w:sz w:val="18"/>
+        </w:rPr>
+        <w:tab/>
+      </w:r>
+      <w:r>
+        <w:rPr>
+          <w:rFonts w:ascii="Courier New" w:eastAsia="Courier New" w:hAnsi="Courier New"/>
+          <w:noProof/>
+          <w:sz w:val="18"/>
+        </w:rPr>
+        <w:t>Type: Functional</w:t>
+      </w:r>
+      <w:r>
+        <w:rPr>
+          <w:rFonts w:ascii="Courier New" w:eastAsia="Courier New" w:hAnsi="Courier New"/>
+          <w:noProof/>
+          <w:sz w:val="18"/>
+        </w:rPr>
+        <w:tab/>
+      </w:r>
+      <w:r>
+        <w:rPr>
+          <w:rFonts w:ascii="Courier New" w:eastAsia="Courier New" w:hAnsi="Courier New"/>
+          <w:noProof/>
+          <w:sz w:val="18"/>
+        </w:rPr>
+        <w:tab/>
+      </w:r>
+      <w:r>
+        <w:rPr>
+          <w:rFonts w:ascii="Courier New" w:eastAsia="Courier New" w:hAnsi="Courier New"/>
+          <w:noProof/>
+          <w:sz w:val="18"/>
+        </w:rPr>
+        <w:t>Yes - Depends on Team</w:t>
+      </w:r>
+      <w:r>
+        <w:rPr>
+          <w:rFonts w:ascii="Courier New" w:eastAsia="Courier New" w:hAnsi="Courier New"/>
+          <w:noProof/>
+          <w:sz w:val="18"/>
+        </w:rPr>
+        <w:br/>
+      </w:r>
+      <w:r>
+        <w:rPr>
+          <w:rFonts w:ascii="Courier New" w:eastAsia="Courier New" w:hAnsi="Courier New"/>
+          <w:noProof/>
+          <w:sz w:val="18"/>
+        </w:rPr>
+        <w:t xml:space="preserve"> </w:t>
+      </w:r>
+      <w:r>
+        <w:rPr>
+          <w:rFonts w:ascii="Courier New" w:eastAsia="Courier New" w:hAnsi="Courier New"/>
+          <w:noProof/>
+          <w:sz w:val="18"/>
+        </w:rPr>
+        <w:t xml:space="preserve">   </w:t>
+      </w:r>
+      <w:r>
+        <w:rPr>
+          <w:rFonts w:ascii="Courier New" w:eastAsia="Courier New" w:hAnsi="Courier New"/>
+          <w:noProof/>
+          <w:sz w:val="18"/>
+        </w:rPr>
+        <w:t xml:space="preserve"> </w:t>
+      </w:r>
+      <w:r>
+        <w:rPr>
+          <w:rFonts w:ascii="Courier New" w:eastAsia="Courier New" w:hAnsi="Courier New"/>
+          <w:noProof/>
+          <w:sz w:val="18"/>
+        </w:rPr>
+        <w:t xml:space="preserve">   └── IC-002 Initialize Y </w:t>
+      </w:r>
+      <w:r>
+        <w:rPr>
+          <w:rFonts w:ascii="Courier New" w:eastAsia="Courier New" w:hAnsi="Courier New"/>
+          <w:noProof/>
+          <w:sz w:val="18"/>
+        </w:rPr>
+        <w:tab/>
+      </w:r>
+      <w:r>
+        <w:rPr>
+          <w:rFonts w:ascii="Courier New" w:eastAsia="Courier New" w:hAnsi="Courier New"/>
+          <w:noProof/>
+          <w:sz w:val="18"/>
+        </w:rPr>
+        <w:tab/>
+      </w:r>
+      <w:r>
+        <w:rPr>
+          <w:rFonts w:ascii="Courier New" w:eastAsia="Courier New" w:hAnsi="Courier New"/>
+          <w:noProof/>
+          <w:sz w:val="18"/>
+        </w:rPr>
+        <w:t>Type: Functional</w:t>
+      </w:r>
+      <w:r>
+        <w:rPr>
+          <w:rFonts w:ascii="Courier New" w:eastAsia="Courier New" w:hAnsi="Courier New"/>
+          <w:noProof/>
+          <w:sz w:val="18"/>
+        </w:rPr>
+        <w:tab/>
+      </w:r>
+      <w:r>
+        <w:rPr>
+          <w:rFonts w:ascii="Courier New" w:eastAsia="Courier New" w:hAnsi="Courier New"/>
+          <w:noProof/>
+          <w:sz w:val="18"/>
+        </w:rPr>
+        <w:tab/>
+      </w:r>
+      <w:r>
+        <w:rPr>
+          <w:rFonts w:ascii="Courier New" w:eastAsia="Courier New" w:hAnsi="Courier New"/>
+          <w:noProof/>
+          <w:sz w:val="18"/>
+        </w:rPr>
+        <w:t>Yes - Depends on Team</w:t>
+      </w:r>
+    </w:p>
+    <w:p>
+      <w:pPr>
+        <w:widowControl w:val="0"/>
+        <w:spacing w:after="0" w:line="210" w:lineRule="exact"/>
+        <w:ind w:left="259" w:right="72"/>
+        <w:rPr>
+          <w:rFonts w:ascii="Courier New" w:eastAsia="Courier New" w:hAnsi="Courier New"/>
+          <w:b/>
+          <w:bCs/>
+          <w:noProof/>
+          <w:sz w:val="18"/>
+        </w:rPr>
+      </w:pPr>
+    </w:p>
+    <w:p>
+      <w:pPr>
+        <w:pStyle w:val="Heading3"/>
+        <w:spacing w:before="160"/>
+        <w:rPr>
+          <w:rFonts w:ascii="Arial" w:eastAsia="Arial" w:hAnsi="Arial"/>
+          <w:color w:val="000000"/>
+          <w:sz w:val="24"/>
+        </w:rPr>
+      </w:pPr>
+      <w:r>
+        <w:rPr>
+          <w:rFonts w:ascii="Arial" w:eastAsia="Arial" w:hAnsi="Arial"/>
+          <w:color w:val="000000"/>
+          <w:sz w:val="24"/>
+        </w:rPr>
+        <w:t>ch2_ SystemRequirements.slreqx</w:t>
+      </w:r>
+      <w:r>
+        <w:rPr>
+          <w:rFonts w:ascii="Arial" w:eastAsia="Arial" w:hAnsi="Arial"/>
+          <w:color w:val="000000"/>
+          <w:sz w:val="24"/>
+        </w:rPr>
+        <w:tab/>
+      </w:r>
+      <w:r>
+        <w:rPr>
+          <w:rFonts w:ascii="Arial" w:eastAsia="Arial" w:hAnsi="Arial"/>
+          <w:color w:val="000000"/>
+          <w:sz w:val="24"/>
+        </w:rPr>
+        <w:tab/>
+        <w:t>Descriptions</w:t>
+      </w:r>
+    </w:p>
+    <w:p>
+      <w:pPr>
+        <w:widowControl w:val="0"/>
+        <w:spacing w:after="0" w:line="210" w:lineRule="exact"/>
+        <w:ind w:left="259" w:right="72"/>
+        <w:rPr>
+          <w:rFonts w:ascii="Courier New" w:eastAsia="Courier New" w:hAnsi="Courier New"/>
+          <w:noProof/>
+          <w:sz w:val="18"/>
+        </w:rPr>
+      </w:pPr>
+      <w:r>
+        <w:rPr>
+          <w:rFonts w:ascii="Courier New" w:eastAsia="Courier New" w:hAnsi="Courier New"/>
+          <w:noProof/>
+          <w:sz w:val="18"/>
+        </w:rPr>
+        <w:t>│</w:t>
+      </w:r>
+      <w:r>
+        <w:rPr>
+          <w:rFonts w:ascii="Courier New" w:eastAsia="Courier New" w:hAnsi="Courier New"/>
+          <w:noProof/>
+          <w:sz w:val="18"/>
+        </w:rPr>
+        <w:br/>
+        <w:t xml:space="preserve">└── </w:t>
+      </w:r>
+      <w:r>
+        <w:rPr>
+          <w:rFonts w:ascii="Courier New" w:eastAsia="Courier New" w:hAnsi="Courier New"/>
+          <w:b/>
+          <w:bCs/>
+          <w:noProof/>
+          <w:sz w:val="18"/>
+        </w:rPr>
+        <w:t>SR-001 Equation 1 Calculation</w:t>
+      </w:r>
+      <w:r>
+        <w:rPr>
+          <w:rFonts w:ascii="Courier New" w:eastAsia="Courier New" w:hAnsi="Courier New"/>
+          <w:b/>
+          <w:bCs/>
+          <w:noProof/>
+          <w:sz w:val="18"/>
+        </w:rPr>
+        <w:br/>
+      </w:r>
+      <w:r>
+        <w:rPr>
+          <w:rFonts w:ascii="Courier New" w:eastAsia="Courier New" w:hAnsi="Courier New"/>
+          <w:noProof/>
+          <w:sz w:val="18"/>
+        </w:rPr>
+        <w:t xml:space="preserve">    ├── The system shall generate output y according to: </w:t>
+      </w:r>
+      <w:r>
+        <w:rPr>
+          <w:rFonts w:ascii="Courier New" w:eastAsia="Courier New" w:hAnsi="Courier New"/>
+          <w:noProof/>
+          <w:sz w:val="18"/>
+        </w:rPr>
+        <w:br/>
+        <w:t xml:space="preserve">    │    </w:t>
+      </w:r>
+      <w:r>
+        <w:rPr>
+          <w:rFonts w:ascii="Courier New" w:eastAsia="Courier New" w:hAnsi="Courier New"/>
+          <w:noProof/>
+          <w:sz w:val="18"/>
+        </w:rPr>
+        <w:br/>
+        <w:t xml:space="preserve">    │   y = (t^2) – 4(t) + 21</w:t>
+      </w:r>
+      <w:r>
+        <w:rPr>
+          <w:rFonts w:ascii="Courier New" w:eastAsia="Courier New" w:hAnsi="Courier New"/>
+          <w:noProof/>
+          <w:sz w:val="18"/>
+        </w:rPr>
+        <w:br/>
+        <w:t xml:space="preserve">    │    </w:t>
+      </w:r>
+    </w:p>
+    <w:p>
+      <w:pPr>
+        <w:widowControl w:val="0"/>
+        <w:spacing w:after="0" w:line="210" w:lineRule="exact"/>
+        <w:ind w:left="259" w:right="72"/>
+        <w:rPr>
+          <w:rFonts w:ascii="Courier New" w:eastAsia="Courier New" w:hAnsi="Courier New"/>
+          <w:b/>
+          <w:bCs/>
+          <w:noProof/>
+          <w:sz w:val="18"/>
+        </w:rPr>
+      </w:pPr>
+      <w:r>
+        <w:rPr>
+          <w:rFonts w:ascii="Courier New" w:eastAsia="Courier New" w:hAnsi="Courier New"/>
+          <w:noProof/>
+          <w:sz w:val="18"/>
+        </w:rPr>
+        <w:t xml:space="preserve">    ├── </w:t>
+      </w:r>
+      <w:r>
+        <w:rPr>
+          <w:rFonts w:ascii="Courier New" w:eastAsia="Courier New" w:hAnsi="Courier New"/>
+          <w:b/>
+          <w:bCs/>
+          <w:noProof/>
+          <w:sz w:val="18"/>
+        </w:rPr>
+        <w:t>Interface Requirements</w:t>
+      </w:r>
+    </w:p>
+    <w:p>
+      <w:pPr>
+        <w:widowControl w:val="0"/>
+        <w:spacing w:after="0" w:line="210" w:lineRule="exact"/>
+        <w:ind w:left="259" w:right="72"/>
+        <w:rPr>
+          <w:rFonts w:ascii="Courier New" w:eastAsia="Courier New" w:hAnsi="Courier New"/>
+          <w:noProof/>
+          <w:sz w:val="18"/>
+        </w:rPr>
+      </w:pPr>
+      <w:r>
+        <w:rPr>
+          <w:rFonts w:ascii="Courier New" w:eastAsia="Courier New" w:hAnsi="Courier New"/>
+          <w:noProof/>
+          <w:sz w:val="18"/>
+        </w:rPr>
+        <w:t xml:space="preserve">    │   │</w:t>
+      </w:r>
+      <w:r>
+        <w:rPr>
+          <w:rFonts w:ascii="Courier New" w:eastAsia="Courier New" w:hAnsi="Courier New"/>
+          <w:noProof/>
+          <w:sz w:val="18"/>
+        </w:rPr>
+        <w:br/>
+        <w:t xml:space="preserve">    │   ├── IR-001 Time Input</w:t>
+      </w:r>
+      <w:r>
+        <w:rPr>
+          <w:rFonts w:ascii="Courier New" w:eastAsia="Courier New" w:hAnsi="Courier New"/>
+          <w:noProof/>
+          <w:sz w:val="18"/>
+        </w:rPr>
+        <w:br/>
+        <w:t xml:space="preserve">    │   │   └── The system shall accept time t as an input represented in seconds.</w:t>
+      </w:r>
+    </w:p>
+    <w:p>
+      <w:pPr>
+        <w:widowControl w:val="0"/>
+        <w:spacing w:after="0" w:line="210" w:lineRule="exact"/>
+        <w:ind w:left="259" w:right="72"/>
+        <w:rPr>
+          <w:rFonts w:ascii="Courier New" w:eastAsia="Courier New" w:hAnsi="Courier New"/>
+          <w:noProof/>
+          <w:sz w:val="18"/>
+        </w:rPr>
+      </w:pPr>
+      <w:r>
+        <w:rPr>
+          <w:rFonts w:ascii="Courier New" w:eastAsia="Courier New" w:hAnsi="Courier New"/>
+          <w:noProof/>
+          <w:sz w:val="18"/>
+        </w:rPr>
+        <w:t xml:space="preserve">    │   │</w:t>
+      </w:r>
+      <w:r>
+        <w:rPr>
+          <w:rFonts w:ascii="Courier New" w:eastAsia="Courier New" w:hAnsi="Courier New"/>
+          <w:noProof/>
+          <w:sz w:val="18"/>
+        </w:rPr>
+        <w:tab/>
+      </w:r>
+    </w:p>
+    <w:p>
+      <w:pPr>
+        <w:widowControl w:val="0"/>
+        <w:spacing w:after="0" w:line="210" w:lineRule="exact"/>
+        <w:ind w:left="259" w:right="72"/>
+        <w:rPr>
+          <w:rFonts w:ascii="Courier New" w:eastAsia="Courier New" w:hAnsi="Courier New"/>
+          <w:noProof/>
+          <w:sz w:val="18"/>
+        </w:rPr>
+      </w:pPr>
+      <w:r>
+        <w:rPr>
+          <w:rFonts w:ascii="Courier New" w:eastAsia="Courier New" w:hAnsi="Courier New"/>
+          <w:noProof/>
+          <w:sz w:val="18"/>
+        </w:rPr>
+        <w:t xml:space="preserve">    │   └── IR-002 Y Output</w:t>
+      </w:r>
+      <w:r>
+        <w:rPr>
+          <w:rFonts w:ascii="Courier New" w:eastAsia="Courier New" w:hAnsi="Courier New"/>
+          <w:noProof/>
+          <w:sz w:val="18"/>
+        </w:rPr>
+        <w:br/>
+        <w:t xml:space="preserve">    │       └── The system shall provide y as an output.</w:t>
+      </w:r>
+    </w:p>
+    <w:p>
+      <w:pPr>
+        <w:widowControl w:val="0"/>
+        <w:spacing w:after="0" w:line="210" w:lineRule="exact"/>
+        <w:ind w:left="259" w:right="72"/>
+        <w:rPr>
+          <w:rFonts w:ascii="Courier New" w:eastAsia="Courier New" w:hAnsi="Courier New"/>
+          <w:noProof/>
+          <w:sz w:val="18"/>
+        </w:rPr>
+      </w:pPr>
+      <w:r>
+        <w:rPr>
+          <w:rFonts w:ascii="Courier New" w:eastAsia="Courier New" w:hAnsi="Courier New"/>
+          <w:noProof/>
+          <w:sz w:val="18"/>
+        </w:rPr>
+        <w:t xml:space="preserve">    │    </w:t>
+      </w:r>
+      <w:r>
+        <w:rPr>
+          <w:rFonts w:ascii="Courier New" w:eastAsia="Courier New" w:hAnsi="Courier New"/>
+          <w:noProof/>
+          <w:sz w:val="18"/>
+        </w:rPr>
+        <w:br/>
+        <w:t xml:space="preserve">    ├── </w:t>
+      </w:r>
+      <w:r>
+        <w:rPr>
+          <w:rFonts w:ascii="Courier New" w:eastAsia="Courier New" w:hAnsi="Courier New"/>
+          <w:b/>
+          <w:bCs/>
+          <w:noProof/>
+          <w:sz w:val="18"/>
+        </w:rPr>
+        <w:t>Functional Requirements</w:t>
+      </w:r>
+    </w:p>
+    <w:p>
+      <w:pPr>
+        <w:widowControl w:val="0"/>
+        <w:spacing w:after="0" w:line="210" w:lineRule="exact"/>
+        <w:ind w:left="259" w:right="72"/>
+        <w:rPr>
+          <w:rFonts w:ascii="Courier New" w:eastAsia="Courier New" w:hAnsi="Courier New"/>
+          <w:noProof/>
+          <w:sz w:val="18"/>
+        </w:rPr>
+      </w:pPr>
+      <w:r>
+        <w:rPr>
+          <w:rFonts w:ascii="Courier New" w:eastAsia="Courier New" w:hAnsi="Courier New"/>
+          <w:noProof/>
+          <w:sz w:val="18"/>
+        </w:rPr>
+        <w:t xml:space="preserve">    │   │</w:t>
+      </w:r>
+      <w:r>
+        <w:rPr>
+          <w:rFonts w:ascii="Courier New" w:eastAsia="Courier New" w:hAnsi="Courier New"/>
+          <w:noProof/>
+          <w:sz w:val="18"/>
+        </w:rPr>
+        <w:br/>
+        <w:t xml:space="preserve">    │   └── FR-001 Calculate Y</w:t>
+      </w:r>
+      <w:r>
+        <w:rPr>
+          <w:rFonts w:ascii="Courier New" w:eastAsia="Courier New" w:hAnsi="Courier New"/>
+          <w:noProof/>
+          <w:sz w:val="18"/>
+        </w:rPr>
+        <w:br/>
+        <w:t xml:space="preserve">    │       └── The system shall calculate: </w:t>
+      </w:r>
+    </w:p>
+    <w:p>
+      <w:pPr>
+        <w:widowControl w:val="0"/>
+        <w:spacing w:after="0" w:line="210" w:lineRule="exact"/>
+        <w:ind w:left="259" w:right="72"/>
+        <w:rPr>
+          <w:rFonts w:ascii="Courier New" w:eastAsia="Courier New" w:hAnsi="Courier New"/>
+          <w:noProof/>
+          <w:sz w:val="18"/>
+        </w:rPr>
+      </w:pPr>
+      <w:r>
+        <w:rPr>
+          <w:rFonts w:ascii="Courier New" w:eastAsia="Courier New" w:hAnsi="Courier New"/>
+          <w:noProof/>
+          <w:sz w:val="18"/>
+        </w:rPr>
+        <w:t xml:space="preserve">    │   </w:t>
+      </w:r>
+      <w:r>
+        <w:rPr>
+          <w:rFonts w:ascii="Courier New" w:eastAsia="Courier New" w:hAnsi="Courier New"/>
+          <w:noProof/>
+          <w:sz w:val="18"/>
+        </w:rPr>
+        <w:br/>
+        <w:t xml:space="preserve">    │           y = (t^2) – 4(t) + 21</w:t>
+      </w:r>
+    </w:p>
+    <w:p>
+      <w:pPr>
+        <w:widowControl w:val="0"/>
+        <w:spacing w:after="0" w:line="210" w:lineRule="exact"/>
+        <w:ind w:left="259" w:right="72"/>
+        <w:rPr>
+          <w:rFonts w:ascii="Courier New" w:eastAsia="Courier New" w:hAnsi="Courier New"/>
+          <w:noProof/>
+          <w:sz w:val="18"/>
+        </w:rPr>
+      </w:pPr>
+      <w:r>
+        <w:rPr>
+          <w:rFonts w:ascii="Courier New" w:eastAsia="Courier New" w:hAnsi="Courier New"/>
+          <w:noProof/>
+          <w:sz w:val="18"/>
+        </w:rPr>
+        <w:t xml:space="preserve">    │   </w:t>
+      </w:r>
+      <w:r>
+        <w:rPr>
+          <w:rFonts w:ascii="Courier New" w:eastAsia="Courier New" w:hAnsi="Courier New"/>
+          <w:noProof/>
+          <w:sz w:val="18"/>
+        </w:rPr>
+        <w:tab/>
+      </w:r>
+    </w:p>
+    <w:p>
+      <w:pPr>
+        <w:widowControl w:val="0"/>
+        <w:spacing w:after="0" w:line="210" w:lineRule="exact"/>
+        <w:ind w:left="259" w:right="72"/>
+        <w:rPr>
+          <w:rFonts w:ascii="Courier New" w:eastAsia="Courier New" w:hAnsi="Courier New"/>
+          <w:b/>
+          <w:bCs/>
+          <w:noProof/>
+          <w:sz w:val="18"/>
+        </w:rPr>
+      </w:pPr>
+      <w:r>
+        <w:rPr>
+          <w:rFonts w:ascii="Courier New" w:eastAsia="Courier New" w:hAnsi="Courier New"/>
+          <w:noProof/>
+          <w:sz w:val="18"/>
+        </w:rPr>
+        <w:t xml:space="preserve">    └── </w:t>
+      </w:r>
+      <w:r>
+        <w:rPr>
+          <w:rFonts w:ascii="Courier New" w:eastAsia="Courier New" w:hAnsi="Courier New"/>
+          <w:b/>
+          <w:bCs/>
+          <w:noProof/>
+          <w:sz w:val="18"/>
+        </w:rPr>
+        <w:t>Initial Conditions</w:t>
+      </w:r>
+    </w:p>
+    <w:p>
+      <w:pPr>
+        <w:widowControl w:val="0"/>
+        <w:spacing w:after="0" w:line="210" w:lineRule="exact"/>
+        <w:ind w:left="259" w:right="72"/>
+        <w:rPr>
+          <w:rFonts w:ascii="Courier New" w:eastAsia="Courier New" w:hAnsi="Courier New"/>
+          <w:noProof/>
+          <w:sz w:val="18"/>
+        </w:rPr>
+      </w:pPr>
+      <w:r>
+        <w:rPr>
+          <w:rFonts w:ascii="Courier New" w:eastAsia="Courier New" w:hAnsi="Courier New"/>
+          <w:noProof/>
+          <w:sz w:val="18"/>
+        </w:rPr>
+        <w:t xml:space="preserve">        │</w:t>
+      </w:r>
+      <w:r>
+        <w:rPr>
+          <w:rFonts w:ascii="Courier New" w:eastAsia="Courier New" w:hAnsi="Courier New"/>
+          <w:noProof/>
+          <w:sz w:val="18"/>
+        </w:rPr>
+        <w:br/>
+        <w:t xml:space="preserve">        ├── IC-001 Initialize Time</w:t>
+      </w:r>
+      <w:r>
+        <w:rPr>
+          <w:rFonts w:ascii="Courier New" w:eastAsia="Courier New" w:hAnsi="Courier New"/>
+          <w:noProof/>
+          <w:sz w:val="18"/>
+        </w:rPr>
+        <w:br/>
+        <w:t xml:space="preserve">        │   └── At initialization, t shall equal 0.0 seconds.</w:t>
+      </w:r>
+    </w:p>
+    <w:p>
+      <w:pPr>
+        <w:widowControl w:val="0"/>
+        <w:spacing w:after="0" w:line="210" w:lineRule="exact"/>
+        <w:ind w:left="259" w:right="72"/>
+        <w:rPr>
+          <w:rFonts w:ascii="Courier New" w:eastAsia="Courier New" w:hAnsi="Courier New"/>
+          <w:noProof/>
+          <w:sz w:val="18"/>
+        </w:rPr>
+      </w:pPr>
+      <w:r>
+        <w:rPr>
+          <w:rFonts w:ascii="Courier New" w:eastAsia="Courier New" w:hAnsi="Courier New"/>
+          <w:noProof/>
+          <w:sz w:val="18"/>
+        </w:rPr>
+        <w:t xml:space="preserve">        │</w:t>
+      </w:r>
+      <w:r>
+        <w:rPr>
+          <w:rFonts w:ascii="Courier New" w:eastAsia="Courier New" w:hAnsi="Courier New"/>
+          <w:noProof/>
+          <w:sz w:val="18"/>
+        </w:rPr>
+        <w:tab/>
+      </w:r>
+    </w:p>
+    <w:p>
+      <w:pPr>
+        <w:widowControl w:val="0"/>
+        <w:spacing w:after="0" w:line="210" w:lineRule="exact"/>
+        <w:ind w:left="259" w:right="72"/>
+        <w:rPr>
+          <w:rFonts w:ascii="Courier New" w:eastAsia="Courier New" w:hAnsi="Courier New"/>
+          <w:noProof/>
+          <w:sz w:val="18"/>
+        </w:rPr>
+      </w:pPr>
+      <w:r>
+        <w:rPr>
+          <w:rFonts w:ascii="Courier New" w:eastAsia="Courier New" w:hAnsi="Courier New"/>
+          <w:noProof/>
+          <w:sz w:val="18"/>
+        </w:rPr>
+        <w:t xml:space="preserve">        └── IC-002 Initialize Y</w:t>
+      </w:r>
+      <w:r>
+        <w:rPr>
+          <w:rFonts w:ascii="Courier New" w:eastAsia="Courier New" w:hAnsi="Courier New"/>
+          <w:noProof/>
+          <w:sz w:val="18"/>
+        </w:rPr>
+        <w:br/>
+        <w:t xml:space="preserve">            └── At initialization, y shall equal 0.0.</w:t>
+      </w:r>
+    </w:p>
+    <w:p>
+      <w:pPr>
+        <w:widowControl w:val="0"/>
+        <w:spacing w:after="0" w:line="210" w:lineRule="exact"/>
+        <w:ind w:left="259" w:right="72"/>
+        <w:rPr>
+          <w:rStyle w:val="SubtleReference"/>
+          <w:u w:val="none"/>
+        </w:rPr>
+      </w:pPr>
+      <w:r>
+        <w:rPr>
+          <w:rFonts w:ascii="Courier New" w:eastAsia="Courier New" w:hAnsi="Courier New"/>
+          <w:noProof/>
+          <w:sz w:val="18"/>
+        </w:rPr>
+        <w:br/>
+      </w:r>
+    </w:p>
+    <w:p>
+      <w:pPr>
+        <w:rPr>
+          <w:rStyle w:val="SubtleReference"/>
+          <w:u w:val="none"/>
+        </w:rPr>
+      </w:pPr>
+      <w:r>
+        <w:rPr>
+          <w:rStyle w:val="SubtleReference"/>
+          <w:u w:val="none"/>
+        </w:rPr>
+        <w:br w:type="page"/>
+      </w:r>
+    </w:p>
+    <w:p>
+      <w:pPr>
+        <w:rPr>
+          <w:smallCaps/>
+          <w:color w:val="FF0000"/>
+        </w:rPr>
+      </w:pPr>
+      <w:r>
+        <w:rPr>
+          <w:smallCaps/>
+          <w:color w:val="FF0000"/>
+        </w:rPr>
         <w:lastRenderedPageBreak/>
-        <w:t>Software Initial Conditions</w:t>
+        <w:t xml:space="preserve">--- </w:t>
+      </w:r>
+      <w:r>
+        <w:rPr>
+          <w:smallCaps/>
+          <w:color w:val="FF0000"/>
+        </w:rPr>
+        <w:t>s</w:t>
+      </w:r>
+      <w:r>
+        <w:rPr>
+          <w:smallCaps/>
+          <w:color w:val="FF0000"/>
+        </w:rPr>
+        <w:t xml:space="preserve">oftware </w:t>
+      </w:r>
+      <w:r>
+        <w:rPr>
+          <w:smallCaps/>
+          <w:color w:val="FF0000"/>
+        </w:rPr>
+        <w:t>r</w:t>
+      </w:r>
+      <w:r>
+        <w:rPr>
+          <w:smallCaps/>
+          <w:color w:val="FF0000"/>
+        </w:rPr>
+        <w:t>equirements –</w:t>
+      </w:r>
+      <w:r>
+        <w:rPr>
+          <w:smallCaps/>
+          <w:color w:val="FF0000"/>
+        </w:rPr>
+        <w:t xml:space="preserve"> t</w:t>
+      </w:r>
+      <w:r>
+        <w:rPr>
+          <w:smallCaps/>
+          <w:color w:val="FF0000"/>
+        </w:rPr>
+        <w:t xml:space="preserve">his file </w:t>
+      </w:r>
+      <w:r>
+        <w:rPr>
+          <w:smallCaps/>
+          <w:color w:val="FF0000"/>
+        </w:rPr>
+        <w:t xml:space="preserve">must be </w:t>
+      </w:r>
+      <w:r>
+        <w:rPr>
+          <w:smallCaps/>
+          <w:color w:val="FF0000"/>
+        </w:rPr>
+        <w:t>c</w:t>
+      </w:r>
+      <w:r>
+        <w:rPr>
+          <w:smallCaps/>
+          <w:color w:val="FF0000"/>
+        </w:rPr>
+        <w:t xml:space="preserve">reated </w:t>
+      </w:r>
+      <w:r>
+        <w:rPr>
+          <w:smallCaps/>
+          <w:color w:val="FF0000"/>
+        </w:rPr>
+        <w:t xml:space="preserve">and </w:t>
+      </w:r>
+      <w:r>
+        <w:rPr>
+          <w:smallCaps/>
+          <w:color w:val="FF0000"/>
+        </w:rPr>
+        <w:t xml:space="preserve">saved </w:t>
+      </w:r>
+      <w:r>
+        <w:rPr>
+          <w:smallCaps/>
+          <w:color w:val="FF0000"/>
+        </w:rPr>
+        <w:t xml:space="preserve">in the project folder </w:t>
+      </w:r>
+      <w:r>
+        <w:rPr>
+          <w:smallCaps/>
+          <w:color w:val="FF0000"/>
+        </w:rPr>
+        <w:t>---</w:t>
+      </w:r>
+    </w:p>
+    <w:p/>
+    <w:p>
+      <w:pPr>
+        <w:rPr>
+          <w:color w:val="FF0000"/>
+        </w:rPr>
+      </w:pPr>
+      <w:r>
+        <w:rPr>
+          <w:color w:val="FF0000"/>
+        </w:rPr>
+        <w:t>Step 1) Create the Structure</w:t>
+      </w:r>
+    </w:p>
+    <w:p>
+      <w:pPr>
+        <w:pStyle w:val="Heading3"/>
+        <w:spacing w:before="160"/>
+        <w:rPr>
+          <w:rFonts w:ascii="Arial" w:eastAsia="Arial" w:hAnsi="Arial"/>
+          <w:color w:val="000000"/>
+          <w:sz w:val="24"/>
+        </w:rPr>
+      </w:pPr>
+      <w:r>
+        <w:rPr>
+          <w:rFonts w:ascii="Arial" w:eastAsia="Arial" w:hAnsi="Arial"/>
+          <w:color w:val="000000"/>
+          <w:sz w:val="24"/>
+        </w:rPr>
+        <w:t>p</w:t>
+      </w:r>
+      <w:r>
+        <w:rPr>
+          <w:rFonts w:ascii="Arial" w:eastAsia="Arial" w:hAnsi="Arial"/>
+          <w:color w:val="000000"/>
+          <w:sz w:val="24"/>
+        </w:rPr>
+        <w:t>olynomial_System</w:t>
+      </w:r>
+      <w:r>
+        <w:rPr>
+          <w:rFonts w:ascii="Arial" w:eastAsia="Arial" w:hAnsi="Arial"/>
+          <w:color w:val="000000"/>
+          <w:sz w:val="24"/>
+        </w:rPr>
+        <w:t>.</w:t>
+      </w:r>
+      <w:r>
+        <w:rPr>
+          <w:rFonts w:ascii="Arial" w:eastAsia="Arial" w:hAnsi="Arial"/>
+          <w:color w:val="000000"/>
+          <w:sz w:val="24"/>
+        </w:rPr>
+        <w:t>slreq</w:t>
+      </w:r>
+      <w:r>
+        <w:rPr>
+          <w:rFonts w:ascii="Arial" w:eastAsia="Arial" w:hAnsi="Arial"/>
+          <w:color w:val="000000"/>
+          <w:sz w:val="24"/>
+        </w:rPr>
+        <w:t>x</w:t>
+      </w:r>
+      <w:r>
+        <w:rPr>
+          <w:rFonts w:ascii="Arial" w:eastAsia="Arial" w:hAnsi="Arial"/>
+          <w:color w:val="000000"/>
+          <w:sz w:val="24"/>
+        </w:rPr>
+        <w:t xml:space="preserve"> </w:t>
+      </w:r>
+      <w:r>
+        <w:rPr>
+          <w:rFonts w:ascii="Arial" w:eastAsia="Arial" w:hAnsi="Arial"/>
+          <w:color w:val="000000"/>
+          <w:sz w:val="24"/>
+        </w:rPr>
+        <w:tab/>
+      </w:r>
+      <w:r>
+        <w:rPr>
+          <w:rFonts w:ascii="Arial" w:eastAsia="Arial" w:hAnsi="Arial"/>
+          <w:color w:val="000000"/>
+          <w:sz w:val="24"/>
+        </w:rPr>
+        <w:tab/>
+      </w:r>
+      <w:r>
+        <w:rPr>
+          <w:rFonts w:ascii="Arial" w:eastAsia="Arial" w:hAnsi="Arial"/>
+          <w:color w:val="000000"/>
+          <w:sz w:val="24"/>
+        </w:rPr>
+        <w:tab/>
+      </w:r>
+      <w:r>
+        <w:rPr>
+          <w:rFonts w:ascii="Arial" w:eastAsia="Arial" w:hAnsi="Arial"/>
+          <w:color w:val="000000"/>
+          <w:sz w:val="24"/>
+        </w:rPr>
+        <w:t>Structure</w:t>
+      </w:r>
+      <w:r>
+        <w:rPr>
+          <w:rFonts w:ascii="Arial" w:eastAsia="Arial" w:hAnsi="Arial"/>
+          <w:color w:val="000000"/>
+          <w:sz w:val="24"/>
+        </w:rPr>
+        <w:tab/>
+      </w:r>
+      <w:r>
+        <w:rPr>
+          <w:rFonts w:ascii="Arial" w:eastAsia="Arial" w:hAnsi="Arial"/>
+          <w:color w:val="000000"/>
+          <w:sz w:val="24"/>
+        </w:rPr>
+        <w:tab/>
+      </w:r>
+      <w:r>
+        <w:rPr>
+          <w:rFonts w:ascii="Arial" w:eastAsia="Arial" w:hAnsi="Arial"/>
+          <w:color w:val="000000"/>
+          <w:sz w:val="24"/>
+        </w:rPr>
+        <w:tab/>
+      </w:r>
+      <w:r>
+        <w:rPr>
+          <w:rFonts w:ascii="Arial" w:eastAsia="Arial" w:hAnsi="Arial"/>
+          <w:color w:val="000000"/>
+          <w:sz w:val="24"/>
+        </w:rPr>
+        <w:t>Rationale</w:t>
+      </w:r>
+    </w:p>
+    <w:p>
+      <w:pPr>
+        <w:widowControl w:val="0"/>
+        <w:spacing w:after="0" w:line="210" w:lineRule="exact"/>
+        <w:ind w:left="259" w:right="72"/>
+        <w:rPr>
+          <w:rFonts w:ascii="Courier New" w:eastAsia="Courier New" w:hAnsi="Courier New"/>
+          <w:noProof/>
+          <w:sz w:val="18"/>
+        </w:rPr>
+      </w:pPr>
+      <w:r>
+        <w:rPr>
+          <w:rFonts w:ascii="Courier New" w:eastAsia="Courier New" w:hAnsi="Courier New"/>
+          <w:noProof/>
+          <w:sz w:val="18"/>
+        </w:rPr>
+        <w:t>│</w:t>
+      </w:r>
+    </w:p>
+    <w:p>
+      <w:pPr>
+        <w:widowControl w:val="0"/>
+        <w:spacing w:after="0" w:line="210" w:lineRule="exact"/>
+        <w:ind w:left="259" w:right="72"/>
+        <w:rPr>
+          <w:rFonts w:ascii="Courier New" w:eastAsia="Courier New" w:hAnsi="Courier New"/>
+          <w:noProof/>
+          <w:sz w:val="18"/>
+        </w:rPr>
+      </w:pPr>
+      <w:r>
+        <w:rPr>
+          <w:rFonts w:ascii="Courier New" w:eastAsia="Courier New" w:hAnsi="Courier New"/>
+          <w:noProof/>
+          <w:sz w:val="18"/>
+        </w:rPr>
+        <w:t>├</w:t>
+      </w:r>
+      <w:r>
+        <w:rPr>
+          <w:rFonts w:ascii="Courier New" w:eastAsia="Courier New" w:hAnsi="Courier New"/>
+          <w:noProof/>
+          <w:sz w:val="18"/>
+        </w:rPr>
+        <w:t xml:space="preserve">── </w:t>
+      </w:r>
+      <w:r>
+        <w:rPr>
+          <w:rFonts w:ascii="Courier New" w:eastAsia="Courier New" w:hAnsi="Courier New"/>
+          <w:b/>
+          <w:bCs/>
+          <w:noProof/>
+          <w:sz w:val="18"/>
+        </w:rPr>
+        <w:t xml:space="preserve">SR-001 </w:t>
+      </w:r>
+      <w:r>
+        <w:rPr>
+          <w:rFonts w:ascii="Courier New" w:eastAsia="Courier New" w:hAnsi="Courier New"/>
+          <w:b/>
+          <w:bCs/>
+          <w:noProof/>
+          <w:sz w:val="18"/>
+        </w:rPr>
+        <w:t>Software Requirements</w:t>
+      </w:r>
+      <w:r>
+        <w:rPr>
+          <w:rFonts w:ascii="Courier New" w:eastAsia="Courier New" w:hAnsi="Courier New"/>
+          <w:b/>
+          <w:bCs/>
+          <w:noProof/>
+          <w:sz w:val="18"/>
+        </w:rPr>
+        <w:tab/>
+      </w:r>
+      <w:r>
+        <w:rPr>
+          <w:rFonts w:ascii="Courier New" w:eastAsia="Courier New" w:hAnsi="Courier New"/>
+          <w:b/>
+          <w:bCs/>
+          <w:noProof/>
+          <w:sz w:val="18"/>
+        </w:rPr>
+        <w:tab/>
+      </w:r>
+      <w:r>
+        <w:rPr>
+          <w:rFonts w:ascii="Courier New" w:eastAsia="Courier New" w:hAnsi="Courier New"/>
+          <w:noProof/>
+          <w:sz w:val="18"/>
+        </w:rPr>
+        <w:t>Type: Container</w:t>
+      </w:r>
+      <w:r>
+        <w:rPr>
+          <w:rFonts w:ascii="Courier New" w:eastAsia="Courier New" w:hAnsi="Courier New"/>
+          <w:b/>
+          <w:bCs/>
+          <w:noProof/>
+          <w:sz w:val="18"/>
+        </w:rPr>
+        <w:tab/>
+      </w:r>
+      <w:r>
+        <w:rPr>
+          <w:rFonts w:ascii="Courier New" w:eastAsia="Courier New" w:hAnsi="Courier New"/>
+          <w:b/>
+          <w:bCs/>
+          <w:noProof/>
+          <w:sz w:val="18"/>
+        </w:rPr>
+        <w:tab/>
+      </w:r>
+      <w:r>
+        <w:rPr>
+          <w:rFonts w:ascii="Courier New" w:eastAsia="Courier New" w:hAnsi="Courier New"/>
+          <w:noProof/>
+          <w:sz w:val="18"/>
+        </w:rPr>
+        <w:t>&lt;&lt;NULL&gt;&gt;</w:t>
+      </w:r>
+      <w:r>
+        <w:rPr>
+          <w:rFonts w:ascii="Courier New" w:eastAsia="Courier New" w:hAnsi="Courier New"/>
+          <w:b/>
+          <w:bCs/>
+          <w:noProof/>
+          <w:sz w:val="18"/>
+        </w:rPr>
+        <w:br/>
+      </w:r>
+      <w:r>
+        <w:rPr>
+          <w:rFonts w:ascii="Courier New" w:eastAsia="Courier New" w:hAnsi="Courier New"/>
+          <w:noProof/>
+          <w:sz w:val="18"/>
+        </w:rPr>
+        <w:t xml:space="preserve">│   </w:t>
+      </w:r>
+      <w:r>
+        <w:rPr>
+          <w:rFonts w:ascii="Courier New" w:eastAsia="Courier New" w:hAnsi="Courier New"/>
+          <w:noProof/>
+          <w:sz w:val="18"/>
+        </w:rPr>
+        <w:t xml:space="preserve">├── </w:t>
+      </w:r>
+      <w:r>
+        <w:rPr>
+          <w:rFonts w:ascii="Courier New" w:eastAsia="Courier New" w:hAnsi="Courier New"/>
+          <w:noProof/>
+          <w:sz w:val="18"/>
+        </w:rPr>
+        <w:t>HLR-001 Generate Time Signal</w:t>
+      </w:r>
+      <w:r>
+        <w:rPr>
+          <w:rFonts w:ascii="Courier New" w:eastAsia="Courier New" w:hAnsi="Courier New"/>
+          <w:b/>
+          <w:bCs/>
+          <w:noProof/>
+          <w:sz w:val="18"/>
+        </w:rPr>
+        <w:tab/>
+      </w:r>
+      <w:r>
+        <w:rPr>
+          <w:rFonts w:ascii="Courier New" w:eastAsia="Courier New" w:hAnsi="Courier New"/>
+          <w:b/>
+          <w:bCs/>
+          <w:noProof/>
+          <w:sz w:val="18"/>
+        </w:rPr>
+        <w:tab/>
+      </w:r>
+      <w:r>
+        <w:rPr>
+          <w:rFonts w:ascii="Courier New" w:eastAsia="Courier New" w:hAnsi="Courier New"/>
+          <w:noProof/>
+          <w:sz w:val="18"/>
+        </w:rPr>
+        <w:t xml:space="preserve">Type: </w:t>
+      </w:r>
+      <w:r>
+        <w:rPr>
+          <w:rFonts w:ascii="Courier New" w:eastAsia="Courier New" w:hAnsi="Courier New"/>
+          <w:noProof/>
+          <w:sz w:val="18"/>
+        </w:rPr>
+        <w:t>Functional</w:t>
+      </w:r>
+      <w:r>
+        <w:rPr>
+          <w:rFonts w:ascii="Courier New" w:eastAsia="Courier New" w:hAnsi="Courier New"/>
+          <w:noProof/>
+          <w:sz w:val="18"/>
+        </w:rPr>
+        <w:tab/>
+      </w:r>
+      <w:r>
+        <w:rPr>
+          <w:rFonts w:ascii="Courier New" w:eastAsia="Courier New" w:hAnsi="Courier New"/>
+          <w:noProof/>
+          <w:sz w:val="18"/>
+        </w:rPr>
+        <w:tab/>
+      </w:r>
+      <w:r>
+        <w:rPr>
+          <w:rFonts w:ascii="Courier New" w:eastAsia="Courier New" w:hAnsi="Courier New"/>
+          <w:noProof/>
+          <w:sz w:val="18"/>
+        </w:rPr>
+        <w:t>&lt;&lt;NULL&gt;&gt;</w:t>
+      </w:r>
+    </w:p>
+    <w:p>
+      <w:pPr>
+        <w:widowControl w:val="0"/>
+        <w:spacing w:after="0" w:line="210" w:lineRule="exact"/>
+        <w:ind w:left="259" w:right="72"/>
+        <w:rPr>
+          <w:rFonts w:ascii="Courier New" w:eastAsia="Courier New" w:hAnsi="Courier New"/>
+          <w:noProof/>
+          <w:sz w:val="18"/>
+        </w:rPr>
+      </w:pPr>
+      <w:r>
+        <w:rPr>
+          <w:rFonts w:ascii="Courier New" w:eastAsia="Courier New" w:hAnsi="Courier New"/>
+          <w:noProof/>
+          <w:sz w:val="18"/>
+        </w:rPr>
+        <w:t xml:space="preserve">│   </w:t>
+      </w:r>
+      <w:r>
+        <w:rPr>
+          <w:rFonts w:ascii="Courier New" w:eastAsia="Courier New" w:hAnsi="Courier New"/>
+          <w:noProof/>
+          <w:sz w:val="18"/>
+        </w:rPr>
+        <w:t>├── HLR-002 Compute Polynomial</w:t>
+      </w:r>
+      <w:r>
+        <w:rPr>
+          <w:rFonts w:ascii="Courier New" w:eastAsia="Courier New" w:hAnsi="Courier New"/>
+          <w:b/>
+          <w:bCs/>
+          <w:noProof/>
+          <w:sz w:val="18"/>
+        </w:rPr>
+        <w:tab/>
+      </w:r>
+      <w:r>
+        <w:rPr>
+          <w:rFonts w:ascii="Courier New" w:eastAsia="Courier New" w:hAnsi="Courier New"/>
+          <w:b/>
+          <w:bCs/>
+          <w:noProof/>
+          <w:sz w:val="18"/>
+        </w:rPr>
+        <w:tab/>
+      </w:r>
+      <w:r>
+        <w:rPr>
+          <w:rFonts w:ascii="Courier New" w:eastAsia="Courier New" w:hAnsi="Courier New"/>
+          <w:noProof/>
+          <w:sz w:val="18"/>
+        </w:rPr>
+        <w:t>Type: Functional</w:t>
+      </w:r>
+      <w:r>
+        <w:rPr>
+          <w:rFonts w:ascii="Courier New" w:eastAsia="Courier New" w:hAnsi="Courier New"/>
+          <w:noProof/>
+          <w:sz w:val="18"/>
+        </w:rPr>
+        <w:tab/>
+      </w:r>
+      <w:r>
+        <w:rPr>
+          <w:rFonts w:ascii="Courier New" w:eastAsia="Courier New" w:hAnsi="Courier New"/>
+          <w:noProof/>
+          <w:sz w:val="18"/>
+        </w:rPr>
+        <w:tab/>
+      </w:r>
+      <w:r>
+        <w:rPr>
+          <w:rFonts w:ascii="Courier New" w:eastAsia="Courier New" w:hAnsi="Courier New"/>
+          <w:noProof/>
+          <w:sz w:val="18"/>
+        </w:rPr>
+        <w:t>&lt;&lt;NULL&gt;&gt;</w:t>
+      </w:r>
+    </w:p>
+    <w:p>
+      <w:pPr>
+        <w:widowControl w:val="0"/>
+        <w:spacing w:after="0" w:line="210" w:lineRule="exact"/>
+        <w:ind w:left="259" w:right="72"/>
+        <w:rPr>
+          <w:rFonts w:ascii="Courier New" w:eastAsia="Courier New" w:hAnsi="Courier New"/>
+          <w:noProof/>
+          <w:sz w:val="18"/>
+        </w:rPr>
+      </w:pPr>
+      <w:r>
+        <w:rPr>
+          <w:rFonts w:ascii="Courier New" w:eastAsia="Courier New" w:hAnsi="Courier New"/>
+          <w:noProof/>
+          <w:sz w:val="18"/>
+        </w:rPr>
+        <w:t xml:space="preserve">│   </w:t>
+      </w:r>
+      <w:r>
+        <w:rPr>
+          <w:rFonts w:ascii="Courier New" w:eastAsia="Courier New" w:hAnsi="Courier New"/>
+          <w:noProof/>
+          <w:sz w:val="18"/>
+        </w:rPr>
+        <w:t xml:space="preserve">├── </w:t>
+      </w:r>
+      <w:r>
+        <w:rPr>
+          <w:rFonts w:ascii="Courier New" w:eastAsia="Courier New" w:hAnsi="Courier New"/>
+          <w:noProof/>
+          <w:sz w:val="18"/>
+        </w:rPr>
+        <w:t>HLR-003 Store Y as Float</w:t>
+      </w:r>
+      <w:r>
+        <w:rPr>
+          <w:rFonts w:ascii="Courier New" w:eastAsia="Courier New" w:hAnsi="Courier New"/>
+          <w:b/>
+          <w:bCs/>
+          <w:noProof/>
+          <w:sz w:val="18"/>
+        </w:rPr>
+        <w:tab/>
+      </w:r>
+      <w:r>
+        <w:rPr>
+          <w:rFonts w:ascii="Courier New" w:eastAsia="Courier New" w:hAnsi="Courier New"/>
+          <w:b/>
+          <w:bCs/>
+          <w:noProof/>
+          <w:sz w:val="18"/>
+        </w:rPr>
+        <w:tab/>
+      </w:r>
+      <w:r>
+        <w:rPr>
+          <w:rFonts w:ascii="Courier New" w:eastAsia="Courier New" w:hAnsi="Courier New"/>
+          <w:noProof/>
+          <w:sz w:val="18"/>
+        </w:rPr>
+        <w:t>Type: Functional</w:t>
+      </w:r>
+      <w:r>
+        <w:rPr>
+          <w:rFonts w:ascii="Courier New" w:eastAsia="Courier New" w:hAnsi="Courier New"/>
+          <w:noProof/>
+          <w:sz w:val="18"/>
+        </w:rPr>
+        <w:tab/>
+      </w:r>
+      <w:r>
+        <w:rPr>
+          <w:rFonts w:ascii="Courier New" w:eastAsia="Courier New" w:hAnsi="Courier New"/>
+          <w:noProof/>
+          <w:sz w:val="18"/>
+        </w:rPr>
+        <w:tab/>
+      </w:r>
+      <w:r>
+        <w:rPr>
+          <w:rFonts w:ascii="Courier New" w:eastAsia="Courier New" w:hAnsi="Courier New"/>
+          <w:noProof/>
+          <w:sz w:val="18"/>
+        </w:rPr>
+        <w:t>&lt;&lt;NULL&gt;&gt;</w:t>
+      </w:r>
+    </w:p>
+    <w:p>
+      <w:pPr>
+        <w:widowControl w:val="0"/>
+        <w:spacing w:after="0" w:line="210" w:lineRule="exact"/>
+        <w:ind w:left="259" w:right="72"/>
+        <w:rPr>
+          <w:rFonts w:ascii="Courier New" w:eastAsia="Courier New" w:hAnsi="Courier New"/>
+          <w:noProof/>
+          <w:sz w:val="18"/>
+        </w:rPr>
+      </w:pPr>
+      <w:r>
+        <w:rPr>
+          <w:rFonts w:ascii="Courier New" w:eastAsia="Courier New" w:hAnsi="Courier New"/>
+          <w:noProof/>
+          <w:sz w:val="18"/>
+        </w:rPr>
+        <w:t>│   └</w:t>
+      </w:r>
+      <w:r>
+        <w:rPr>
+          <w:rFonts w:ascii="Courier New" w:eastAsia="Courier New" w:hAnsi="Courier New"/>
+          <w:noProof/>
+          <w:sz w:val="18"/>
+        </w:rPr>
+        <w:t xml:space="preserve">── </w:t>
+      </w:r>
+      <w:r>
+        <w:rPr>
+          <w:rFonts w:ascii="Courier New" w:eastAsia="Courier New" w:hAnsi="Courier New"/>
+          <w:noProof/>
+          <w:sz w:val="18"/>
+        </w:rPr>
+        <w:t>HLR-004 Output Y</w:t>
+      </w:r>
+      <w:r>
+        <w:rPr>
+          <w:rFonts w:ascii="Courier New" w:eastAsia="Courier New" w:hAnsi="Courier New"/>
+          <w:b/>
+          <w:bCs/>
+          <w:noProof/>
+          <w:sz w:val="18"/>
+        </w:rPr>
+        <w:tab/>
+      </w:r>
+      <w:r>
+        <w:rPr>
+          <w:rFonts w:ascii="Courier New" w:eastAsia="Courier New" w:hAnsi="Courier New"/>
+          <w:b/>
+          <w:bCs/>
+          <w:noProof/>
+          <w:sz w:val="18"/>
+        </w:rPr>
+        <w:tab/>
+      </w:r>
+      <w:r>
+        <w:rPr>
+          <w:rFonts w:ascii="Courier New" w:eastAsia="Courier New" w:hAnsi="Courier New"/>
+          <w:b/>
+          <w:bCs/>
+          <w:noProof/>
+          <w:sz w:val="18"/>
+        </w:rPr>
+        <w:tab/>
+      </w:r>
+      <w:r>
+        <w:rPr>
+          <w:rFonts w:ascii="Courier New" w:eastAsia="Courier New" w:hAnsi="Courier New"/>
+          <w:b/>
+          <w:bCs/>
+          <w:noProof/>
+          <w:sz w:val="18"/>
+        </w:rPr>
+        <w:tab/>
+      </w:r>
+      <w:r>
+        <w:rPr>
+          <w:rFonts w:ascii="Courier New" w:eastAsia="Courier New" w:hAnsi="Courier New"/>
+          <w:noProof/>
+          <w:sz w:val="18"/>
+        </w:rPr>
+        <w:t>Type: Functional</w:t>
+      </w:r>
+      <w:r>
+        <w:rPr>
+          <w:rFonts w:ascii="Courier New" w:eastAsia="Courier New" w:hAnsi="Courier New"/>
+          <w:noProof/>
+          <w:sz w:val="18"/>
+        </w:rPr>
+        <w:tab/>
+      </w:r>
+      <w:r>
+        <w:rPr>
+          <w:rFonts w:ascii="Courier New" w:eastAsia="Courier New" w:hAnsi="Courier New"/>
+          <w:noProof/>
+          <w:sz w:val="18"/>
+        </w:rPr>
+        <w:tab/>
+      </w:r>
+      <w:r>
+        <w:rPr>
+          <w:rFonts w:ascii="Courier New" w:eastAsia="Courier New" w:hAnsi="Courier New"/>
+          <w:noProof/>
+          <w:sz w:val="18"/>
+        </w:rPr>
+        <w:t>&lt;&lt;NULL&gt;&gt;</w:t>
+      </w:r>
+    </w:p>
+    <w:p>
+      <w:pPr>
+        <w:widowControl w:val="0"/>
+        <w:spacing w:after="0" w:line="210" w:lineRule="exact"/>
+        <w:ind w:left="259" w:right="72"/>
+        <w:rPr>
+          <w:rFonts w:ascii="Courier New" w:eastAsia="Courier New" w:hAnsi="Courier New"/>
+          <w:noProof/>
+          <w:sz w:val="18"/>
+        </w:rPr>
+      </w:pPr>
+      <w:r>
+        <w:rPr>
+          <w:rFonts w:ascii="Courier New" w:eastAsia="Courier New" w:hAnsi="Courier New"/>
+          <w:noProof/>
+          <w:sz w:val="18"/>
+        </w:rPr>
+        <w:t xml:space="preserve">│   </w:t>
+      </w:r>
+      <w:r>
+        <w:rPr>
+          <w:rFonts w:ascii="Courier New" w:eastAsia="Courier New" w:hAnsi="Courier New"/>
+          <w:noProof/>
+          <w:sz w:val="18"/>
+        </w:rPr>
+        <w:t xml:space="preserve">   </w:t>
+      </w:r>
+      <w:r>
+        <w:rPr>
+          <w:rFonts w:ascii="Courier New" w:eastAsia="Courier New" w:hAnsi="Courier New"/>
+          <w:noProof/>
+          <w:sz w:val="18"/>
+        </w:rPr>
+        <w:tab/>
+        <w:t xml:space="preserve"> </w:t>
+      </w:r>
+    </w:p>
+    <w:p>
+      <w:pPr>
+        <w:widowControl w:val="0"/>
+        <w:spacing w:after="0" w:line="210" w:lineRule="exact"/>
+        <w:ind w:left="259" w:right="72"/>
+        <w:rPr>
+          <w:rFonts w:ascii="Courier New" w:eastAsia="Courier New" w:hAnsi="Courier New"/>
+          <w:noProof/>
+          <w:sz w:val="18"/>
+        </w:rPr>
+      </w:pPr>
+      <w:r>
+        <w:rPr>
+          <w:rFonts w:ascii="Courier New" w:eastAsia="Courier New" w:hAnsi="Courier New"/>
+          <w:noProof/>
+          <w:sz w:val="18"/>
+        </w:rPr>
+        <w:t xml:space="preserve">└── </w:t>
+      </w:r>
+      <w:r>
+        <w:rPr>
+          <w:rFonts w:ascii="Courier New" w:eastAsia="Courier New" w:hAnsi="Courier New"/>
+          <w:b/>
+          <w:bCs/>
+          <w:noProof/>
+          <w:sz w:val="18"/>
+        </w:rPr>
+        <w:t>Initial Conditions</w:t>
+      </w:r>
+      <w:r>
+        <w:rPr>
+          <w:rFonts w:ascii="Courier New" w:eastAsia="Courier New" w:hAnsi="Courier New"/>
+          <w:b/>
+          <w:bCs/>
+          <w:noProof/>
+          <w:sz w:val="18"/>
+        </w:rPr>
+        <w:tab/>
+      </w:r>
+      <w:r>
+        <w:rPr>
+          <w:rFonts w:ascii="Courier New" w:eastAsia="Courier New" w:hAnsi="Courier New"/>
+          <w:b/>
+          <w:bCs/>
+          <w:noProof/>
+          <w:sz w:val="18"/>
+        </w:rPr>
+        <w:tab/>
+      </w:r>
+      <w:r>
+        <w:rPr>
+          <w:rFonts w:ascii="Courier New" w:eastAsia="Courier New" w:hAnsi="Courier New"/>
+          <w:b/>
+          <w:bCs/>
+          <w:noProof/>
+          <w:sz w:val="18"/>
+        </w:rPr>
+        <w:tab/>
+      </w:r>
+      <w:r>
+        <w:rPr>
+          <w:rFonts w:ascii="Courier New" w:eastAsia="Courier New" w:hAnsi="Courier New"/>
+          <w:b/>
+          <w:bCs/>
+          <w:noProof/>
+          <w:sz w:val="18"/>
+        </w:rPr>
+        <w:tab/>
+      </w:r>
+      <w:r>
+        <w:rPr>
+          <w:rFonts w:ascii="Courier New" w:eastAsia="Courier New" w:hAnsi="Courier New"/>
+          <w:noProof/>
+          <w:sz w:val="18"/>
+        </w:rPr>
+        <w:t>Type: Container</w:t>
+      </w:r>
+      <w:r>
+        <w:rPr>
+          <w:rFonts w:ascii="Courier New" w:eastAsia="Courier New" w:hAnsi="Courier New"/>
+          <w:b/>
+          <w:bCs/>
+          <w:noProof/>
+          <w:sz w:val="18"/>
+        </w:rPr>
+        <w:tab/>
+      </w:r>
+      <w:r>
+        <w:rPr>
+          <w:rFonts w:ascii="Courier New" w:eastAsia="Courier New" w:hAnsi="Courier New"/>
+          <w:b/>
+          <w:bCs/>
+          <w:noProof/>
+          <w:sz w:val="18"/>
+        </w:rPr>
+        <w:tab/>
+      </w:r>
+      <w:r>
+        <w:rPr>
+          <w:rFonts w:ascii="Courier New" w:eastAsia="Courier New" w:hAnsi="Courier New"/>
+          <w:noProof/>
+          <w:sz w:val="18"/>
+        </w:rPr>
+        <w:t>&lt;&lt;NULL&gt;&gt;</w:t>
+      </w:r>
+    </w:p>
+    <w:p>
+      <w:pPr>
+        <w:widowControl w:val="0"/>
+        <w:spacing w:after="0" w:line="210" w:lineRule="exact"/>
+        <w:ind w:left="259" w:right="72"/>
+        <w:rPr>
+          <w:rFonts w:ascii="Courier New" w:eastAsia="Courier New" w:hAnsi="Courier New"/>
+          <w:noProof/>
+          <w:sz w:val="18"/>
+        </w:rPr>
+      </w:pPr>
+      <w:r>
+        <w:rPr>
+          <w:rFonts w:ascii="Courier New" w:eastAsia="Courier New" w:hAnsi="Courier New"/>
+          <w:noProof/>
+          <w:sz w:val="18"/>
+        </w:rPr>
+        <w:t xml:space="preserve">  </w:t>
+      </w:r>
+      <w:r>
+        <w:rPr>
+          <w:rFonts w:ascii="Courier New" w:eastAsia="Courier New" w:hAnsi="Courier New"/>
+          <w:noProof/>
+          <w:sz w:val="18"/>
+        </w:rPr>
+        <w:t xml:space="preserve">  ├── </w:t>
+      </w:r>
+      <w:r>
+        <w:rPr>
+          <w:rFonts w:ascii="Courier New" w:eastAsia="Courier New" w:hAnsi="Courier New"/>
+          <w:noProof/>
+          <w:sz w:val="18"/>
+        </w:rPr>
+        <w:t>HLR-005 Initialize Time Signal</w:t>
+      </w:r>
+      <w:r>
+        <w:rPr>
+          <w:rFonts w:ascii="Courier New" w:eastAsia="Courier New" w:hAnsi="Courier New"/>
+          <w:b/>
+          <w:bCs/>
+          <w:noProof/>
+          <w:sz w:val="18"/>
+        </w:rPr>
+        <w:tab/>
+      </w:r>
+      <w:r>
+        <w:rPr>
+          <w:rFonts w:ascii="Courier New" w:eastAsia="Courier New" w:hAnsi="Courier New"/>
+          <w:noProof/>
+          <w:sz w:val="18"/>
+        </w:rPr>
+        <w:t>Type: Functional</w:t>
+      </w:r>
+      <w:r>
+        <w:rPr>
+          <w:rFonts w:ascii="Courier New" w:eastAsia="Courier New" w:hAnsi="Courier New"/>
+          <w:noProof/>
+          <w:sz w:val="18"/>
+        </w:rPr>
+        <w:tab/>
+      </w:r>
+      <w:r>
+        <w:rPr>
+          <w:rFonts w:ascii="Courier New" w:eastAsia="Courier New" w:hAnsi="Courier New"/>
+          <w:noProof/>
+          <w:sz w:val="18"/>
+        </w:rPr>
+        <w:tab/>
+      </w:r>
+      <w:r>
+        <w:rPr>
+          <w:rFonts w:ascii="Courier New" w:eastAsia="Courier New" w:hAnsi="Courier New"/>
+          <w:noProof/>
+          <w:sz w:val="18"/>
+        </w:rPr>
+        <w:t>&lt;&lt;NULL&gt;&gt;</w:t>
+      </w:r>
+    </w:p>
+    <w:p>
+      <w:pPr>
+        <w:widowControl w:val="0"/>
+        <w:spacing w:after="0" w:line="210" w:lineRule="exact"/>
+        <w:ind w:left="259" w:right="72"/>
+        <w:rPr>
+          <w:rFonts w:ascii="Courier New" w:eastAsia="Courier New" w:hAnsi="Courier New"/>
+          <w:noProof/>
+          <w:sz w:val="18"/>
+        </w:rPr>
+      </w:pPr>
+      <w:r>
+        <w:rPr>
+          <w:rFonts w:ascii="Courier New" w:eastAsia="Courier New" w:hAnsi="Courier New"/>
+          <w:noProof/>
+          <w:sz w:val="18"/>
+        </w:rPr>
+        <w:t xml:space="preserve"> </w:t>
+      </w:r>
+      <w:r>
+        <w:rPr>
+          <w:rFonts w:ascii="Courier New" w:eastAsia="Courier New" w:hAnsi="Courier New"/>
+          <w:noProof/>
+          <w:sz w:val="18"/>
+        </w:rPr>
+        <w:t xml:space="preserve">   </w:t>
+      </w:r>
+      <w:r>
+        <w:rPr>
+          <w:rFonts w:ascii="Courier New" w:eastAsia="Courier New" w:hAnsi="Courier New"/>
+          <w:noProof/>
+          <w:sz w:val="18"/>
+        </w:rPr>
+        <w:t>└</w:t>
+      </w:r>
+      <w:r>
+        <w:rPr>
+          <w:rFonts w:ascii="Courier New" w:eastAsia="Courier New" w:hAnsi="Courier New"/>
+          <w:noProof/>
+          <w:sz w:val="18"/>
+        </w:rPr>
+        <w:t xml:space="preserve">── </w:t>
+      </w:r>
+      <w:r>
+        <w:rPr>
+          <w:rFonts w:ascii="Courier New" w:eastAsia="Courier New" w:hAnsi="Courier New"/>
+          <w:noProof/>
+          <w:sz w:val="18"/>
+        </w:rPr>
+        <w:t>HLR-006 Initialize Y Output</w:t>
+      </w:r>
+      <w:r>
+        <w:rPr>
+          <w:rFonts w:ascii="Courier New" w:eastAsia="Courier New" w:hAnsi="Courier New"/>
+          <w:b/>
+          <w:bCs/>
+          <w:noProof/>
+          <w:sz w:val="18"/>
+        </w:rPr>
+        <w:tab/>
+      </w:r>
+      <w:r>
+        <w:rPr>
+          <w:rFonts w:ascii="Courier New" w:eastAsia="Courier New" w:hAnsi="Courier New"/>
+          <w:b/>
+          <w:bCs/>
+          <w:noProof/>
+          <w:sz w:val="18"/>
+        </w:rPr>
+        <w:tab/>
+      </w:r>
+      <w:r>
+        <w:rPr>
+          <w:rFonts w:ascii="Courier New" w:eastAsia="Courier New" w:hAnsi="Courier New"/>
+          <w:noProof/>
+          <w:sz w:val="18"/>
+        </w:rPr>
+        <w:t>Type: Functional</w:t>
+      </w:r>
+      <w:r>
+        <w:rPr>
+          <w:rFonts w:ascii="Courier New" w:eastAsia="Courier New" w:hAnsi="Courier New"/>
+          <w:noProof/>
+          <w:sz w:val="18"/>
+        </w:rPr>
+        <w:tab/>
+      </w:r>
+      <w:r>
+        <w:rPr>
+          <w:rFonts w:ascii="Courier New" w:eastAsia="Courier New" w:hAnsi="Courier New"/>
+          <w:noProof/>
+          <w:sz w:val="18"/>
+        </w:rPr>
+        <w:tab/>
+      </w:r>
+      <w:r>
+        <w:rPr>
+          <w:rFonts w:ascii="Courier New" w:eastAsia="Courier New" w:hAnsi="Courier New"/>
+          <w:noProof/>
+          <w:sz w:val="18"/>
+        </w:rPr>
+        <w:t>&lt;&lt;NULL&gt;&gt;</w:t>
+      </w:r>
+    </w:p>
+    <w:p>
+      <w:pPr>
+        <w:widowControl w:val="0"/>
+        <w:spacing w:after="0" w:line="210" w:lineRule="exact"/>
+        <w:ind w:left="259" w:right="72"/>
+        <w:rPr>
+          <w:rFonts w:ascii="Courier New" w:eastAsia="Courier New" w:hAnsi="Courier New"/>
+          <w:noProof/>
+          <w:sz w:val="18"/>
+        </w:rPr>
+      </w:pPr>
+    </w:p>
+    <w:p/>
+    <w:p>
+      <w:pPr>
+        <w:rPr>
+          <w:color w:val="FF0000"/>
+        </w:rPr>
+      </w:pPr>
+      <w:r>
+        <w:rPr>
+          <w:color w:val="FF0000"/>
+        </w:rPr>
+        <w:t xml:space="preserve">Step </w:t>
+      </w:r>
+      <w:r>
+        <w:rPr>
+          <w:color w:val="FF0000"/>
+        </w:rPr>
+        <w:t>2</w:t>
+      </w:r>
+      <w:r>
+        <w:rPr>
+          <w:color w:val="FF0000"/>
+        </w:rPr>
+        <w:t xml:space="preserve">) </w:t>
+      </w:r>
+      <w:r>
+        <w:rPr>
+          <w:color w:val="FF0000"/>
+        </w:rPr>
+        <w:t>Add the Descriptions</w:t>
+      </w:r>
+    </w:p>
+    <w:p>
+      <w:pPr>
+        <w:pStyle w:val="Heading3"/>
+        <w:spacing w:before="160"/>
+        <w:rPr>
+          <w:rFonts w:ascii="Arial" w:eastAsia="Arial" w:hAnsi="Arial"/>
+          <w:color w:val="000000"/>
+          <w:sz w:val="24"/>
+        </w:rPr>
+      </w:pPr>
+      <w:r>
+        <w:rPr>
+          <w:rFonts w:ascii="Arial" w:eastAsia="Arial" w:hAnsi="Arial"/>
+          <w:color w:val="000000"/>
+          <w:sz w:val="24"/>
+        </w:rPr>
+        <w:t>polynomial_System.slreqx</w:t>
+      </w:r>
+      <w:r>
+        <w:rPr>
+          <w:rFonts w:ascii="Arial" w:eastAsia="Arial" w:hAnsi="Arial"/>
+          <w:color w:val="000000"/>
+          <w:sz w:val="24"/>
+        </w:rPr>
+        <w:tab/>
+      </w:r>
+      <w:r>
+        <w:rPr>
+          <w:rFonts w:ascii="Arial" w:eastAsia="Arial" w:hAnsi="Arial"/>
+          <w:color w:val="000000"/>
+          <w:sz w:val="24"/>
+        </w:rPr>
+        <w:tab/>
+      </w:r>
+      <w:r>
+        <w:rPr>
+          <w:rFonts w:ascii="Arial" w:eastAsia="Arial" w:hAnsi="Arial"/>
+          <w:color w:val="000000"/>
+          <w:sz w:val="24"/>
+        </w:rPr>
+        <w:tab/>
+        <w:t>Descriptions</w:t>
+      </w:r>
+    </w:p>
+    <w:p>
+      <w:pPr>
+        <w:widowControl w:val="0"/>
+        <w:spacing w:after="0" w:line="210" w:lineRule="exact"/>
+        <w:ind w:left="259" w:right="72"/>
+        <w:rPr>
+          <w:rFonts w:ascii="Courier New" w:eastAsia="Courier New" w:hAnsi="Courier New"/>
+          <w:noProof/>
+          <w:sz w:val="18"/>
+        </w:rPr>
+      </w:pPr>
+      <w:r>
+        <w:rPr>
+          <w:rFonts w:ascii="Courier New" w:eastAsia="Courier New" w:hAnsi="Courier New"/>
+          <w:noProof/>
+          <w:sz w:val="18"/>
+        </w:rPr>
+        <w:t xml:space="preserve">├── The software shall establish known initial values for all variables associated with </w:t>
+      </w:r>
+    </w:p>
+    <w:p>
+      <w:pPr>
+        <w:widowControl w:val="0"/>
+        <w:spacing w:after="0" w:line="210" w:lineRule="exact"/>
+        <w:ind w:left="259" w:right="72"/>
+        <w:rPr>
+          <w:rFonts w:ascii="Courier New" w:eastAsia="Courier New" w:hAnsi="Courier New"/>
+          <w:noProof/>
+          <w:sz w:val="18"/>
+        </w:rPr>
+      </w:pPr>
+      <w:r>
+        <w:rPr>
+          <w:rFonts w:ascii="Courier New" w:eastAsia="Courier New" w:hAnsi="Courier New"/>
+          <w:noProof/>
+          <w:sz w:val="18"/>
+        </w:rPr>
+        <w:t>│   Equation 1 at startup.</w:t>
+      </w:r>
+    </w:p>
+    <w:p>
+      <w:pPr>
+        <w:widowControl w:val="0"/>
+        <w:spacing w:after="0" w:line="210" w:lineRule="exact"/>
+        <w:ind w:left="259" w:right="72"/>
+        <w:rPr>
+          <w:rFonts w:ascii="Courier New" w:eastAsia="Courier New" w:hAnsi="Courier New"/>
+          <w:noProof/>
+          <w:sz w:val="18"/>
+        </w:rPr>
+      </w:pPr>
+      <w:r>
+        <w:rPr>
+          <w:rFonts w:ascii="Courier New" w:eastAsia="Courier New" w:hAnsi="Courier New"/>
+          <w:noProof/>
+          <w:sz w:val="18"/>
+        </w:rPr>
+        <w:t>│</w:t>
+      </w:r>
+    </w:p>
+    <w:p>
+      <w:pPr>
+        <w:widowControl w:val="0"/>
+        <w:spacing w:after="0" w:line="210" w:lineRule="exact"/>
+        <w:ind w:left="259" w:right="72"/>
+        <w:rPr>
+          <w:rFonts w:ascii="Courier New" w:eastAsia="Courier New" w:hAnsi="Courier New"/>
+          <w:noProof/>
+          <w:sz w:val="18"/>
+        </w:rPr>
+      </w:pPr>
+      <w:r>
+        <w:rPr>
+          <w:rFonts w:ascii="Courier New" w:eastAsia="Courier New" w:hAnsi="Courier New"/>
+          <w:noProof/>
+          <w:sz w:val="18"/>
+        </w:rPr>
+        <w:t xml:space="preserve">├── </w:t>
+      </w:r>
+      <w:r>
+        <w:rPr>
+          <w:rFonts w:ascii="Courier New" w:eastAsia="Courier New" w:hAnsi="Courier New"/>
+          <w:b/>
+          <w:bCs/>
+          <w:noProof/>
+          <w:sz w:val="18"/>
+        </w:rPr>
+        <w:t>SR-001 Software Requirement</w:t>
+      </w:r>
+      <w:r>
+        <w:rPr>
+          <w:rFonts w:ascii="Courier New" w:eastAsia="Courier New" w:hAnsi="Courier New"/>
+          <w:b/>
+          <w:bCs/>
+          <w:noProof/>
+          <w:sz w:val="18"/>
+        </w:rPr>
+        <w:br/>
+      </w:r>
+      <w:r>
+        <w:rPr>
+          <w:rFonts w:ascii="Courier New" w:eastAsia="Courier New" w:hAnsi="Courier New"/>
+          <w:noProof/>
+          <w:sz w:val="18"/>
+        </w:rPr>
+        <w:t xml:space="preserve">│   │    </w:t>
+      </w:r>
+    </w:p>
+    <w:p>
+      <w:pPr>
+        <w:widowControl w:val="0"/>
+        <w:spacing w:after="0" w:line="210" w:lineRule="exact"/>
+        <w:ind w:left="259" w:right="72"/>
+        <w:rPr>
+          <w:rFonts w:ascii="Courier New" w:eastAsia="Courier New" w:hAnsi="Courier New"/>
+          <w:noProof/>
+          <w:sz w:val="18"/>
+        </w:rPr>
+      </w:pPr>
+      <w:r>
+        <w:rPr>
+          <w:rFonts w:ascii="Courier New" w:eastAsia="Courier New" w:hAnsi="Courier New"/>
+          <w:noProof/>
+          <w:sz w:val="18"/>
+        </w:rPr>
+        <w:t>│   ├── HLR-001 Generate Time Signal</w:t>
+      </w:r>
+    </w:p>
+    <w:p>
+      <w:pPr>
+        <w:widowControl w:val="0"/>
+        <w:spacing w:after="0" w:line="210" w:lineRule="exact"/>
+        <w:ind w:left="259" w:right="72"/>
+        <w:rPr>
+          <w:rFonts w:ascii="Courier New" w:eastAsia="Courier New" w:hAnsi="Courier New"/>
+          <w:noProof/>
+          <w:sz w:val="18"/>
+        </w:rPr>
+      </w:pPr>
+      <w:r>
+        <w:rPr>
+          <w:rFonts w:ascii="Courier New" w:eastAsia="Courier New" w:hAnsi="Courier New"/>
+          <w:noProof/>
+          <w:sz w:val="18"/>
+        </w:rPr>
+        <w:t xml:space="preserve">│   │   └── The software shall generate a time signal from 0.0 s to 15.0 s in increments of </w:t>
+      </w:r>
+    </w:p>
+    <w:p>
+      <w:pPr>
+        <w:widowControl w:val="0"/>
+        <w:spacing w:after="0" w:line="210" w:lineRule="exact"/>
+        <w:ind w:left="259" w:right="72"/>
+        <w:rPr>
+          <w:rFonts w:ascii="Courier New" w:eastAsia="Courier New" w:hAnsi="Courier New"/>
+          <w:noProof/>
+          <w:sz w:val="18"/>
+        </w:rPr>
+      </w:pPr>
+      <w:r>
+        <w:rPr>
+          <w:rFonts w:ascii="Courier New" w:eastAsia="Courier New" w:hAnsi="Courier New"/>
+          <w:noProof/>
+          <w:sz w:val="18"/>
+        </w:rPr>
+        <w:t xml:space="preserve">│   │   </w:t>
+      </w:r>
+      <w:r>
+        <w:rPr>
+          <w:rFonts w:ascii="Courier New" w:eastAsia="Courier New" w:hAnsi="Courier New"/>
+          <w:noProof/>
+          <w:sz w:val="18"/>
+        </w:rPr>
+        <w:tab/>
+        <w:t xml:space="preserve"> 0.25 sec.</w:t>
+      </w:r>
+    </w:p>
+    <w:p>
+      <w:pPr>
+        <w:widowControl w:val="0"/>
+        <w:spacing w:after="0" w:line="210" w:lineRule="exact"/>
+        <w:ind w:left="259" w:right="72"/>
+        <w:rPr>
+          <w:rFonts w:ascii="Courier New" w:eastAsia="Courier New" w:hAnsi="Courier New"/>
+          <w:noProof/>
+          <w:sz w:val="18"/>
+        </w:rPr>
+      </w:pPr>
+      <w:r>
+        <w:rPr>
+          <w:rFonts w:ascii="Courier New" w:eastAsia="Courier New" w:hAnsi="Courier New"/>
+          <w:noProof/>
+          <w:sz w:val="18"/>
+        </w:rPr>
+        <w:t xml:space="preserve">│   │    </w:t>
+      </w:r>
+    </w:p>
+    <w:p>
+      <w:pPr>
+        <w:widowControl w:val="0"/>
+        <w:spacing w:after="0" w:line="210" w:lineRule="exact"/>
+        <w:ind w:left="259" w:right="72"/>
+        <w:rPr>
+          <w:rFonts w:ascii="Courier New" w:eastAsia="Courier New" w:hAnsi="Courier New"/>
+          <w:noProof/>
+          <w:sz w:val="18"/>
+        </w:rPr>
+      </w:pPr>
+      <w:r>
+        <w:rPr>
+          <w:rFonts w:ascii="Courier New" w:eastAsia="Courier New" w:hAnsi="Courier New"/>
+          <w:noProof/>
+          <w:sz w:val="18"/>
+        </w:rPr>
+        <w:t>│   ├── HLR-002 Compute Polynomial</w:t>
+      </w:r>
+    </w:p>
+    <w:p>
+      <w:pPr>
+        <w:widowControl w:val="0"/>
+        <w:spacing w:after="0" w:line="210" w:lineRule="exact"/>
+        <w:ind w:left="259" w:right="72"/>
+        <w:rPr>
+          <w:rFonts w:ascii="Courier New" w:eastAsia="Courier New" w:hAnsi="Courier New"/>
+          <w:noProof/>
+          <w:sz w:val="18"/>
+        </w:rPr>
+      </w:pPr>
+      <w:r>
+        <w:rPr>
+          <w:rFonts w:ascii="Courier New" w:eastAsia="Courier New" w:hAnsi="Courier New"/>
+          <w:noProof/>
+          <w:sz w:val="18"/>
+        </w:rPr>
+        <w:t>│   │   └── The software shall compute:</w:t>
+      </w:r>
+    </w:p>
+    <w:p>
+      <w:pPr>
+        <w:widowControl w:val="0"/>
+        <w:spacing w:after="0" w:line="210" w:lineRule="exact"/>
+        <w:ind w:left="259" w:right="72"/>
+        <w:rPr>
+          <w:rFonts w:ascii="Courier New" w:eastAsia="Courier New" w:hAnsi="Courier New"/>
+          <w:noProof/>
+          <w:sz w:val="18"/>
+        </w:rPr>
+      </w:pPr>
+      <w:r>
+        <w:rPr>
+          <w:rFonts w:ascii="Courier New" w:eastAsia="Courier New" w:hAnsi="Courier New"/>
+          <w:noProof/>
+          <w:sz w:val="18"/>
+        </w:rPr>
+        <w:t xml:space="preserve">│   │   </w:t>
+      </w:r>
+      <w:r>
+        <w:rPr>
+          <w:rFonts w:ascii="Courier New" w:eastAsia="Courier New" w:hAnsi="Courier New"/>
+          <w:noProof/>
+          <w:sz w:val="18"/>
+        </w:rPr>
+        <w:tab/>
+        <w:t xml:space="preserve"> </w:t>
+      </w:r>
+    </w:p>
+    <w:p>
+      <w:pPr>
+        <w:widowControl w:val="0"/>
+        <w:spacing w:after="0" w:line="210" w:lineRule="exact"/>
+        <w:ind w:left="259" w:right="72"/>
+        <w:rPr>
+          <w:rFonts w:ascii="Courier New" w:eastAsia="Courier New" w:hAnsi="Courier New"/>
+          <w:noProof/>
+          <w:sz w:val="18"/>
+        </w:rPr>
+      </w:pPr>
+      <w:r>
+        <w:rPr>
+          <w:rFonts w:ascii="Courier New" w:eastAsia="Courier New" w:hAnsi="Courier New"/>
+          <w:noProof/>
+          <w:sz w:val="18"/>
+        </w:rPr>
+        <w:t xml:space="preserve">│   │   </w:t>
+      </w:r>
+      <w:r>
+        <w:rPr>
+          <w:rFonts w:ascii="Courier New" w:eastAsia="Courier New" w:hAnsi="Courier New"/>
+          <w:noProof/>
+          <w:sz w:val="18"/>
+        </w:rPr>
+        <w:tab/>
+        <w:t xml:space="preserve"> y = COEFF_A*(t^2) + COEFF_B*(t) + COEFF_C</w:t>
+      </w:r>
+    </w:p>
+    <w:p>
+      <w:pPr>
+        <w:widowControl w:val="0"/>
+        <w:spacing w:after="0" w:line="210" w:lineRule="exact"/>
+        <w:ind w:left="259" w:right="72"/>
+        <w:rPr>
+          <w:rFonts w:ascii="Courier New" w:eastAsia="Courier New" w:hAnsi="Courier New"/>
+          <w:noProof/>
+          <w:sz w:val="18"/>
+        </w:rPr>
+      </w:pPr>
+      <w:r>
+        <w:rPr>
+          <w:rFonts w:ascii="Courier New" w:eastAsia="Courier New" w:hAnsi="Courier New"/>
+          <w:noProof/>
+          <w:sz w:val="18"/>
+        </w:rPr>
+        <w:t xml:space="preserve">│   │   </w:t>
+      </w:r>
+      <w:r>
+        <w:rPr>
+          <w:rFonts w:ascii="Courier New" w:eastAsia="Courier New" w:hAnsi="Courier New"/>
+          <w:noProof/>
+          <w:sz w:val="18"/>
+        </w:rPr>
+        <w:tab/>
+        <w:t xml:space="preserve"> </w:t>
+      </w:r>
+    </w:p>
+    <w:p>
+      <w:pPr>
+        <w:widowControl w:val="0"/>
+        <w:spacing w:after="0" w:line="210" w:lineRule="exact"/>
+        <w:ind w:left="259" w:right="72"/>
+        <w:rPr>
+          <w:rFonts w:ascii="Courier New" w:eastAsia="Courier New" w:hAnsi="Courier New"/>
+          <w:noProof/>
+          <w:sz w:val="18"/>
+        </w:rPr>
+      </w:pPr>
+      <w:r>
+        <w:rPr>
+          <w:rFonts w:ascii="Courier New" w:eastAsia="Courier New" w:hAnsi="Courier New"/>
+          <w:noProof/>
+          <w:sz w:val="18"/>
+        </w:rPr>
+        <w:t xml:space="preserve">│   │   </w:t>
+      </w:r>
+      <w:r>
+        <w:rPr>
+          <w:rFonts w:ascii="Courier New" w:eastAsia="Courier New" w:hAnsi="Courier New"/>
+          <w:noProof/>
+          <w:sz w:val="18"/>
+        </w:rPr>
+        <w:tab/>
+        <w:t xml:space="preserve"> where:</w:t>
+      </w:r>
+    </w:p>
+    <w:p>
+      <w:pPr>
+        <w:widowControl w:val="0"/>
+        <w:spacing w:after="0" w:line="210" w:lineRule="exact"/>
+        <w:ind w:left="259" w:right="72"/>
+        <w:rPr>
+          <w:rFonts w:ascii="Courier New" w:eastAsia="Courier New" w:hAnsi="Courier New"/>
+          <w:noProof/>
+          <w:sz w:val="18"/>
+        </w:rPr>
+      </w:pPr>
+      <w:r>
+        <w:rPr>
+          <w:rFonts w:ascii="Courier New" w:eastAsia="Courier New" w:hAnsi="Courier New"/>
+          <w:noProof/>
+          <w:sz w:val="18"/>
+        </w:rPr>
+        <w:t xml:space="preserve">│   │   </w:t>
+      </w:r>
+      <w:r>
+        <w:rPr>
+          <w:rFonts w:ascii="Courier New" w:eastAsia="Courier New" w:hAnsi="Courier New"/>
+          <w:noProof/>
+          <w:sz w:val="18"/>
+        </w:rPr>
+        <w:tab/>
+        <w:t xml:space="preserve"> COEFF_A = 1</w:t>
+      </w:r>
+    </w:p>
+    <w:p>
+      <w:pPr>
+        <w:widowControl w:val="0"/>
+        <w:spacing w:after="0" w:line="210" w:lineRule="exact"/>
+        <w:ind w:left="259" w:right="72"/>
+        <w:rPr>
+          <w:rFonts w:ascii="Courier New" w:eastAsia="Courier New" w:hAnsi="Courier New"/>
+          <w:noProof/>
+          <w:sz w:val="18"/>
+        </w:rPr>
+      </w:pPr>
+      <w:r>
+        <w:rPr>
+          <w:rFonts w:ascii="Courier New" w:eastAsia="Courier New" w:hAnsi="Courier New"/>
+          <w:noProof/>
+          <w:sz w:val="18"/>
+        </w:rPr>
+        <w:t xml:space="preserve">│   │   </w:t>
+      </w:r>
+      <w:r>
+        <w:rPr>
+          <w:rFonts w:ascii="Courier New" w:eastAsia="Courier New" w:hAnsi="Courier New"/>
+          <w:noProof/>
+          <w:sz w:val="18"/>
+        </w:rPr>
+        <w:tab/>
+        <w:t xml:space="preserve"> COEFF_B = -4</w:t>
+      </w:r>
+    </w:p>
+    <w:p>
+      <w:pPr>
+        <w:widowControl w:val="0"/>
+        <w:spacing w:after="0" w:line="210" w:lineRule="exact"/>
+        <w:ind w:left="259" w:right="72"/>
+        <w:rPr>
+          <w:rFonts w:ascii="Courier New" w:eastAsia="Courier New" w:hAnsi="Courier New"/>
+          <w:noProof/>
+          <w:sz w:val="18"/>
+        </w:rPr>
+      </w:pPr>
+      <w:r>
+        <w:rPr>
+          <w:rFonts w:ascii="Courier New" w:eastAsia="Courier New" w:hAnsi="Courier New"/>
+          <w:noProof/>
+          <w:sz w:val="18"/>
+        </w:rPr>
+        <w:t xml:space="preserve">│   │   </w:t>
+      </w:r>
+      <w:r>
+        <w:rPr>
+          <w:rFonts w:ascii="Courier New" w:eastAsia="Courier New" w:hAnsi="Courier New"/>
+          <w:noProof/>
+          <w:sz w:val="18"/>
+        </w:rPr>
+        <w:tab/>
+        <w:t xml:space="preserve"> COEFF_C = 21</w:t>
+      </w:r>
+    </w:p>
+    <w:p>
+      <w:pPr>
+        <w:widowControl w:val="0"/>
+        <w:spacing w:after="0" w:line="210" w:lineRule="exact"/>
+        <w:ind w:left="259" w:right="72"/>
+        <w:rPr>
+          <w:rFonts w:ascii="Courier New" w:eastAsia="Courier New" w:hAnsi="Courier New"/>
+          <w:noProof/>
+          <w:sz w:val="18"/>
+        </w:rPr>
+      </w:pPr>
+      <w:r>
+        <w:rPr>
+          <w:rFonts w:ascii="Courier New" w:eastAsia="Courier New" w:hAnsi="Courier New"/>
+          <w:noProof/>
+          <w:sz w:val="18"/>
+        </w:rPr>
+        <w:t xml:space="preserve">│   │    </w:t>
+      </w:r>
+    </w:p>
+    <w:p>
+      <w:pPr>
+        <w:widowControl w:val="0"/>
+        <w:spacing w:after="0" w:line="210" w:lineRule="exact"/>
+        <w:ind w:left="259" w:right="72"/>
+        <w:rPr>
+          <w:rFonts w:ascii="Courier New" w:eastAsia="Courier New" w:hAnsi="Courier New"/>
+          <w:noProof/>
+          <w:sz w:val="18"/>
+        </w:rPr>
+      </w:pPr>
+      <w:r>
+        <w:rPr>
+          <w:rFonts w:ascii="Courier New" w:eastAsia="Courier New" w:hAnsi="Courier New"/>
+          <w:noProof/>
+          <w:sz w:val="18"/>
+        </w:rPr>
+        <w:t>│   ├── HLR-003 Store Y as Float</w:t>
+      </w:r>
+    </w:p>
+    <w:p>
+      <w:pPr>
+        <w:widowControl w:val="0"/>
+        <w:spacing w:after="0" w:line="210" w:lineRule="exact"/>
+        <w:ind w:left="259" w:right="72"/>
+        <w:rPr>
+          <w:rFonts w:ascii="Courier New" w:eastAsia="Courier New" w:hAnsi="Courier New"/>
+          <w:noProof/>
+          <w:sz w:val="18"/>
+        </w:rPr>
+      </w:pPr>
+      <w:r>
+        <w:rPr>
+          <w:rFonts w:ascii="Courier New" w:eastAsia="Courier New" w:hAnsi="Courier New"/>
+          <w:noProof/>
+          <w:sz w:val="18"/>
+        </w:rPr>
+        <w:t xml:space="preserve">│   │   └── The software shall store y as a floating-point value.   </w:t>
+      </w:r>
+      <w:r>
+        <w:rPr>
+          <w:rFonts w:ascii="Courier New" w:eastAsia="Courier New" w:hAnsi="Courier New"/>
+          <w:noProof/>
+          <w:sz w:val="18"/>
+        </w:rPr>
+        <w:tab/>
+        <w:t xml:space="preserve"> </w:t>
+      </w:r>
+    </w:p>
+    <w:p>
+      <w:pPr>
+        <w:widowControl w:val="0"/>
+        <w:spacing w:after="0" w:line="210" w:lineRule="exact"/>
+        <w:ind w:left="259" w:right="72"/>
+        <w:rPr>
+          <w:rFonts w:ascii="Courier New" w:eastAsia="Courier New" w:hAnsi="Courier New"/>
+          <w:noProof/>
+          <w:sz w:val="18"/>
+        </w:rPr>
+      </w:pPr>
+      <w:r>
+        <w:rPr>
+          <w:rFonts w:ascii="Courier New" w:eastAsia="Courier New" w:hAnsi="Courier New"/>
+          <w:noProof/>
+          <w:sz w:val="18"/>
+        </w:rPr>
+        <w:t xml:space="preserve">│   │   </w:t>
+      </w:r>
+      <w:r>
+        <w:rPr>
+          <w:rFonts w:ascii="Courier New" w:eastAsia="Courier New" w:hAnsi="Courier New"/>
+          <w:noProof/>
+          <w:sz w:val="18"/>
+        </w:rPr>
+        <w:tab/>
+        <w:t xml:space="preserve"> </w:t>
+      </w:r>
+    </w:p>
+    <w:p>
+      <w:pPr>
+        <w:widowControl w:val="0"/>
+        <w:spacing w:after="0" w:line="210" w:lineRule="exact"/>
+        <w:ind w:left="259" w:right="72"/>
+        <w:rPr>
+          <w:rFonts w:ascii="Courier New" w:eastAsia="Courier New" w:hAnsi="Courier New"/>
+          <w:noProof/>
+          <w:sz w:val="18"/>
+        </w:rPr>
+      </w:pPr>
+      <w:r>
+        <w:rPr>
+          <w:rFonts w:ascii="Courier New" w:eastAsia="Courier New" w:hAnsi="Courier New"/>
+          <w:noProof/>
+          <w:sz w:val="18"/>
+        </w:rPr>
+        <w:t>│   └── HLR-004 Output Y</w:t>
+      </w:r>
+      <w:r>
+        <w:rPr>
+          <w:rFonts w:ascii="Courier New" w:eastAsia="Courier New" w:hAnsi="Courier New"/>
+          <w:b/>
+          <w:bCs/>
+          <w:noProof/>
+          <w:sz w:val="18"/>
+        </w:rPr>
+        <w:tab/>
+      </w:r>
+    </w:p>
+    <w:p>
+      <w:pPr>
+        <w:widowControl w:val="0"/>
+        <w:spacing w:after="0" w:line="210" w:lineRule="exact"/>
+        <w:ind w:left="259" w:right="72"/>
+        <w:rPr>
+          <w:rFonts w:ascii="Courier New" w:eastAsia="Courier New" w:hAnsi="Courier New"/>
+          <w:noProof/>
+          <w:sz w:val="18"/>
+        </w:rPr>
+      </w:pPr>
+      <w:r>
+        <w:rPr>
+          <w:rFonts w:ascii="Courier New" w:eastAsia="Courier New" w:hAnsi="Courier New"/>
+          <w:noProof/>
+          <w:sz w:val="18"/>
+        </w:rPr>
+        <w:t xml:space="preserve">│       └── The software shall provide y at the output interface.   </w:t>
+      </w:r>
+      <w:r>
+        <w:rPr>
+          <w:rFonts w:ascii="Courier New" w:eastAsia="Courier New" w:hAnsi="Courier New"/>
+          <w:noProof/>
+          <w:sz w:val="18"/>
+        </w:rPr>
+        <w:tab/>
+        <w:t xml:space="preserve"> </w:t>
+      </w:r>
+    </w:p>
+    <w:p>
+      <w:pPr>
+        <w:widowControl w:val="0"/>
+        <w:spacing w:after="0" w:line="210" w:lineRule="exact"/>
+        <w:ind w:left="259" w:right="72"/>
+        <w:rPr>
+          <w:rFonts w:ascii="Courier New" w:eastAsia="Courier New" w:hAnsi="Courier New"/>
+          <w:noProof/>
+          <w:sz w:val="18"/>
+        </w:rPr>
+      </w:pPr>
+      <w:r>
+        <w:rPr>
+          <w:rFonts w:ascii="Courier New" w:eastAsia="Courier New" w:hAnsi="Courier New"/>
+          <w:noProof/>
+          <w:sz w:val="18"/>
+        </w:rPr>
+        <w:t xml:space="preserve">│      </w:t>
+      </w:r>
+      <w:r>
+        <w:rPr>
+          <w:rFonts w:ascii="Courier New" w:eastAsia="Courier New" w:hAnsi="Courier New"/>
+          <w:noProof/>
+          <w:sz w:val="18"/>
+        </w:rPr>
+        <w:tab/>
+        <w:t xml:space="preserve"> </w:t>
+      </w:r>
+    </w:p>
+    <w:p>
+      <w:pPr>
+        <w:widowControl w:val="0"/>
+        <w:spacing w:after="0" w:line="210" w:lineRule="exact"/>
+        <w:ind w:left="259" w:right="72"/>
+        <w:rPr>
+          <w:rFonts w:ascii="Courier New" w:eastAsia="Courier New" w:hAnsi="Courier New"/>
+          <w:noProof/>
+          <w:sz w:val="18"/>
+        </w:rPr>
+      </w:pPr>
+      <w:r>
+        <w:rPr>
+          <w:rFonts w:ascii="Courier New" w:eastAsia="Courier New" w:hAnsi="Courier New"/>
+          <w:noProof/>
+          <w:sz w:val="18"/>
+        </w:rPr>
+        <w:t xml:space="preserve">└── </w:t>
+      </w:r>
+      <w:r>
+        <w:rPr>
+          <w:rFonts w:ascii="Courier New" w:eastAsia="Courier New" w:hAnsi="Courier New"/>
+          <w:b/>
+          <w:bCs/>
+          <w:noProof/>
+          <w:sz w:val="18"/>
+        </w:rPr>
+        <w:t>Initial Conditions</w:t>
+      </w:r>
+    </w:p>
+    <w:p>
+      <w:pPr>
+        <w:widowControl w:val="0"/>
+        <w:spacing w:after="0" w:line="210" w:lineRule="exact"/>
+        <w:ind w:left="259" w:right="72"/>
+        <w:rPr>
+          <w:rFonts w:ascii="Courier New" w:eastAsia="Courier New" w:hAnsi="Courier New"/>
+          <w:noProof/>
+          <w:sz w:val="18"/>
+        </w:rPr>
+      </w:pPr>
+      <w:r>
+        <w:rPr>
+          <w:rFonts w:ascii="Courier New" w:eastAsia="Courier New" w:hAnsi="Courier New"/>
+          <w:noProof/>
+          <w:sz w:val="18"/>
+        </w:rPr>
+        <w:t xml:space="preserve">    │    </w:t>
+      </w:r>
+    </w:p>
+    <w:p>
+      <w:pPr>
+        <w:widowControl w:val="0"/>
+        <w:spacing w:after="0" w:line="210" w:lineRule="exact"/>
+        <w:ind w:left="259" w:right="72"/>
+        <w:rPr>
+          <w:rFonts w:ascii="Courier New" w:eastAsia="Courier New" w:hAnsi="Courier New"/>
+          <w:noProof/>
+          <w:sz w:val="18"/>
+        </w:rPr>
+      </w:pPr>
+      <w:r>
+        <w:rPr>
+          <w:rFonts w:ascii="Courier New" w:eastAsia="Courier New" w:hAnsi="Courier New"/>
+          <w:noProof/>
+          <w:sz w:val="18"/>
+        </w:rPr>
+        <w:t xml:space="preserve">    ├── HLR-005 Initialize Time Signal</w:t>
+      </w:r>
+    </w:p>
+    <w:p>
+      <w:pPr>
+        <w:widowControl w:val="0"/>
+        <w:spacing w:after="0" w:line="210" w:lineRule="exact"/>
+        <w:ind w:left="259" w:right="72"/>
+        <w:rPr>
+          <w:rFonts w:ascii="Courier New" w:eastAsia="Courier New" w:hAnsi="Courier New"/>
+          <w:noProof/>
+          <w:sz w:val="18"/>
+        </w:rPr>
+      </w:pPr>
+      <w:r>
+        <w:rPr>
+          <w:rFonts w:ascii="Courier New" w:eastAsia="Courier New" w:hAnsi="Courier New"/>
+          <w:noProof/>
+          <w:sz w:val="18"/>
+        </w:rPr>
+        <w:t xml:space="preserve">    │   └── The software shall initialize t to 0.0 seconds. </w:t>
+      </w:r>
+    </w:p>
+    <w:p>
+      <w:pPr>
+        <w:widowControl w:val="0"/>
+        <w:spacing w:after="0" w:line="210" w:lineRule="exact"/>
+        <w:ind w:left="259" w:right="72"/>
+        <w:rPr>
+          <w:rFonts w:ascii="Courier New" w:eastAsia="Courier New" w:hAnsi="Courier New"/>
+          <w:noProof/>
+          <w:sz w:val="18"/>
+        </w:rPr>
+      </w:pPr>
+      <w:r>
+        <w:rPr>
+          <w:rFonts w:ascii="Courier New" w:eastAsia="Courier New" w:hAnsi="Courier New"/>
+          <w:noProof/>
+          <w:sz w:val="18"/>
+        </w:rPr>
+        <w:t xml:space="preserve">    │    </w:t>
+      </w:r>
+    </w:p>
+    <w:p>
+      <w:pPr>
+        <w:widowControl w:val="0"/>
+        <w:spacing w:after="0" w:line="210" w:lineRule="exact"/>
+        <w:ind w:left="259" w:right="72"/>
+        <w:rPr>
+          <w:rFonts w:ascii="Courier New" w:eastAsia="Courier New" w:hAnsi="Courier New"/>
+          <w:noProof/>
+          <w:sz w:val="18"/>
+        </w:rPr>
+      </w:pPr>
+      <w:r>
+        <w:rPr>
+          <w:rFonts w:ascii="Courier New" w:eastAsia="Courier New" w:hAnsi="Courier New"/>
+          <w:noProof/>
+          <w:sz w:val="18"/>
+        </w:rPr>
+        <w:t xml:space="preserve">    └── HLR-006 Initialize Y Output</w:t>
+      </w:r>
+    </w:p>
+    <w:p>
+      <w:pPr>
+        <w:widowControl w:val="0"/>
+        <w:spacing w:after="0" w:line="210" w:lineRule="exact"/>
+        <w:ind w:left="259" w:right="72"/>
+        <w:rPr>
+          <w:rFonts w:ascii="Courier New" w:eastAsia="Courier New" w:hAnsi="Courier New"/>
+          <w:noProof/>
+          <w:sz w:val="18"/>
+        </w:rPr>
+      </w:pPr>
+      <w:r>
+        <w:rPr>
+          <w:rFonts w:ascii="Courier New" w:eastAsia="Courier New" w:hAnsi="Courier New"/>
+          <w:noProof/>
+          <w:sz w:val="18"/>
+        </w:rPr>
+        <w:t xml:space="preserve">        └── The software shall initialize y to 0.0.</w:t>
+      </w:r>
+    </w:p>
+    <w:p>
+      <w:pPr>
+        <w:widowControl w:val="0"/>
+        <w:spacing w:after="0" w:line="210" w:lineRule="exact"/>
+        <w:ind w:left="259" w:right="72"/>
+        <w:rPr>
+          <w:rFonts w:ascii="Courier New" w:eastAsia="Courier New" w:hAnsi="Courier New"/>
+          <w:noProof/>
+          <w:sz w:val="18"/>
+        </w:rPr>
+      </w:pPr>
+    </w:p>
+    <w:p>
+      <w:pPr>
+        <w:widowControl w:val="0"/>
+        <w:spacing w:after="0" w:line="210" w:lineRule="exact"/>
+        <w:ind w:left="259" w:right="72"/>
+        <w:rPr>
+          <w:rFonts w:ascii="Courier New" w:eastAsia="Courier New" w:hAnsi="Courier New"/>
+          <w:noProof/>
+          <w:sz w:val="18"/>
+        </w:rPr>
+      </w:pPr>
+    </w:p>
+    <w:p/>
+    <w:p/>
+    <w:p>
+      <w:pPr>
+        <w:pStyle w:val="Heading3"/>
+        <w:spacing w:before="160" w:after="40"/>
+        <w:rPr>
+          <w:rFonts w:ascii="Arial" w:eastAsia="Arial" w:hAnsi="Arial"/>
+          <w:color w:val="000000"/>
+          <w:sz w:val="24"/>
+        </w:rPr>
+      </w:pPr>
+      <w:r>
+        <w:rPr>
+          <w:rFonts w:ascii="Courier New" w:eastAsia="Courier New" w:hAnsi="Courier New"/>
+          <w:noProof/>
+          <w:color w:val="FF0000"/>
+          <w:sz w:val="18"/>
+        </w:rPr>
+        <w:lastRenderedPageBreak/>
+        <w:t xml:space="preserve">Note: </w:t>
+      </w:r>
+      <w:r>
+        <w:rPr>
+          <w:rFonts w:ascii="Courier New" w:eastAsia="Courier New" w:hAnsi="Courier New"/>
+          <w:noProof/>
+          <w:color w:val="FF0000"/>
+          <w:sz w:val="18"/>
+        </w:rPr>
+        <w:t>These are the intermediate data values that flow between the functional blocks of the model while the equation is being calculated</w:t>
+      </w:r>
+      <w:r>
+        <w:rPr>
+          <w:rFonts w:ascii="Courier New" w:eastAsia="Courier New" w:hAnsi="Courier New"/>
+          <w:noProof/>
+          <w:color w:val="FF0000"/>
+          <w:sz w:val="18"/>
+        </w:rPr>
+        <w:t>.</w:t>
+      </w:r>
+    </w:p>
+    <w:p>
+      <w:pPr>
+        <w:pStyle w:val="Heading3"/>
+        <w:spacing w:before="160" w:after="40"/>
+        <w:ind w:left="3600" w:hanging="3600"/>
+        <w:rPr>
+          <w:rFonts w:ascii="Arial" w:eastAsia="Arial" w:hAnsi="Arial"/>
+          <w:color w:val="000000"/>
+          <w:szCs w:val="20"/>
+        </w:rPr>
+      </w:pPr>
+      <w:r>
+        <w:rPr>
+          <w:rFonts w:ascii="Arial" w:eastAsia="Arial" w:hAnsi="Arial"/>
+          <w:color w:val="000000"/>
+          <w:sz w:val="24"/>
+        </w:rPr>
+        <w:t>Signals</w:t>
+      </w:r>
+      <w:r>
+        <w:rPr>
+          <w:rFonts w:ascii="Arial" w:eastAsia="Arial" w:hAnsi="Arial"/>
+          <w:color w:val="000000"/>
+          <w:sz w:val="24"/>
+        </w:rPr>
+        <w:t xml:space="preserve"> (Block Logic)</w:t>
+      </w:r>
+      <w:r>
+        <w:rPr>
+          <w:rFonts w:ascii="Arial" w:eastAsia="Arial" w:hAnsi="Arial"/>
+          <w:color w:val="000000"/>
+          <w:sz w:val="24"/>
+        </w:rPr>
+        <w:t xml:space="preserve"> </w:t>
+      </w:r>
+      <w:r>
+        <w:rPr>
+          <w:rFonts w:ascii="Arial" w:eastAsia="Arial" w:hAnsi="Arial"/>
+          <w:color w:val="000000"/>
+          <w:sz w:val="24"/>
+        </w:rPr>
+        <w:tab/>
+      </w:r>
+      <w:r>
+        <w:rPr>
+          <w:rFonts w:ascii="Arial" w:eastAsia="Arial" w:hAnsi="Arial"/>
+          <w:color w:val="FF0000"/>
+          <w:szCs w:val="20"/>
+        </w:rPr>
+        <w:sym w:font="Wingdings" w:char="F0DF"/>
+      </w:r>
+      <w:r>
+        <w:rPr>
+          <w:rFonts w:ascii="Arial" w:eastAsia="Arial" w:hAnsi="Arial"/>
+          <w:color w:val="FF0000"/>
+          <w:szCs w:val="20"/>
+        </w:rPr>
+        <w:t xml:space="preserve"> </w:t>
+      </w:r>
+      <w:r>
+        <w:rPr>
+          <w:rFonts w:ascii="Arial" w:eastAsia="Arial" w:hAnsi="Arial"/>
+          <w:color w:val="FF0000"/>
+          <w:szCs w:val="20"/>
+        </w:rPr>
+        <w:t>A Software Engineer must derive the software design details that are not explicitly stated in the system requirement.</w:t>
+      </w:r>
+      <w:r>
+        <w:rPr>
+          <w:rFonts w:ascii="Arial" w:eastAsia="Arial" w:hAnsi="Arial"/>
+          <w:color w:val="FF0000"/>
+          <w:szCs w:val="20"/>
+        </w:rPr>
+        <w:t xml:space="preserve"> </w:t>
+      </w:r>
+    </w:p>
+    <w:p>
+      <w:pPr>
+        <w:spacing w:after="0"/>
+        <w:ind w:left="259"/>
+        <w:rPr>
+          <w:rFonts w:ascii="Courier New" w:eastAsia="Courier New" w:hAnsi="Courier New"/>
+          <w:noProof/>
+          <w:sz w:val="18"/>
+        </w:rPr>
+      </w:pPr>
+      <w:r>
+        <w:rPr>
+          <w:rFonts w:ascii="Courier New" w:eastAsia="Courier New" w:hAnsi="Courier New"/>
+          <w:noProof/>
+          <w:sz w:val="18"/>
+        </w:rPr>
+        <w:t>│</w:t>
+      </w:r>
+    </w:p>
+    <w:p>
+      <w:pPr>
+        <w:spacing w:after="0"/>
+        <w:ind w:left="259"/>
+        <w:rPr>
+          <w:rFonts w:ascii="Courier New" w:eastAsia="Courier New" w:hAnsi="Courier New"/>
+          <w:noProof/>
+          <w:sz w:val="18"/>
+        </w:rPr>
+      </w:pPr>
+      <w:r>
+        <w:rPr>
+          <w:rFonts w:ascii="Courier New" w:eastAsia="Courier New" w:hAnsi="Courier New"/>
+          <w:noProof/>
+          <w:sz w:val="18"/>
+        </w:rPr>
+        <w:t xml:space="preserve">├── t </w:t>
+      </w:r>
+      <w:r>
+        <w:rPr>
+          <w:rFonts w:ascii="Courier New" w:eastAsia="Courier New" w:hAnsi="Courier New"/>
+          <w:noProof/>
+          <w:sz w:val="18"/>
+        </w:rPr>
+        <w:tab/>
+      </w:r>
+      <w:r>
+        <w:rPr>
+          <w:rFonts w:ascii="Courier New" w:eastAsia="Courier New" w:hAnsi="Courier New"/>
+          <w:noProof/>
+          <w:sz w:val="18"/>
+        </w:rPr>
+        <w:tab/>
+      </w:r>
+      <w:r>
+        <w:rPr>
+          <w:rFonts w:ascii="Courier New" w:eastAsia="Courier New" w:hAnsi="Courier New"/>
+          <w:noProof/>
+          <w:sz w:val="18"/>
+        </w:rPr>
+        <w:tab/>
+      </w:r>
+      <w:r>
+        <w:rPr>
+          <w:rFonts w:ascii="Courier New" w:eastAsia="Courier New" w:hAnsi="Courier New"/>
+          <w:noProof/>
+          <w:sz w:val="18"/>
+        </w:rPr>
+        <w:tab/>
+      </w:r>
+      <w:r>
+        <w:rPr>
+          <w:rFonts w:ascii="Courier New" w:eastAsia="Courier New" w:hAnsi="Courier New"/>
+          <w:noProof/>
+          <w:sz w:val="18"/>
+        </w:rPr>
+        <w:t>= Current time value</w:t>
+      </w:r>
+    </w:p>
+    <w:p>
+      <w:pPr>
+        <w:spacing w:after="0"/>
+        <w:ind w:left="259"/>
+        <w:rPr>
+          <w:rFonts w:ascii="Courier New" w:eastAsia="Courier New" w:hAnsi="Courier New"/>
+          <w:noProof/>
+          <w:sz w:val="18"/>
+        </w:rPr>
+      </w:pPr>
+      <w:r>
+        <w:rPr>
+          <w:rFonts w:ascii="Courier New" w:eastAsia="Courier New" w:hAnsi="Courier New"/>
+          <w:noProof/>
+          <w:sz w:val="18"/>
+        </w:rPr>
+        <w:t xml:space="preserve">├── t_squared </w:t>
+      </w:r>
+      <w:r>
+        <w:rPr>
+          <w:rFonts w:ascii="Courier New" w:eastAsia="Courier New" w:hAnsi="Courier New"/>
+          <w:noProof/>
+          <w:sz w:val="18"/>
+        </w:rPr>
+        <w:tab/>
+      </w:r>
+      <w:r>
+        <w:rPr>
+          <w:rFonts w:ascii="Courier New" w:eastAsia="Courier New" w:hAnsi="Courier New"/>
+          <w:noProof/>
+          <w:sz w:val="18"/>
+        </w:rPr>
+        <w:tab/>
+      </w:r>
+      <w:r>
+        <w:rPr>
+          <w:rFonts w:ascii="Courier New" w:eastAsia="Courier New" w:hAnsi="Courier New"/>
+          <w:noProof/>
+          <w:sz w:val="18"/>
+        </w:rPr>
+        <w:tab/>
+      </w:r>
+      <w:r>
+        <w:rPr>
+          <w:rFonts w:ascii="Courier New" w:eastAsia="Courier New" w:hAnsi="Courier New"/>
+          <w:noProof/>
+          <w:sz w:val="18"/>
+        </w:rPr>
+        <w:t xml:space="preserve">= Result of </w:t>
+      </w:r>
+      <w:r>
+        <w:rPr>
+          <w:rFonts w:ascii="Courier New" w:eastAsia="Courier New" w:hAnsi="Courier New"/>
+          <w:noProof/>
+          <w:sz w:val="18"/>
+        </w:rPr>
+        <w:t>(</w:t>
+      </w:r>
+      <w:r>
+        <w:rPr>
+          <w:rFonts w:ascii="Courier New" w:eastAsia="Courier New" w:hAnsi="Courier New"/>
+          <w:noProof/>
+          <w:sz w:val="18"/>
+        </w:rPr>
+        <w:t>t^2)</w:t>
+      </w:r>
+    </w:p>
+    <w:p>
+      <w:pPr>
+        <w:spacing w:after="0"/>
+        <w:ind w:left="259"/>
+        <w:rPr>
+          <w:rFonts w:ascii="Courier New" w:eastAsia="Courier New" w:hAnsi="Courier New"/>
+          <w:noProof/>
+          <w:sz w:val="18"/>
+        </w:rPr>
+      </w:pPr>
+      <w:r>
+        <w:rPr>
+          <w:rFonts w:ascii="Courier New" w:eastAsia="Courier New" w:hAnsi="Courier New"/>
+          <w:noProof/>
+          <w:sz w:val="18"/>
+        </w:rPr>
+        <w:t xml:space="preserve">├── coeffA_t_squared </w:t>
+      </w:r>
+      <w:r>
+        <w:rPr>
+          <w:rFonts w:ascii="Courier New" w:eastAsia="Courier New" w:hAnsi="Courier New"/>
+          <w:noProof/>
+          <w:sz w:val="18"/>
+        </w:rPr>
+        <w:tab/>
+      </w:r>
+      <w:r>
+        <w:rPr>
+          <w:rFonts w:ascii="Courier New" w:eastAsia="Courier New" w:hAnsi="Courier New"/>
+          <w:noProof/>
+          <w:sz w:val="18"/>
+        </w:rPr>
+        <w:tab/>
+      </w:r>
+      <w:r>
+        <w:rPr>
+          <w:rFonts w:ascii="Courier New" w:eastAsia="Courier New" w:hAnsi="Courier New"/>
+          <w:noProof/>
+          <w:sz w:val="18"/>
+        </w:rPr>
+        <w:t xml:space="preserve">= Result of COEFF_A * </w:t>
+      </w:r>
+      <w:r>
+        <w:rPr>
+          <w:rFonts w:ascii="Courier New" w:eastAsia="Courier New" w:hAnsi="Courier New"/>
+          <w:noProof/>
+          <w:sz w:val="18"/>
+        </w:rPr>
+        <w:t>(t^2)</w:t>
+      </w:r>
+    </w:p>
+    <w:p>
+      <w:pPr>
+        <w:spacing w:after="0"/>
+        <w:ind w:left="259"/>
+        <w:rPr>
+          <w:rFonts w:ascii="Courier New" w:eastAsia="Courier New" w:hAnsi="Courier New"/>
+          <w:noProof/>
+          <w:sz w:val="18"/>
+        </w:rPr>
+      </w:pPr>
+      <w:r>
+        <w:rPr>
+          <w:rFonts w:ascii="Courier New" w:eastAsia="Courier New" w:hAnsi="Courier New"/>
+          <w:noProof/>
+          <w:sz w:val="18"/>
+        </w:rPr>
+        <w:t xml:space="preserve">├── neg_4t </w:t>
+      </w:r>
+      <w:r>
+        <w:rPr>
+          <w:rFonts w:ascii="Courier New" w:eastAsia="Courier New" w:hAnsi="Courier New"/>
+          <w:noProof/>
+          <w:sz w:val="18"/>
+        </w:rPr>
+        <w:tab/>
+      </w:r>
+      <w:r>
+        <w:rPr>
+          <w:rFonts w:ascii="Courier New" w:eastAsia="Courier New" w:hAnsi="Courier New"/>
+          <w:noProof/>
+          <w:sz w:val="18"/>
+        </w:rPr>
+        <w:tab/>
+      </w:r>
+      <w:r>
+        <w:rPr>
+          <w:rFonts w:ascii="Courier New" w:eastAsia="Courier New" w:hAnsi="Courier New"/>
+          <w:noProof/>
+          <w:sz w:val="18"/>
+        </w:rPr>
+        <w:tab/>
+      </w:r>
+      <w:r>
+        <w:rPr>
+          <w:rFonts w:ascii="Courier New" w:eastAsia="Courier New" w:hAnsi="Courier New"/>
+          <w:noProof/>
+          <w:sz w:val="18"/>
+        </w:rPr>
+        <w:t>= Result of COEFF_B * t</w:t>
+      </w:r>
+    </w:p>
+    <w:p>
+      <w:pPr>
+        <w:spacing w:after="0"/>
+        <w:ind w:left="259"/>
+        <w:rPr>
+          <w:rFonts w:ascii="Courier New" w:eastAsia="Courier New" w:hAnsi="Courier New"/>
+          <w:noProof/>
+          <w:sz w:val="18"/>
+        </w:rPr>
+      </w:pPr>
+      <w:r>
+        <w:rPr>
+          <w:rFonts w:ascii="Courier New" w:eastAsia="Courier New" w:hAnsi="Courier New"/>
+          <w:noProof/>
+          <w:sz w:val="18"/>
+        </w:rPr>
+        <w:t xml:space="preserve">├── const_21 </w:t>
+      </w:r>
+      <w:r>
+        <w:rPr>
+          <w:rFonts w:ascii="Courier New" w:eastAsia="Courier New" w:hAnsi="Courier New"/>
+          <w:noProof/>
+          <w:sz w:val="18"/>
+        </w:rPr>
+        <w:tab/>
+      </w:r>
+      <w:r>
+        <w:rPr>
+          <w:rFonts w:ascii="Courier New" w:eastAsia="Courier New" w:hAnsi="Courier New"/>
+          <w:noProof/>
+          <w:sz w:val="18"/>
+        </w:rPr>
+        <w:tab/>
+      </w:r>
+      <w:r>
+        <w:rPr>
+          <w:rFonts w:ascii="Courier New" w:eastAsia="Courier New" w:hAnsi="Courier New"/>
+          <w:noProof/>
+          <w:sz w:val="18"/>
+        </w:rPr>
+        <w:tab/>
+      </w:r>
+      <w:r>
+        <w:rPr>
+          <w:rFonts w:ascii="Courier New" w:eastAsia="Courier New" w:hAnsi="Courier New"/>
+          <w:noProof/>
+          <w:sz w:val="18"/>
+        </w:rPr>
+        <w:t>= Constant value 21</w:t>
+      </w:r>
+    </w:p>
+    <w:p>
+      <w:pPr>
+        <w:spacing w:after="0"/>
+        <w:ind w:left="259"/>
+        <w:rPr>
+          <w:rFonts w:ascii="Courier New" w:eastAsia="Courier New" w:hAnsi="Courier New"/>
+          <w:noProof/>
+          <w:sz w:val="18"/>
+        </w:rPr>
+      </w:pPr>
+      <w:r>
+        <w:rPr>
+          <w:rFonts w:ascii="Courier New" w:eastAsia="Courier New" w:hAnsi="Courier New"/>
+          <w:noProof/>
+          <w:sz w:val="18"/>
+        </w:rPr>
+        <w:t xml:space="preserve">├── y_raw </w:t>
+      </w:r>
+      <w:r>
+        <w:rPr>
+          <w:rFonts w:ascii="Courier New" w:eastAsia="Courier New" w:hAnsi="Courier New"/>
+          <w:noProof/>
+          <w:sz w:val="18"/>
+        </w:rPr>
+        <w:tab/>
+      </w:r>
+      <w:r>
+        <w:rPr>
+          <w:rFonts w:ascii="Courier New" w:eastAsia="Courier New" w:hAnsi="Courier New"/>
+          <w:noProof/>
+          <w:sz w:val="18"/>
+        </w:rPr>
+        <w:tab/>
+      </w:r>
+      <w:r>
+        <w:rPr>
+          <w:rFonts w:ascii="Courier New" w:eastAsia="Courier New" w:hAnsi="Courier New"/>
+          <w:noProof/>
+          <w:sz w:val="18"/>
+        </w:rPr>
+        <w:tab/>
+      </w:r>
+      <w:r>
+        <w:rPr>
+          <w:rFonts w:ascii="Courier New" w:eastAsia="Courier New" w:hAnsi="Courier New"/>
+          <w:noProof/>
+          <w:sz w:val="18"/>
+        </w:rPr>
+        <w:tab/>
+      </w:r>
+      <w:r>
+        <w:rPr>
+          <w:rFonts w:ascii="Courier New" w:eastAsia="Courier New" w:hAnsi="Courier New"/>
+          <w:noProof/>
+          <w:sz w:val="18"/>
+        </w:rPr>
+        <w:t>= Raw polynomial result</w:t>
+      </w:r>
+    </w:p>
+    <w:p>
+      <w:pPr>
+        <w:spacing w:after="0"/>
+        <w:ind w:left="259"/>
+        <w:rPr>
+          <w:rFonts w:ascii="Courier New" w:eastAsia="Courier New" w:hAnsi="Courier New"/>
+          <w:noProof/>
+          <w:sz w:val="18"/>
+        </w:rPr>
+      </w:pPr>
+      <w:r>
+        <w:rPr>
+          <w:rFonts w:ascii="Courier New" w:eastAsia="Courier New" w:hAnsi="Courier New"/>
+          <w:noProof/>
+          <w:sz w:val="18"/>
+        </w:rPr>
+        <w:t xml:space="preserve">└── y </w:t>
+      </w:r>
+      <w:r>
+        <w:rPr>
+          <w:rFonts w:ascii="Courier New" w:eastAsia="Courier New" w:hAnsi="Courier New"/>
+          <w:noProof/>
+          <w:sz w:val="18"/>
+        </w:rPr>
+        <w:tab/>
+      </w:r>
+      <w:r>
+        <w:rPr>
+          <w:rFonts w:ascii="Courier New" w:eastAsia="Courier New" w:hAnsi="Courier New"/>
+          <w:noProof/>
+          <w:sz w:val="18"/>
+        </w:rPr>
+        <w:tab/>
+      </w:r>
+      <w:r>
+        <w:rPr>
+          <w:rFonts w:ascii="Courier New" w:eastAsia="Courier New" w:hAnsi="Courier New"/>
+          <w:noProof/>
+          <w:sz w:val="18"/>
+        </w:rPr>
+        <w:tab/>
+      </w:r>
+      <w:r>
+        <w:rPr>
+          <w:rFonts w:ascii="Courier New" w:eastAsia="Courier New" w:hAnsi="Courier New"/>
+          <w:noProof/>
+          <w:sz w:val="18"/>
+        </w:rPr>
+        <w:tab/>
+      </w:r>
+      <w:r>
+        <w:rPr>
+          <w:rFonts w:ascii="Courier New" w:eastAsia="Courier New" w:hAnsi="Courier New"/>
+          <w:noProof/>
+          <w:sz w:val="18"/>
+        </w:rPr>
+        <w:t>= Final output value</w:t>
+      </w:r>
+    </w:p>
+    <w:p>
+      <w:pPr>
+        <w:spacing w:after="0"/>
+        <w:ind w:left="259"/>
+        <w:rPr>
+          <w:rFonts w:ascii="Courier New" w:eastAsia="Courier New" w:hAnsi="Courier New"/>
+          <w:noProof/>
+          <w:sz w:val="18"/>
+        </w:rPr>
+      </w:pPr>
+    </w:p>
+    <w:p>
+      <w:pPr>
+        <w:spacing w:after="40"/>
+        <w:rPr>
+          <w:b/>
+          <w:bCs/>
+        </w:rPr>
+      </w:pPr>
+      <w:r>
+        <w:rPr>
+          <w:b/>
+          <w:bCs/>
+        </w:rPr>
+        <w:t>Model Structure</w:t>
       </w:r>
     </w:p>
     <w:p>
@@ -4062,6 +8739,11 @@
         <w:widowControl w:val="0"/>
         <w:spacing w:after="100" w:line="210" w:lineRule="exact"/>
         <w:ind w:left="259" w:right="72"/>
+        <w:rPr>
+          <w:rFonts w:ascii="Courier New" w:eastAsia="Courier New" w:hAnsi="Courier New"/>
+          <w:noProof/>
+          <w:sz w:val="18"/>
+        </w:rPr>
       </w:pPr>
       <w:r>
         <w:rPr>
@@ -4078,16 +8760,260 @@
           <w:sz w:val="18"/>
         </w:rPr>
         <w:br/>
-        <w:t>├── HLR-005 Initialize Time Signal</w:t>
-      </w:r>
-      <w:r>
-        <w:rPr>
-          <w:rFonts w:ascii="Courier New" w:eastAsia="Courier New" w:hAnsi="Courier New"/>
-          <w:noProof/>
-          <w:sz w:val="18"/>
-        </w:rPr>
-        <w:br/>
-        <w:t>│   └── The software shall initialize t to 0.0 seconds.</w:t>
+      </w:r>
+      <w:r>
+        <w:rPr>
+          <w:rFonts w:ascii="Courier New" w:eastAsia="Courier New" w:hAnsi="Courier New" w:cs="Courier New"/>
+          <w:noProof/>
+          <w:sz w:val="18"/>
+        </w:rPr>
+        <w:t xml:space="preserve">├── </w:t>
+      </w:r>
+      <w:r>
+        <w:rPr>
+          <w:rFonts w:ascii="Courier New" w:eastAsia="Courier New" w:hAnsi="Courier New" w:cs="Courier New"/>
+          <w:noProof/>
+          <w:sz w:val="18"/>
+        </w:rPr>
+        <w:t>p</w:t>
+      </w:r>
+      <w:r>
+        <w:rPr>
+          <w:rFonts w:ascii="Courier New" w:eastAsia="Courier New" w:hAnsi="Courier New" w:cs="Courier New"/>
+          <w:noProof/>
+          <w:sz w:val="18"/>
+        </w:rPr>
+        <w:t>olynomial_System</w:t>
+      </w:r>
+      <w:r>
+        <w:rPr>
+          <w:rFonts w:ascii="Courier New" w:eastAsia="Courier New" w:hAnsi="Courier New" w:cs="Courier New"/>
+          <w:noProof/>
+          <w:sz w:val="18"/>
+        </w:rPr>
+        <w:br/>
+      </w:r>
+      <w:r>
+        <w:rPr>
+          <w:rFonts w:ascii="Courier New" w:eastAsia="Courier New" w:hAnsi="Courier New"/>
+          <w:noProof/>
+          <w:sz w:val="18"/>
+        </w:rPr>
+        <w:t>│   ├── Time_Source</w:t>
+      </w:r>
+      <w:r>
+        <w:rPr>
+          <w:rFonts w:ascii="Courier New" w:eastAsia="Courier New" w:hAnsi="Courier New"/>
+          <w:noProof/>
+          <w:sz w:val="18"/>
+        </w:rPr>
+        <w:tab/>
+      </w:r>
+      <w:r>
+        <w:rPr>
+          <w:rFonts w:ascii="Courier New" w:eastAsia="Courier New" w:hAnsi="Courier New"/>
+          <w:noProof/>
+          <w:sz w:val="18"/>
+        </w:rPr>
+        <w:tab/>
+        <w:t>Clock</w:t>
+      </w:r>
+      <w:r>
+        <w:rPr>
+          <w:rFonts w:ascii="Courier New" w:eastAsia="Courier New" w:hAnsi="Courier New"/>
+          <w:noProof/>
+          <w:sz w:val="18"/>
+        </w:rPr>
+        <w:br/>
+        <w:t>│   ├── Compute_T_Squared</w:t>
+      </w:r>
+      <w:r>
+        <w:rPr>
+          <w:rFonts w:ascii="Courier New" w:eastAsia="Courier New" w:hAnsi="Courier New"/>
+          <w:noProof/>
+          <w:sz w:val="18"/>
+        </w:rPr>
+        <w:tab/>
+        <w:t>Math (Square)</w:t>
+      </w:r>
+      <w:r>
+        <w:rPr>
+          <w:rFonts w:ascii="Courier New" w:eastAsia="Courier New" w:hAnsi="Courier New"/>
+          <w:noProof/>
+          <w:sz w:val="18"/>
+        </w:rPr>
+        <w:br/>
+        <w:t>│   ├── Apply_COEFF_A</w:t>
+      </w:r>
+      <w:r>
+        <w:rPr>
+          <w:rFonts w:ascii="Courier New" w:eastAsia="Courier New" w:hAnsi="Courier New"/>
+          <w:noProof/>
+          <w:sz w:val="18"/>
+        </w:rPr>
+        <w:tab/>
+      </w:r>
+      <w:r>
+        <w:rPr>
+          <w:rFonts w:ascii="Courier New" w:eastAsia="Courier New" w:hAnsi="Courier New"/>
+          <w:noProof/>
+          <w:sz w:val="18"/>
+        </w:rPr>
+        <w:tab/>
+        <w:t>Gain</w:t>
+      </w:r>
+      <w:r>
+        <w:rPr>
+          <w:rFonts w:ascii="Courier New" w:eastAsia="Courier New" w:hAnsi="Courier New"/>
+          <w:noProof/>
+          <w:sz w:val="18"/>
+        </w:rPr>
+        <w:br/>
+        <w:t>│   ├── Compute_Minus4T</w:t>
+      </w:r>
+      <w:r>
+        <w:rPr>
+          <w:rFonts w:ascii="Courier New" w:eastAsia="Courier New" w:hAnsi="Courier New"/>
+          <w:noProof/>
+          <w:sz w:val="18"/>
+        </w:rPr>
+        <w:tab/>
+      </w:r>
+      <w:r>
+        <w:rPr>
+          <w:rFonts w:ascii="Courier New" w:eastAsia="Courier New" w:hAnsi="Courier New"/>
+          <w:noProof/>
+          <w:sz w:val="18"/>
+        </w:rPr>
+        <w:tab/>
+      </w:r>
+      <w:r>
+        <w:rPr>
+          <w:rFonts w:ascii="Courier New" w:eastAsia="Courier New" w:hAnsi="Courier New"/>
+          <w:noProof/>
+          <w:sz w:val="18"/>
+        </w:rPr>
+        <w:t>Gain</w:t>
+      </w:r>
+      <w:r>
+        <w:rPr>
+          <w:rFonts w:ascii="Courier New" w:eastAsia="Courier New" w:hAnsi="Courier New"/>
+          <w:noProof/>
+          <w:sz w:val="18"/>
+        </w:rPr>
+        <w:br/>
+        <w:t>│   ├── Constant_21</w:t>
+      </w:r>
+      <w:r>
+        <w:rPr>
+          <w:rFonts w:ascii="Courier New" w:eastAsia="Courier New" w:hAnsi="Courier New"/>
+          <w:noProof/>
+          <w:sz w:val="18"/>
+        </w:rPr>
+        <w:tab/>
+      </w:r>
+      <w:r>
+        <w:rPr>
+          <w:rFonts w:ascii="Courier New" w:eastAsia="Courier New" w:hAnsi="Courier New"/>
+          <w:noProof/>
+          <w:sz w:val="18"/>
+        </w:rPr>
+        <w:tab/>
+        <w:t>Constant</w:t>
+      </w:r>
+      <w:r>
+        <w:rPr>
+          <w:rFonts w:ascii="Courier New" w:eastAsia="Courier New" w:hAnsi="Courier New"/>
+          <w:noProof/>
+          <w:sz w:val="18"/>
+        </w:rPr>
+        <w:br/>
+        <w:t>│   ├── Compute_Y</w:t>
+      </w:r>
+      <w:r>
+        <w:rPr>
+          <w:rFonts w:ascii="Courier New" w:eastAsia="Courier New" w:hAnsi="Courier New"/>
+          <w:noProof/>
+          <w:sz w:val="18"/>
+        </w:rPr>
+        <w:tab/>
+      </w:r>
+      <w:r>
+        <w:rPr>
+          <w:rFonts w:ascii="Courier New" w:eastAsia="Courier New" w:hAnsi="Courier New"/>
+          <w:noProof/>
+          <w:sz w:val="18"/>
+        </w:rPr>
+        <w:tab/>
+      </w:r>
+      <w:r>
+        <w:rPr>
+          <w:rFonts w:ascii="Courier New" w:eastAsia="Courier New" w:hAnsi="Courier New"/>
+          <w:noProof/>
+          <w:sz w:val="18"/>
+        </w:rPr>
+        <w:tab/>
+        <w:t>Sum</w:t>
+      </w:r>
+      <w:r>
+        <w:rPr>
+          <w:rFonts w:ascii="Courier New" w:eastAsia="Courier New" w:hAnsi="Courier New"/>
+          <w:noProof/>
+          <w:sz w:val="18"/>
+        </w:rPr>
+        <w:br/>
+        <w:t>│   ├── Convert_Y_Type</w:t>
+      </w:r>
+      <w:r>
+        <w:rPr>
+          <w:rFonts w:ascii="Courier New" w:eastAsia="Courier New" w:hAnsi="Courier New"/>
+          <w:noProof/>
+          <w:sz w:val="18"/>
+        </w:rPr>
+        <w:tab/>
+      </w:r>
+      <w:r>
+        <w:rPr>
+          <w:rFonts w:ascii="Courier New" w:eastAsia="Courier New" w:hAnsi="Courier New"/>
+          <w:noProof/>
+          <w:sz w:val="18"/>
+        </w:rPr>
+        <w:tab/>
+        <w:t>Covert</w:t>
+      </w:r>
+      <w:r>
+        <w:rPr>
+          <w:rFonts w:ascii="Courier New" w:eastAsia="Courier New" w:hAnsi="Courier New"/>
+          <w:noProof/>
+          <w:sz w:val="18"/>
+        </w:rPr>
+        <w:br/>
+        <w:t>│   └── Y_Output</w:t>
+      </w:r>
+      <w:r>
+        <w:rPr>
+          <w:rFonts w:ascii="Courier New" w:eastAsia="Courier New" w:hAnsi="Courier New"/>
+          <w:noProof/>
+          <w:sz w:val="18"/>
+        </w:rPr>
+        <w:tab/>
+      </w:r>
+      <w:r>
+        <w:rPr>
+          <w:rFonts w:ascii="Courier New" w:eastAsia="Courier New" w:hAnsi="Courier New"/>
+          <w:noProof/>
+          <w:sz w:val="18"/>
+        </w:rPr>
+        <w:tab/>
+      </w:r>
+      <w:r>
+        <w:rPr>
+          <w:rFonts w:ascii="Courier New" w:eastAsia="Courier New" w:hAnsi="Courier New"/>
+          <w:noProof/>
+          <w:sz w:val="18"/>
+        </w:rPr>
+        <w:tab/>
+        <w:t>Outport</w:t>
       </w:r>
       <w:r>
         <w:rPr>
@@ -4105,312 +9031,1011 @@
           <w:sz w:val="18"/>
         </w:rPr>
         <w:br/>
-        <w:t>└── HLR-006 Initialize Y Output</w:t>
-      </w:r>
-      <w:r>
-        <w:rPr>
-          <w:rFonts w:ascii="Courier New" w:eastAsia="Courier New" w:hAnsi="Courier New"/>
-          <w:noProof/>
-          <w:sz w:val="18"/>
-        </w:rPr>
-        <w:br/>
-        <w:t xml:space="preserve">    └── The software shall initialize y to 0.0.</w:t>
+        <w:t>├── Design Parameters</w:t>
+      </w:r>
+      <w:r>
+        <w:rPr>
+          <w:rFonts w:ascii="Courier New" w:eastAsia="Courier New" w:hAnsi="Courier New"/>
+          <w:noProof/>
+          <w:sz w:val="18"/>
+        </w:rPr>
+        <w:tab/>
+      </w:r>
+      <w:r>
+        <w:rPr>
+          <w:rFonts w:ascii="Courier New" w:eastAsia="Courier New" w:hAnsi="Courier New"/>
+          <w:noProof/>
+          <w:sz w:val="18"/>
+        </w:rPr>
+        <w:tab/>
+        <w:t>Data Type</w:t>
+      </w:r>
+      <w:r>
+        <w:rPr>
+          <w:rFonts w:ascii="Courier New" w:eastAsia="Courier New" w:hAnsi="Courier New"/>
+          <w:noProof/>
+          <w:sz w:val="18"/>
+        </w:rPr>
+        <w:br/>
+        <w:t>│   ├── COEF</w:t>
+      </w:r>
+      <w:r>
+        <w:rPr>
+          <w:rFonts w:ascii="Courier New" w:eastAsia="Courier New" w:hAnsi="Courier New"/>
+          <w:noProof/>
+          <w:sz w:val="18"/>
+        </w:rPr>
+        <w:t>F_</w:t>
+      </w:r>
+      <w:r>
+        <w:rPr>
+          <w:rFonts w:ascii="Courier New" w:eastAsia="Courier New" w:hAnsi="Courier New"/>
+          <w:noProof/>
+          <w:sz w:val="18"/>
+        </w:rPr>
+        <w:t>A = 1</w:t>
+      </w:r>
+      <w:r>
+        <w:rPr>
+          <w:rFonts w:ascii="Courier New" w:eastAsia="Courier New" w:hAnsi="Courier New"/>
+          <w:noProof/>
+          <w:sz w:val="18"/>
+        </w:rPr>
+        <w:tab/>
+      </w:r>
+      <w:r>
+        <w:rPr>
+          <w:rFonts w:ascii="Courier New" w:eastAsia="Courier New" w:hAnsi="Courier New"/>
+          <w:noProof/>
+          <w:sz w:val="18"/>
+        </w:rPr>
+        <w:tab/>
+      </w:r>
+      <w:r>
+        <w:rPr>
+          <w:rFonts w:ascii="Courier New" w:eastAsia="Courier New" w:hAnsi="Courier New"/>
+          <w:noProof/>
+          <w:sz w:val="18"/>
+        </w:rPr>
+        <w:t>double</w:t>
+      </w:r>
+      <w:r>
+        <w:rPr>
+          <w:rFonts w:ascii="Courier New" w:eastAsia="Courier New" w:hAnsi="Courier New"/>
+          <w:noProof/>
+          <w:sz w:val="18"/>
+        </w:rPr>
+        <w:br/>
+        <w:t>│   ├── COEFF_B = -4</w:t>
+      </w:r>
+      <w:r>
+        <w:rPr>
+          <w:rFonts w:ascii="Courier New" w:eastAsia="Courier New" w:hAnsi="Courier New"/>
+          <w:noProof/>
+          <w:sz w:val="18"/>
+        </w:rPr>
+        <w:tab/>
+      </w:r>
+      <w:r>
+        <w:rPr>
+          <w:rFonts w:ascii="Courier New" w:eastAsia="Courier New" w:hAnsi="Courier New"/>
+          <w:noProof/>
+          <w:sz w:val="18"/>
+        </w:rPr>
+        <w:tab/>
+      </w:r>
+      <w:r>
+        <w:rPr>
+          <w:rFonts w:ascii="Courier New" w:eastAsia="Courier New" w:hAnsi="Courier New"/>
+          <w:noProof/>
+          <w:sz w:val="18"/>
+        </w:rPr>
+        <w:t>double</w:t>
+      </w:r>
+      <w:r>
+        <w:rPr>
+          <w:rFonts w:ascii="Courier New" w:eastAsia="Courier New" w:hAnsi="Courier New"/>
+          <w:noProof/>
+          <w:sz w:val="18"/>
+        </w:rPr>
+        <w:br/>
+        <w:t>│   └── COEFF_C = 21</w:t>
+      </w:r>
+      <w:r>
+        <w:rPr>
+          <w:rFonts w:ascii="Courier New" w:eastAsia="Courier New" w:hAnsi="Courier New"/>
+          <w:noProof/>
+          <w:sz w:val="18"/>
+        </w:rPr>
+        <w:tab/>
+      </w:r>
+      <w:r>
+        <w:rPr>
+          <w:rFonts w:ascii="Courier New" w:eastAsia="Courier New" w:hAnsi="Courier New"/>
+          <w:noProof/>
+          <w:sz w:val="18"/>
+        </w:rPr>
+        <w:tab/>
+      </w:r>
+      <w:r>
+        <w:rPr>
+          <w:rFonts w:ascii="Courier New" w:eastAsia="Courier New" w:hAnsi="Courier New"/>
+          <w:noProof/>
+          <w:sz w:val="18"/>
+        </w:rPr>
+        <w:t>double</w:t>
+      </w:r>
+      <w:r>
+        <w:rPr>
+          <w:rFonts w:ascii="Courier New" w:eastAsia="Courier New" w:hAnsi="Courier New"/>
+          <w:noProof/>
+          <w:sz w:val="18"/>
+        </w:rPr>
+        <w:br/>
+        <w:t>│</w:t>
+      </w:r>
+      <w:r>
+        <w:rPr>
+          <w:rFonts w:ascii="Courier New" w:eastAsia="Courier New" w:hAnsi="Courier New"/>
+          <w:noProof/>
+          <w:sz w:val="18"/>
+        </w:rPr>
+        <w:br/>
+        <w:t>├── Signals</w:t>
+      </w:r>
+      <w:r>
+        <w:rPr>
+          <w:rFonts w:ascii="Courier New" w:eastAsia="Courier New" w:hAnsi="Courier New"/>
+          <w:noProof/>
+          <w:sz w:val="18"/>
+        </w:rPr>
+        <w:tab/>
+      </w:r>
+      <w:r>
+        <w:rPr>
+          <w:rFonts w:ascii="Courier New" w:eastAsia="Courier New" w:hAnsi="Courier New"/>
+          <w:noProof/>
+          <w:sz w:val="18"/>
+        </w:rPr>
+        <w:tab/>
+      </w:r>
+      <w:r>
+        <w:rPr>
+          <w:rFonts w:ascii="Courier New" w:eastAsia="Courier New" w:hAnsi="Courier New"/>
+          <w:noProof/>
+          <w:sz w:val="18"/>
+        </w:rPr>
+        <w:tab/>
+        <w:t>Data Type</w:t>
+      </w:r>
+      <w:r>
+        <w:rPr>
+          <w:rFonts w:ascii="Courier New" w:eastAsia="Courier New" w:hAnsi="Courier New"/>
+          <w:noProof/>
+          <w:sz w:val="18"/>
+        </w:rPr>
+        <w:tab/>
+        <w:t xml:space="preserve">Dimensions </w:t>
+      </w:r>
+      <w:r>
+        <w:rPr>
+          <w:rFonts w:ascii="Courier New" w:eastAsia="Courier New" w:hAnsi="Courier New"/>
+          <w:noProof/>
+          <w:sz w:val="18"/>
+        </w:rPr>
+        <w:tab/>
+        <w:t>Min</w:t>
+      </w:r>
+      <w:r>
+        <w:rPr>
+          <w:rFonts w:ascii="Courier New" w:eastAsia="Courier New" w:hAnsi="Courier New"/>
+          <w:noProof/>
+          <w:sz w:val="18"/>
+        </w:rPr>
+        <w:tab/>
+        <w:t xml:space="preserve">Max </w:t>
+      </w:r>
+      <w:r>
+        <w:rPr>
+          <w:rFonts w:ascii="Courier New" w:eastAsia="Courier New" w:hAnsi="Courier New"/>
+          <w:noProof/>
+          <w:sz w:val="18"/>
+        </w:rPr>
+        <w:tab/>
+        <w:t>Units</w:t>
+      </w:r>
+      <w:r>
+        <w:rPr>
+          <w:rFonts w:ascii="Courier New" w:eastAsia="Courier New" w:hAnsi="Courier New"/>
+          <w:noProof/>
+          <w:sz w:val="18"/>
+        </w:rPr>
+        <w:tab/>
+        <w:t>Storage Class</w:t>
+      </w:r>
+      <w:r>
+        <w:rPr>
+          <w:rFonts w:ascii="Courier New" w:eastAsia="Courier New" w:hAnsi="Courier New"/>
+          <w:noProof/>
+          <w:sz w:val="18"/>
+        </w:rPr>
+        <w:br/>
+        <w:t>│   ├── t</w:t>
+      </w:r>
+      <w:r>
+        <w:rPr>
+          <w:rFonts w:ascii="Courier New" w:eastAsia="Courier New" w:hAnsi="Courier New"/>
+          <w:noProof/>
+          <w:sz w:val="18"/>
+        </w:rPr>
+        <w:tab/>
+      </w:r>
+      <w:r>
+        <w:rPr>
+          <w:rFonts w:ascii="Courier New" w:eastAsia="Courier New" w:hAnsi="Courier New"/>
+          <w:noProof/>
+          <w:sz w:val="18"/>
+        </w:rPr>
+        <w:tab/>
+      </w:r>
+      <w:r>
+        <w:rPr>
+          <w:rFonts w:ascii="Courier New" w:eastAsia="Courier New" w:hAnsi="Courier New"/>
+          <w:noProof/>
+          <w:sz w:val="18"/>
+        </w:rPr>
+        <w:tab/>
+      </w:r>
+      <w:r>
+        <w:rPr>
+          <w:rFonts w:ascii="Courier New" w:eastAsia="Courier New" w:hAnsi="Courier New"/>
+          <w:noProof/>
+          <w:sz w:val="18"/>
+        </w:rPr>
+        <w:tab/>
+        <w:t>double</w:t>
+      </w:r>
+      <w:r>
+        <w:rPr>
+          <w:rFonts w:ascii="Courier New" w:eastAsia="Courier New" w:hAnsi="Courier New"/>
+          <w:noProof/>
+          <w:sz w:val="18"/>
+        </w:rPr>
+        <w:tab/>
+      </w:r>
+      <w:r>
+        <w:rPr>
+          <w:rFonts w:ascii="Courier New" w:eastAsia="Courier New" w:hAnsi="Courier New"/>
+          <w:noProof/>
+          <w:sz w:val="18"/>
+        </w:rPr>
+        <w:tab/>
+        <w:t>1</w:t>
+      </w:r>
+      <w:r>
+        <w:rPr>
+          <w:rFonts w:ascii="Courier New" w:eastAsia="Courier New" w:hAnsi="Courier New"/>
+          <w:noProof/>
+          <w:sz w:val="18"/>
+        </w:rPr>
+        <w:tab/>
+      </w:r>
+      <w:r>
+        <w:rPr>
+          <w:rFonts w:ascii="Courier New" w:eastAsia="Courier New" w:hAnsi="Courier New"/>
+          <w:noProof/>
+          <w:sz w:val="18"/>
+        </w:rPr>
+        <w:tab/>
+        <w:t>0</w:t>
+      </w:r>
+      <w:r>
+        <w:rPr>
+          <w:rFonts w:ascii="Courier New" w:eastAsia="Courier New" w:hAnsi="Courier New"/>
+          <w:noProof/>
+          <w:sz w:val="18"/>
+        </w:rPr>
+        <w:tab/>
+        <w:t>15</w:t>
+      </w:r>
+      <w:r>
+        <w:rPr>
+          <w:rFonts w:ascii="Courier New" w:eastAsia="Courier New" w:hAnsi="Courier New"/>
+          <w:noProof/>
+          <w:sz w:val="18"/>
+        </w:rPr>
+        <w:tab/>
+        <w:t>s</w:t>
+      </w:r>
+      <w:r>
+        <w:rPr>
+          <w:rFonts w:ascii="Courier New" w:eastAsia="Courier New" w:hAnsi="Courier New"/>
+          <w:noProof/>
+          <w:sz w:val="18"/>
+        </w:rPr>
+        <w:tab/>
+        <w:t>Exported Global</w:t>
+      </w:r>
+      <w:r>
+        <w:rPr>
+          <w:rFonts w:ascii="Courier New" w:eastAsia="Courier New" w:hAnsi="Courier New"/>
+          <w:noProof/>
+          <w:sz w:val="18"/>
+        </w:rPr>
+        <w:br/>
+        <w:t>│   ├── t_squared</w:t>
+      </w:r>
+      <w:r>
+        <w:rPr>
+          <w:rFonts w:ascii="Courier New" w:eastAsia="Courier New" w:hAnsi="Courier New"/>
+          <w:noProof/>
+          <w:sz w:val="18"/>
+        </w:rPr>
+        <w:tab/>
+      </w:r>
+      <w:r>
+        <w:rPr>
+          <w:rFonts w:ascii="Courier New" w:eastAsia="Courier New" w:hAnsi="Courier New"/>
+          <w:noProof/>
+          <w:sz w:val="18"/>
+        </w:rPr>
+        <w:tab/>
+      </w:r>
+      <w:r>
+        <w:rPr>
+          <w:rFonts w:ascii="Courier New" w:eastAsia="Courier New" w:hAnsi="Courier New"/>
+          <w:noProof/>
+          <w:sz w:val="18"/>
+        </w:rPr>
+        <w:tab/>
+      </w:r>
+      <w:r>
+        <w:rPr>
+          <w:rFonts w:ascii="Courier New" w:eastAsia="Courier New" w:hAnsi="Courier New"/>
+          <w:noProof/>
+          <w:sz w:val="18"/>
+        </w:rPr>
+        <w:t>double</w:t>
+      </w:r>
+      <w:r>
+        <w:rPr>
+          <w:rFonts w:ascii="Courier New" w:eastAsia="Courier New" w:hAnsi="Courier New"/>
+          <w:noProof/>
+          <w:sz w:val="18"/>
+        </w:rPr>
+        <w:tab/>
+      </w:r>
+      <w:r>
+        <w:rPr>
+          <w:rFonts w:ascii="Courier New" w:eastAsia="Courier New" w:hAnsi="Courier New"/>
+          <w:noProof/>
+          <w:sz w:val="18"/>
+        </w:rPr>
+        <w:tab/>
+      </w:r>
+      <w:r>
+        <w:rPr>
+          <w:rFonts w:ascii="Courier New" w:eastAsia="Courier New" w:hAnsi="Courier New"/>
+          <w:noProof/>
+          <w:sz w:val="18"/>
+        </w:rPr>
+        <w:t>1</w:t>
+      </w:r>
+      <w:r>
+        <w:rPr>
+          <w:rFonts w:ascii="Courier New" w:eastAsia="Courier New" w:hAnsi="Courier New"/>
+          <w:noProof/>
+          <w:sz w:val="18"/>
+        </w:rPr>
+        <w:tab/>
+      </w:r>
+      <w:r>
+        <w:rPr>
+          <w:rFonts w:ascii="Courier New" w:eastAsia="Courier New" w:hAnsi="Courier New"/>
+          <w:noProof/>
+          <w:sz w:val="18"/>
+        </w:rPr>
+        <w:tab/>
+        <w:t>0</w:t>
+      </w:r>
+      <w:r>
+        <w:rPr>
+          <w:rFonts w:ascii="Courier New" w:eastAsia="Courier New" w:hAnsi="Courier New"/>
+          <w:noProof/>
+          <w:sz w:val="18"/>
+        </w:rPr>
+        <w:tab/>
+        <w:t>255</w:t>
+      </w:r>
+      <w:r>
+        <w:rPr>
+          <w:rFonts w:ascii="Courier New" w:eastAsia="Courier New" w:hAnsi="Courier New"/>
+          <w:noProof/>
+          <w:sz w:val="18"/>
+        </w:rPr>
+        <w:tab/>
+      </w:r>
+      <w:r>
+        <w:rPr>
+          <w:rFonts w:ascii="Courier New" w:eastAsia="Courier New" w:hAnsi="Courier New"/>
+          <w:noProof/>
+          <w:sz w:val="18"/>
+        </w:rPr>
+        <w:tab/>
+      </w:r>
+      <w:r>
+        <w:rPr>
+          <w:rFonts w:ascii="Courier New" w:eastAsia="Courier New" w:hAnsi="Courier New"/>
+          <w:noProof/>
+          <w:sz w:val="18"/>
+        </w:rPr>
+        <w:t>Exported Global</w:t>
+      </w:r>
+      <w:r>
+        <w:rPr>
+          <w:rFonts w:ascii="Courier New" w:eastAsia="Courier New" w:hAnsi="Courier New"/>
+          <w:noProof/>
+          <w:sz w:val="18"/>
+        </w:rPr>
+        <w:br/>
+      </w:r>
+      <w:r>
+        <w:rPr>
+          <w:rFonts w:ascii="Courier New" w:eastAsia="Courier New" w:hAnsi="Courier New"/>
+          <w:noProof/>
+          <w:sz w:val="18"/>
+        </w:rPr>
+        <w:t>│   ├── coeffA_t_squared</w:t>
+      </w:r>
+      <w:r>
+        <w:rPr>
+          <w:rFonts w:ascii="Courier New" w:eastAsia="Courier New" w:hAnsi="Courier New"/>
+          <w:noProof/>
+          <w:sz w:val="18"/>
+        </w:rPr>
+        <w:tab/>
+      </w:r>
+      <w:r>
+        <w:rPr>
+          <w:rFonts w:ascii="Courier New" w:eastAsia="Courier New" w:hAnsi="Courier New"/>
+          <w:noProof/>
+          <w:sz w:val="18"/>
+        </w:rPr>
+        <w:tab/>
+      </w:r>
+      <w:r>
+        <w:rPr>
+          <w:rFonts w:ascii="Courier New" w:eastAsia="Courier New" w:hAnsi="Courier New"/>
+          <w:noProof/>
+          <w:sz w:val="18"/>
+        </w:rPr>
+        <w:t>double</w:t>
+      </w:r>
+      <w:r>
+        <w:rPr>
+          <w:rFonts w:ascii="Courier New" w:eastAsia="Courier New" w:hAnsi="Courier New"/>
+          <w:noProof/>
+          <w:sz w:val="18"/>
+        </w:rPr>
+        <w:tab/>
+      </w:r>
+      <w:r>
+        <w:rPr>
+          <w:rFonts w:ascii="Courier New" w:eastAsia="Courier New" w:hAnsi="Courier New"/>
+          <w:noProof/>
+          <w:sz w:val="18"/>
+        </w:rPr>
+        <w:tab/>
+        <w:t>1</w:t>
+      </w:r>
+      <w:r>
+        <w:rPr>
+          <w:rFonts w:ascii="Courier New" w:eastAsia="Courier New" w:hAnsi="Courier New"/>
+          <w:noProof/>
+          <w:sz w:val="18"/>
+        </w:rPr>
+        <w:tab/>
+      </w:r>
+      <w:r>
+        <w:rPr>
+          <w:rFonts w:ascii="Courier New" w:eastAsia="Courier New" w:hAnsi="Courier New"/>
+          <w:noProof/>
+          <w:sz w:val="18"/>
+        </w:rPr>
+        <w:tab/>
+      </w:r>
+      <w:r>
+        <w:rPr>
+          <w:rFonts w:ascii="Courier New" w:eastAsia="Courier New" w:hAnsi="Courier New"/>
+          <w:noProof/>
+          <w:sz w:val="18"/>
+        </w:rPr>
+        <w:t>0</w:t>
+      </w:r>
+      <w:r>
+        <w:rPr>
+          <w:rFonts w:ascii="Courier New" w:eastAsia="Courier New" w:hAnsi="Courier New"/>
+          <w:noProof/>
+          <w:sz w:val="18"/>
+        </w:rPr>
+        <w:tab/>
+        <w:t>225</w:t>
+      </w:r>
+      <w:r>
+        <w:rPr>
+          <w:rFonts w:ascii="Courier New" w:eastAsia="Courier New" w:hAnsi="Courier New"/>
+          <w:noProof/>
+          <w:sz w:val="18"/>
+        </w:rPr>
+        <w:tab/>
+        <w:t>s^2</w:t>
+      </w:r>
+      <w:r>
+        <w:rPr>
+          <w:rFonts w:ascii="Courier New" w:eastAsia="Courier New" w:hAnsi="Courier New"/>
+          <w:noProof/>
+          <w:sz w:val="18"/>
+        </w:rPr>
+        <w:tab/>
+      </w:r>
+      <w:r>
+        <w:rPr>
+          <w:rFonts w:ascii="Courier New" w:eastAsia="Courier New" w:hAnsi="Courier New"/>
+          <w:noProof/>
+          <w:sz w:val="18"/>
+        </w:rPr>
+        <w:t>Exported Global</w:t>
+      </w:r>
+      <w:r>
+        <w:rPr>
+          <w:rFonts w:ascii="Courier New" w:eastAsia="Courier New" w:hAnsi="Courier New"/>
+          <w:noProof/>
+          <w:sz w:val="18"/>
+        </w:rPr>
+        <w:br/>
+        <w:t>│   ├── neg_4t</w:t>
+      </w:r>
+      <w:r>
+        <w:rPr>
+          <w:rFonts w:ascii="Courier New" w:eastAsia="Courier New" w:hAnsi="Courier New"/>
+          <w:noProof/>
+          <w:sz w:val="18"/>
+        </w:rPr>
+        <w:tab/>
+      </w:r>
+      <w:r>
+        <w:rPr>
+          <w:rFonts w:ascii="Courier New" w:eastAsia="Courier New" w:hAnsi="Courier New"/>
+          <w:noProof/>
+          <w:sz w:val="18"/>
+        </w:rPr>
+        <w:tab/>
+      </w:r>
+      <w:r>
+        <w:rPr>
+          <w:rFonts w:ascii="Courier New" w:eastAsia="Courier New" w:hAnsi="Courier New"/>
+          <w:noProof/>
+          <w:sz w:val="18"/>
+        </w:rPr>
+        <w:tab/>
+      </w:r>
+      <w:r>
+        <w:rPr>
+          <w:rFonts w:ascii="Courier New" w:eastAsia="Courier New" w:hAnsi="Courier New"/>
+          <w:noProof/>
+          <w:sz w:val="18"/>
+        </w:rPr>
+        <w:t>double</w:t>
+      </w:r>
+      <w:r>
+        <w:rPr>
+          <w:rFonts w:ascii="Courier New" w:eastAsia="Courier New" w:hAnsi="Courier New"/>
+          <w:noProof/>
+          <w:sz w:val="18"/>
+        </w:rPr>
+        <w:tab/>
+      </w:r>
+      <w:r>
+        <w:rPr>
+          <w:rFonts w:ascii="Courier New" w:eastAsia="Courier New" w:hAnsi="Courier New"/>
+          <w:noProof/>
+          <w:sz w:val="18"/>
+        </w:rPr>
+        <w:tab/>
+        <w:t>1</w:t>
+      </w:r>
+      <w:r>
+        <w:rPr>
+          <w:rFonts w:ascii="Courier New" w:eastAsia="Courier New" w:hAnsi="Courier New"/>
+          <w:noProof/>
+          <w:sz w:val="18"/>
+        </w:rPr>
+        <w:tab/>
+      </w:r>
+      <w:r>
+        <w:rPr>
+          <w:rFonts w:ascii="Courier New" w:eastAsia="Courier New" w:hAnsi="Courier New"/>
+          <w:noProof/>
+          <w:sz w:val="18"/>
+        </w:rPr>
+        <w:tab/>
+      </w:r>
+      <w:r>
+        <w:rPr>
+          <w:rFonts w:ascii="Courier New" w:eastAsia="Courier New" w:hAnsi="Courier New"/>
+          <w:noProof/>
+          <w:sz w:val="18"/>
+        </w:rPr>
+        <w:t>-60</w:t>
+      </w:r>
+      <w:r>
+        <w:rPr>
+          <w:rFonts w:ascii="Courier New" w:eastAsia="Courier New" w:hAnsi="Courier New"/>
+          <w:noProof/>
+          <w:sz w:val="18"/>
+        </w:rPr>
+        <w:tab/>
+        <w:t>0</w:t>
+      </w:r>
+      <w:r>
+        <w:rPr>
+          <w:rFonts w:ascii="Courier New" w:eastAsia="Courier New" w:hAnsi="Courier New"/>
+          <w:noProof/>
+          <w:sz w:val="18"/>
+        </w:rPr>
+        <w:tab/>
+      </w:r>
+      <w:r>
+        <w:rPr>
+          <w:rFonts w:ascii="Courier New" w:eastAsia="Courier New" w:hAnsi="Courier New"/>
+          <w:noProof/>
+          <w:sz w:val="18"/>
+        </w:rPr>
+        <w:tab/>
+      </w:r>
+      <w:r>
+        <w:rPr>
+          <w:rFonts w:ascii="Courier New" w:eastAsia="Courier New" w:hAnsi="Courier New"/>
+          <w:noProof/>
+          <w:sz w:val="18"/>
+        </w:rPr>
+        <w:t>Exported Global</w:t>
+      </w:r>
+      <w:r>
+        <w:rPr>
+          <w:rFonts w:ascii="Courier New" w:eastAsia="Courier New" w:hAnsi="Courier New"/>
+          <w:noProof/>
+          <w:sz w:val="18"/>
+        </w:rPr>
+        <w:br/>
+        <w:t>│   ├── const_21</w:t>
+      </w:r>
+      <w:r>
+        <w:rPr>
+          <w:rFonts w:ascii="Courier New" w:eastAsia="Courier New" w:hAnsi="Courier New"/>
+          <w:noProof/>
+          <w:sz w:val="18"/>
+        </w:rPr>
+        <w:tab/>
+      </w:r>
+      <w:r>
+        <w:rPr>
+          <w:rFonts w:ascii="Courier New" w:eastAsia="Courier New" w:hAnsi="Courier New"/>
+          <w:noProof/>
+          <w:sz w:val="18"/>
+        </w:rPr>
+        <w:tab/>
+      </w:r>
+      <w:r>
+        <w:rPr>
+          <w:rFonts w:ascii="Courier New" w:eastAsia="Courier New" w:hAnsi="Courier New"/>
+          <w:noProof/>
+          <w:sz w:val="18"/>
+        </w:rPr>
+        <w:tab/>
+        <w:t>Output of Constant Block does not need to be Resolved</w:t>
+      </w:r>
+      <w:r>
+        <w:rPr>
+          <w:rFonts w:ascii="Courier New" w:eastAsia="Courier New" w:hAnsi="Courier New"/>
+          <w:noProof/>
+          <w:sz w:val="18"/>
+        </w:rPr>
+        <w:br/>
+        <w:t>│   ├── y_raw</w:t>
+      </w:r>
+      <w:r>
+        <w:rPr>
+          <w:rFonts w:ascii="Courier New" w:eastAsia="Courier New" w:hAnsi="Courier New"/>
+          <w:noProof/>
+          <w:sz w:val="18"/>
+        </w:rPr>
+        <w:tab/>
+      </w:r>
+      <w:r>
+        <w:rPr>
+          <w:rFonts w:ascii="Courier New" w:eastAsia="Courier New" w:hAnsi="Courier New"/>
+          <w:noProof/>
+          <w:sz w:val="18"/>
+        </w:rPr>
+        <w:tab/>
+      </w:r>
+      <w:r>
+        <w:rPr>
+          <w:rFonts w:ascii="Courier New" w:eastAsia="Courier New" w:hAnsi="Courier New"/>
+          <w:noProof/>
+          <w:sz w:val="18"/>
+        </w:rPr>
+        <w:tab/>
+      </w:r>
+      <w:r>
+        <w:rPr>
+          <w:rFonts w:ascii="Courier New" w:eastAsia="Courier New" w:hAnsi="Courier New"/>
+          <w:noProof/>
+          <w:sz w:val="18"/>
+        </w:rPr>
+        <w:t>double</w:t>
+      </w:r>
+      <w:r>
+        <w:rPr>
+          <w:rFonts w:ascii="Courier New" w:eastAsia="Courier New" w:hAnsi="Courier New"/>
+          <w:noProof/>
+          <w:sz w:val="18"/>
+        </w:rPr>
+        <w:tab/>
+      </w:r>
+      <w:r>
+        <w:rPr>
+          <w:rFonts w:ascii="Courier New" w:eastAsia="Courier New" w:hAnsi="Courier New"/>
+          <w:noProof/>
+          <w:sz w:val="18"/>
+        </w:rPr>
+        <w:tab/>
+        <w:t>1</w:t>
+      </w:r>
+      <w:r>
+        <w:rPr>
+          <w:rFonts w:ascii="Courier New" w:eastAsia="Courier New" w:hAnsi="Courier New"/>
+          <w:noProof/>
+          <w:sz w:val="18"/>
+        </w:rPr>
+        <w:tab/>
+      </w:r>
+      <w:r>
+        <w:rPr>
+          <w:rFonts w:ascii="Courier New" w:eastAsia="Courier New" w:hAnsi="Courier New"/>
+          <w:noProof/>
+          <w:sz w:val="18"/>
+        </w:rPr>
+        <w:tab/>
+      </w:r>
+      <w:r>
+        <w:rPr>
+          <w:rFonts w:ascii="Courier New" w:eastAsia="Courier New" w:hAnsi="Courier New"/>
+          <w:noProof/>
+          <w:sz w:val="18"/>
+        </w:rPr>
+        <w:t>17</w:t>
+      </w:r>
+      <w:r>
+        <w:rPr>
+          <w:rFonts w:ascii="Courier New" w:eastAsia="Courier New" w:hAnsi="Courier New"/>
+          <w:noProof/>
+          <w:sz w:val="18"/>
+        </w:rPr>
+        <w:tab/>
+        <w:t>186</w:t>
+      </w:r>
+      <w:r>
+        <w:rPr>
+          <w:rFonts w:ascii="Courier New" w:eastAsia="Courier New" w:hAnsi="Courier New"/>
+          <w:noProof/>
+          <w:sz w:val="18"/>
+        </w:rPr>
+        <w:tab/>
+      </w:r>
+      <w:r>
+        <w:rPr>
+          <w:rFonts w:ascii="Courier New" w:eastAsia="Courier New" w:hAnsi="Courier New"/>
+          <w:noProof/>
+          <w:sz w:val="18"/>
+        </w:rPr>
+        <w:tab/>
+      </w:r>
+      <w:r>
+        <w:rPr>
+          <w:rFonts w:ascii="Courier New" w:eastAsia="Courier New" w:hAnsi="Courier New"/>
+          <w:noProof/>
+          <w:sz w:val="18"/>
+        </w:rPr>
+        <w:t>Exported Global</w:t>
+      </w:r>
+      <w:r>
+        <w:rPr>
+          <w:rFonts w:ascii="Courier New" w:eastAsia="Courier New" w:hAnsi="Courier New"/>
+          <w:noProof/>
+          <w:sz w:val="18"/>
+        </w:rPr>
+        <w:br/>
+        <w:t>│   └── y</w:t>
+      </w:r>
+      <w:r>
+        <w:rPr>
+          <w:rFonts w:ascii="Courier New" w:eastAsia="Courier New" w:hAnsi="Courier New"/>
+          <w:noProof/>
+          <w:sz w:val="18"/>
+        </w:rPr>
+        <w:tab/>
+      </w:r>
+      <w:r>
+        <w:rPr>
+          <w:rFonts w:ascii="Courier New" w:eastAsia="Courier New" w:hAnsi="Courier New"/>
+          <w:noProof/>
+          <w:sz w:val="18"/>
+        </w:rPr>
+        <w:tab/>
+      </w:r>
+      <w:r>
+        <w:rPr>
+          <w:rFonts w:ascii="Courier New" w:eastAsia="Courier New" w:hAnsi="Courier New"/>
+          <w:noProof/>
+          <w:sz w:val="18"/>
+        </w:rPr>
+        <w:tab/>
+      </w:r>
+      <w:r>
+        <w:rPr>
+          <w:rFonts w:ascii="Courier New" w:eastAsia="Courier New" w:hAnsi="Courier New"/>
+          <w:noProof/>
+          <w:sz w:val="18"/>
+        </w:rPr>
+        <w:tab/>
+      </w:r>
+      <w:r>
+        <w:rPr>
+          <w:rFonts w:ascii="Courier New" w:eastAsia="Courier New" w:hAnsi="Courier New"/>
+          <w:noProof/>
+          <w:sz w:val="18"/>
+        </w:rPr>
+        <w:t>double</w:t>
+      </w:r>
+      <w:r>
+        <w:rPr>
+          <w:rFonts w:ascii="Courier New" w:eastAsia="Courier New" w:hAnsi="Courier New"/>
+          <w:noProof/>
+          <w:sz w:val="18"/>
+        </w:rPr>
+        <w:tab/>
+      </w:r>
+      <w:r>
+        <w:rPr>
+          <w:rFonts w:ascii="Courier New" w:eastAsia="Courier New" w:hAnsi="Courier New"/>
+          <w:noProof/>
+          <w:sz w:val="18"/>
+        </w:rPr>
+        <w:tab/>
+        <w:t>1</w:t>
+      </w:r>
+      <w:r>
+        <w:rPr>
+          <w:rFonts w:ascii="Courier New" w:eastAsia="Courier New" w:hAnsi="Courier New"/>
+          <w:noProof/>
+          <w:sz w:val="18"/>
+        </w:rPr>
+        <w:tab/>
+      </w:r>
+      <w:r>
+        <w:rPr>
+          <w:rFonts w:ascii="Courier New" w:eastAsia="Courier New" w:hAnsi="Courier New"/>
+          <w:noProof/>
+          <w:sz w:val="18"/>
+        </w:rPr>
+        <w:tab/>
+      </w:r>
+      <w:r>
+        <w:rPr>
+          <w:rFonts w:ascii="Courier New" w:eastAsia="Courier New" w:hAnsi="Courier New"/>
+          <w:noProof/>
+          <w:sz w:val="18"/>
+        </w:rPr>
+        <w:t>17</w:t>
+      </w:r>
+      <w:r>
+        <w:rPr>
+          <w:rFonts w:ascii="Courier New" w:eastAsia="Courier New" w:hAnsi="Courier New"/>
+          <w:noProof/>
+          <w:sz w:val="18"/>
+        </w:rPr>
+        <w:tab/>
+        <w:t>186</w:t>
+      </w:r>
+      <w:r>
+        <w:rPr>
+          <w:rFonts w:ascii="Courier New" w:eastAsia="Courier New" w:hAnsi="Courier New"/>
+          <w:noProof/>
+          <w:sz w:val="18"/>
+        </w:rPr>
+        <w:tab/>
+      </w:r>
+      <w:r>
+        <w:rPr>
+          <w:rFonts w:ascii="Courier New" w:eastAsia="Courier New" w:hAnsi="Courier New"/>
+          <w:noProof/>
+          <w:sz w:val="18"/>
+        </w:rPr>
+        <w:tab/>
+      </w:r>
+      <w:r>
+        <w:rPr>
+          <w:rFonts w:ascii="Courier New" w:eastAsia="Courier New" w:hAnsi="Courier New"/>
+          <w:noProof/>
+          <w:sz w:val="18"/>
+        </w:rPr>
+        <w:t>Exported Global</w:t>
+      </w:r>
+      <w:r>
+        <w:rPr>
+          <w:rFonts w:ascii="Courier New" w:eastAsia="Courier New" w:hAnsi="Courier New"/>
+          <w:noProof/>
+          <w:sz w:val="18"/>
+        </w:rPr>
+        <w:br/>
+        <w:t>│</w:t>
+      </w:r>
+      <w:r>
+        <w:rPr>
+          <w:rFonts w:ascii="Courier New" w:eastAsia="Courier New" w:hAnsi="Courier New"/>
+          <w:noProof/>
+          <w:sz w:val="18"/>
+        </w:rPr>
+        <w:br/>
+        <w:t>└── Equation Implemented</w:t>
+      </w:r>
+      <w:r>
+        <w:rPr>
+          <w:rFonts w:ascii="Courier New" w:eastAsia="Courier New" w:hAnsi="Courier New"/>
+          <w:noProof/>
+          <w:sz w:val="18"/>
+        </w:rPr>
+        <w:br/>
+      </w:r>
+      <w:r>
+        <w:rPr>
+          <w:rFonts w:ascii="Courier New" w:eastAsia="Courier New" w:hAnsi="Courier New"/>
+          <w:noProof/>
+          <w:sz w:val="18"/>
+        </w:rPr>
+        <w:br/>
+        <w:t xml:space="preserve">    y = COEFF_A*t² + COEFF_B*t + COEFF_C</w:t>
+      </w:r>
+      <w:r>
+        <w:rPr>
+          <w:rFonts w:ascii="Courier New" w:eastAsia="Courier New" w:hAnsi="Courier New"/>
+          <w:noProof/>
+          <w:sz w:val="18"/>
+        </w:rPr>
+        <w:br/>
+        <w:t xml:space="preserve">      = 1*t² + (-4)*t + 21</w:t>
+      </w:r>
+      <w:r>
+        <w:rPr>
+          <w:rFonts w:ascii="Courier New" w:eastAsia="Courier New" w:hAnsi="Courier New"/>
+          <w:noProof/>
+          <w:sz w:val="18"/>
+        </w:rPr>
+        <w:br/>
+        <w:t xml:space="preserve">      = t² - 4t + 21</w:t>
       </w:r>
     </w:p>
     <w:p>
       <w:pPr>
         <w:pStyle w:val="Heading3"/>
         <w:spacing w:before="160" w:after="40"/>
-      </w:pPr>
-      <w:r>
         <w:rPr>
           <w:rFonts w:ascii="Arial" w:eastAsia="Arial" w:hAnsi="Arial"/>
           <w:color w:val="000000"/>
           <w:sz w:val="24"/>
         </w:rPr>
-        <w:t>Model Structure</w:t>
-      </w:r>
-    </w:p>
-    <w:p>
-      <w:pPr>
-        <w:keepLines/>
-        <w:widowControl w:val="0"/>
-        <w:spacing w:after="100" w:line="210" w:lineRule="exact"/>
-        <w:ind w:left="259" w:right="72"/>
-      </w:pPr>
-      <w:r>
-        <w:rPr>
-          <w:rFonts w:ascii="Courier New" w:eastAsia="Courier New" w:hAnsi="Courier New"/>
-          <w:noProof/>
-          <w:sz w:val="18"/>
-        </w:rPr>
-        <w:t>│</w:t>
-      </w:r>
-      <w:r>
-        <w:rPr>
-          <w:rFonts w:ascii="Courier New" w:eastAsia="Courier New" w:hAnsi="Courier New"/>
-          <w:noProof/>
-          <w:sz w:val="18"/>
-        </w:rPr>
-        <w:br/>
-        <w:t>├── Polynomial_System</w:t>
-      </w:r>
-      <w:r>
-        <w:rPr>
-          <w:rFonts w:ascii="Courier New" w:eastAsia="Courier New" w:hAnsi="Courier New"/>
-          <w:noProof/>
-          <w:sz w:val="18"/>
-        </w:rPr>
-        <w:br/>
-        <w:t>│   ├── Time_Source</w:t>
-      </w:r>
-      <w:r>
-        <w:rPr>
-          <w:rFonts w:ascii="Courier New" w:eastAsia="Courier New" w:hAnsi="Courier New"/>
-          <w:noProof/>
-          <w:sz w:val="18"/>
-        </w:rPr>
-        <w:br/>
-        <w:t>│   ├── Compute_T_Squared</w:t>
-      </w:r>
-      <w:r>
-        <w:rPr>
-          <w:rFonts w:ascii="Courier New" w:eastAsia="Courier New" w:hAnsi="Courier New"/>
-          <w:noProof/>
-          <w:sz w:val="18"/>
-        </w:rPr>
-        <w:br/>
-        <w:t>│   ├── Apply_COEFF_A</w:t>
-      </w:r>
-      <w:r>
-        <w:rPr>
-          <w:rFonts w:ascii="Courier New" w:eastAsia="Courier New" w:hAnsi="Courier New"/>
-          <w:noProof/>
-          <w:sz w:val="18"/>
-        </w:rPr>
-        <w:br/>
-        <w:t>│   ├── Compute_Minus4T</w:t>
-      </w:r>
-      <w:r>
-        <w:rPr>
-          <w:rFonts w:ascii="Courier New" w:eastAsia="Courier New" w:hAnsi="Courier New"/>
-          <w:noProof/>
-          <w:sz w:val="18"/>
-        </w:rPr>
-        <w:br/>
-        <w:t>│   ├── Constant_21</w:t>
-      </w:r>
-      <w:r>
-        <w:rPr>
-          <w:rFonts w:ascii="Courier New" w:eastAsia="Courier New" w:hAnsi="Courier New"/>
-          <w:noProof/>
-          <w:sz w:val="18"/>
-        </w:rPr>
-        <w:br/>
-        <w:t>│   ├── Compute_Y</w:t>
-      </w:r>
-      <w:r>
-        <w:rPr>
-          <w:rFonts w:ascii="Courier New" w:eastAsia="Courier New" w:hAnsi="Courier New"/>
-          <w:noProof/>
-          <w:sz w:val="18"/>
-        </w:rPr>
-        <w:br/>
-        <w:t>│   ├── Convert_Y_Type</w:t>
-      </w:r>
-      <w:r>
-        <w:rPr>
-          <w:rFonts w:ascii="Courier New" w:eastAsia="Courier New" w:hAnsi="Courier New"/>
-          <w:noProof/>
-          <w:sz w:val="18"/>
-        </w:rPr>
-        <w:br/>
-        <w:t>│   └── Y_Output</w:t>
-      </w:r>
-      <w:r>
-        <w:rPr>
-          <w:rFonts w:ascii="Courier New" w:eastAsia="Courier New" w:hAnsi="Courier New"/>
-          <w:noProof/>
-          <w:sz w:val="18"/>
-        </w:rPr>
-        <w:br/>
-        <w:t>│</w:t>
-      </w:r>
-      <w:r>
-        <w:rPr>
-          <w:rFonts w:ascii="Courier New" w:eastAsia="Courier New" w:hAnsi="Courier New"/>
-          <w:noProof/>
-          <w:sz w:val="18"/>
-        </w:rPr>
-        <w:br/>
-        <w:t>├── Design Parameters</w:t>
-      </w:r>
-      <w:r>
-        <w:rPr>
-          <w:rFonts w:ascii="Courier New" w:eastAsia="Courier New" w:hAnsi="Courier New"/>
-          <w:noProof/>
-          <w:sz w:val="18"/>
-        </w:rPr>
-        <w:br/>
-        <w:t>│   ├── COEFF_A = 1</w:t>
-      </w:r>
-      <w:r>
-        <w:rPr>
-          <w:rFonts w:ascii="Courier New" w:eastAsia="Courier New" w:hAnsi="Courier New"/>
-          <w:noProof/>
-          <w:sz w:val="18"/>
-        </w:rPr>
-        <w:br/>
-        <w:t>│   ├── COEFF_B = -4</w:t>
-      </w:r>
-      <w:r>
-        <w:rPr>
-          <w:rFonts w:ascii="Courier New" w:eastAsia="Courier New" w:hAnsi="Courier New"/>
-          <w:noProof/>
-          <w:sz w:val="18"/>
-        </w:rPr>
-        <w:br/>
-        <w:t>│   └── COEFF_C = 21</w:t>
-      </w:r>
-      <w:r>
-        <w:rPr>
-          <w:rFonts w:ascii="Courier New" w:eastAsia="Courier New" w:hAnsi="Courier New"/>
-          <w:noProof/>
-          <w:sz w:val="18"/>
-        </w:rPr>
-        <w:br/>
-        <w:t>│</w:t>
-      </w:r>
-      <w:r>
-        <w:rPr>
-          <w:rFonts w:ascii="Courier New" w:eastAsia="Courier New" w:hAnsi="Courier New"/>
-          <w:noProof/>
-          <w:sz w:val="18"/>
-        </w:rPr>
-        <w:br/>
-        <w:t>├── Signals</w:t>
-      </w:r>
-      <w:r>
-        <w:rPr>
-          <w:rFonts w:ascii="Courier New" w:eastAsia="Courier New" w:hAnsi="Courier New"/>
-          <w:noProof/>
-          <w:sz w:val="18"/>
-        </w:rPr>
-        <w:br/>
-        <w:t>│   ├── t</w:t>
-      </w:r>
-      <w:r>
-        <w:rPr>
-          <w:rFonts w:ascii="Courier New" w:eastAsia="Courier New" w:hAnsi="Courier New"/>
-          <w:noProof/>
-          <w:sz w:val="18"/>
-        </w:rPr>
-        <w:br/>
-        <w:t>│   ├── t_squared</w:t>
-      </w:r>
-      <w:r>
-        <w:rPr>
-          <w:rFonts w:ascii="Courier New" w:eastAsia="Courier New" w:hAnsi="Courier New"/>
-          <w:noProof/>
-          <w:sz w:val="18"/>
-        </w:rPr>
-        <w:br/>
-        <w:t>│   ├── coeffA_t_squared</w:t>
-      </w:r>
-      <w:r>
-        <w:rPr>
-          <w:rFonts w:ascii="Courier New" w:eastAsia="Courier New" w:hAnsi="Courier New"/>
-          <w:noProof/>
-          <w:sz w:val="18"/>
-        </w:rPr>
-        <w:br/>
-        <w:t>│   ├── neg_4t</w:t>
-      </w:r>
-      <w:r>
-        <w:rPr>
-          <w:rFonts w:ascii="Courier New" w:eastAsia="Courier New" w:hAnsi="Courier New"/>
-          <w:noProof/>
-          <w:sz w:val="18"/>
-        </w:rPr>
-        <w:br/>
-        <w:t>│   ├── const_21</w:t>
-      </w:r>
-      <w:r>
-        <w:rPr>
-          <w:rFonts w:ascii="Courier New" w:eastAsia="Courier New" w:hAnsi="Courier New"/>
-          <w:noProof/>
-          <w:sz w:val="18"/>
-        </w:rPr>
-        <w:br/>
-        <w:t>│   ├── y_raw</w:t>
-      </w:r>
-      <w:r>
-        <w:rPr>
-          <w:rFonts w:ascii="Courier New" w:eastAsia="Courier New" w:hAnsi="Courier New"/>
-          <w:noProof/>
-          <w:sz w:val="18"/>
-        </w:rPr>
-        <w:br/>
-        <w:t>│   └── y</w:t>
-      </w:r>
-      <w:r>
-        <w:rPr>
-          <w:rFonts w:ascii="Courier New" w:eastAsia="Courier New" w:hAnsi="Courier New"/>
-          <w:noProof/>
-          <w:sz w:val="18"/>
-        </w:rPr>
-        <w:br/>
-        <w:t>│</w:t>
-      </w:r>
-      <w:r>
-        <w:rPr>
-          <w:rFonts w:ascii="Courier New" w:eastAsia="Courier New" w:hAnsi="Courier New"/>
-          <w:noProof/>
-          <w:sz w:val="18"/>
-        </w:rPr>
-        <w:br/>
-        <w:t>└── Equation Implemented</w:t>
-      </w:r>
-      <w:r>
-        <w:rPr>
-          <w:rFonts w:ascii="Courier New" w:eastAsia="Courier New" w:hAnsi="Courier New"/>
-          <w:noProof/>
-          <w:sz w:val="18"/>
-        </w:rPr>
-        <w:br/>
-      </w:r>
-      <w:r>
-        <w:rPr>
-          <w:rFonts w:ascii="Courier New" w:eastAsia="Courier New" w:hAnsi="Courier New"/>
-          <w:noProof/>
-          <w:sz w:val="18"/>
-        </w:rPr>
-        <w:br/>
-        <w:t xml:space="preserve">    y = COEFF_A*t² + COEFF_B*t + COEFF_C</w:t>
-      </w:r>
-      <w:r>
-        <w:rPr>
-          <w:rFonts w:ascii="Courier New" w:eastAsia="Courier New" w:hAnsi="Courier New"/>
-          <w:noProof/>
-          <w:sz w:val="18"/>
-        </w:rPr>
-        <w:br/>
-        <w:t xml:space="preserve">      = 1*t² + (-4)*t + 21</w:t>
-      </w:r>
-      <w:r>
-        <w:rPr>
-          <w:rFonts w:ascii="Courier New" w:eastAsia="Courier New" w:hAnsi="Courier New"/>
-          <w:noProof/>
-          <w:sz w:val="18"/>
-        </w:rPr>
-        <w:br/>
-        <w:t xml:space="preserve">      = t² - 4t + 21</w:t>
-      </w:r>
-    </w:p>
-    <w:p>
-      <w:pPr>
-        <w:pStyle w:val="Heading3"/>
-        <w:spacing w:before="160" w:after="40"/>
       </w:pPr>
       <w:r>
         <w:rPr>
@@ -4418,140 +10043,152 @@
           <w:color w:val="000000"/>
           <w:sz w:val="24"/>
         </w:rPr>
+        <w:t>Block Traceabilit</w:t>
+      </w:r>
+      <w:r>
+        <w:rPr>
+          <w:rFonts w:ascii="Arial" w:eastAsia="Arial" w:hAnsi="Arial"/>
+          <w:color w:val="000000"/>
+          <w:sz w:val="24"/>
+        </w:rPr>
+        <w:t>y</w:t>
+      </w:r>
+    </w:p>
+    <w:p>
+      <w:pPr>
+        <w:ind w:left="259"/>
+      </w:pPr>
+      <w:r>
+        <w:rPr>
+          <w:rFonts w:ascii="Courier New" w:eastAsia="Courier New" w:hAnsi="Courier New"/>
+          <w:noProof/>
+          <w:sz w:val="18"/>
+        </w:rPr>
+        <w:t>│</w:t>
+      </w:r>
+      <w:r>
+        <w:rPr>
+          <w:rFonts w:ascii="Courier New" w:eastAsia="Courier New" w:hAnsi="Courier New"/>
+          <w:noProof/>
+          <w:sz w:val="18"/>
+        </w:rPr>
+        <w:br/>
+        <w:t>├── HLR-001</w:t>
+      </w:r>
+      <w:r>
+        <w:rPr>
+          <w:rFonts w:ascii="Courier New" w:eastAsia="Courier New" w:hAnsi="Courier New"/>
+          <w:noProof/>
+          <w:sz w:val="18"/>
+        </w:rPr>
+        <w:br/>
+        <w:t>│   └── Time_Source</w:t>
+      </w:r>
+      <w:r>
+        <w:rPr>
+          <w:rFonts w:ascii="Courier New" w:eastAsia="Courier New" w:hAnsi="Courier New"/>
+          <w:noProof/>
+          <w:sz w:val="18"/>
+        </w:rPr>
+        <w:br/>
+        <w:t>│</w:t>
+      </w:r>
+      <w:r>
+        <w:rPr>
+          <w:rFonts w:ascii="Courier New" w:eastAsia="Courier New" w:hAnsi="Courier New"/>
+          <w:noProof/>
+          <w:sz w:val="18"/>
+        </w:rPr>
+        <w:br/>
+        <w:t>├── HLR-002</w:t>
+      </w:r>
+      <w:r>
+        <w:rPr>
+          <w:rFonts w:ascii="Courier New" w:eastAsia="Courier New" w:hAnsi="Courier New"/>
+          <w:noProof/>
+          <w:sz w:val="18"/>
+        </w:rPr>
+        <w:br/>
+        <w:t>│   ├── Compute_T_Squared</w:t>
+      </w:r>
+      <w:r>
+        <w:rPr>
+          <w:rFonts w:ascii="Courier New" w:eastAsia="Courier New" w:hAnsi="Courier New"/>
+          <w:noProof/>
+          <w:sz w:val="18"/>
+        </w:rPr>
+        <w:br/>
+        <w:t>│   ├── Apply_COEFF_A</w:t>
+      </w:r>
+      <w:r>
+        <w:rPr>
+          <w:rFonts w:ascii="Courier New" w:eastAsia="Courier New" w:hAnsi="Courier New"/>
+          <w:noProof/>
+          <w:sz w:val="18"/>
+        </w:rPr>
+        <w:br/>
+        <w:t>│   ├── Compute_Minus4T</w:t>
+      </w:r>
+      <w:r>
+        <w:rPr>
+          <w:rFonts w:ascii="Courier New" w:eastAsia="Courier New" w:hAnsi="Courier New"/>
+          <w:noProof/>
+          <w:sz w:val="18"/>
+        </w:rPr>
+        <w:br/>
+        <w:t>│   ├── Constant_21</w:t>
+      </w:r>
+      <w:r>
+        <w:rPr>
+          <w:rFonts w:ascii="Courier New" w:eastAsia="Courier New" w:hAnsi="Courier New"/>
+          <w:noProof/>
+          <w:sz w:val="18"/>
+        </w:rPr>
+        <w:br/>
+        <w:t>│   └── Compute_Y</w:t>
+      </w:r>
+      <w:r>
+        <w:rPr>
+          <w:rFonts w:ascii="Courier New" w:eastAsia="Courier New" w:hAnsi="Courier New"/>
+          <w:noProof/>
+          <w:sz w:val="18"/>
+        </w:rPr>
+        <w:br/>
+        <w:t>│</w:t>
+      </w:r>
+      <w:r>
+        <w:rPr>
+          <w:rFonts w:ascii="Courier New" w:eastAsia="Courier New" w:hAnsi="Courier New"/>
+          <w:noProof/>
+          <w:sz w:val="18"/>
+        </w:rPr>
+        <w:br/>
+        <w:t>├── HLR-003</w:t>
+      </w:r>
+      <w:r>
+        <w:rPr>
+          <w:rFonts w:ascii="Courier New" w:eastAsia="Courier New" w:hAnsi="Courier New"/>
+          <w:noProof/>
+          <w:sz w:val="18"/>
+        </w:rPr>
+        <w:br/>
+        <w:t>│   └── Convert_Y_Type</w:t>
+      </w:r>
+      <w:r>
+        <w:rPr>
+          <w:rFonts w:ascii="Courier New" w:eastAsia="Courier New" w:hAnsi="Courier New"/>
+          <w:noProof/>
+          <w:sz w:val="18"/>
+        </w:rPr>
+        <w:br/>
+      </w:r>
+      <w:r>
+        <w:rPr>
+          <w:rFonts w:ascii="Courier New" w:eastAsia="Courier New" w:hAnsi="Courier New"/>
+          <w:noProof/>
+          <w:sz w:val="18"/>
+        </w:rPr>
         <w:lastRenderedPageBreak/>
-        <w:t>Block Traceability</w:t>
-      </w:r>
-    </w:p>
-    <w:p>
-      <w:pPr>
-        <w:keepLines/>
-        <w:widowControl w:val="0"/>
-        <w:spacing w:after="100" w:line="210" w:lineRule="exact"/>
-        <w:ind w:left="259" w:right="72"/>
-      </w:pPr>
-      <w:r>
-        <w:rPr>
-          <w:rFonts w:ascii="Courier New" w:eastAsia="Courier New" w:hAnsi="Courier New"/>
-          <w:noProof/>
-          <w:sz w:val="18"/>
-        </w:rPr>
-        <w:t>│</w:t>
-      </w:r>
-      <w:r>
-        <w:rPr>
-          <w:rFonts w:ascii="Courier New" w:eastAsia="Courier New" w:hAnsi="Courier New"/>
-          <w:noProof/>
-          <w:sz w:val="18"/>
-        </w:rPr>
-        <w:br/>
-        <w:t>├── HLR-001</w:t>
-      </w:r>
-      <w:r>
-        <w:rPr>
-          <w:rFonts w:ascii="Courier New" w:eastAsia="Courier New" w:hAnsi="Courier New"/>
-          <w:noProof/>
-          <w:sz w:val="18"/>
-        </w:rPr>
-        <w:br/>
-        <w:t>│   └── Time_Source</w:t>
-      </w:r>
-      <w:r>
-        <w:rPr>
-          <w:rFonts w:ascii="Courier New" w:eastAsia="Courier New" w:hAnsi="Courier New"/>
-          <w:noProof/>
-          <w:sz w:val="18"/>
-        </w:rPr>
-        <w:br/>
-        <w:t>│</w:t>
-      </w:r>
-      <w:r>
-        <w:rPr>
-          <w:rFonts w:ascii="Courier New" w:eastAsia="Courier New" w:hAnsi="Courier New"/>
-          <w:noProof/>
-          <w:sz w:val="18"/>
-        </w:rPr>
-        <w:br/>
-        <w:t>├── HLR-002</w:t>
-      </w:r>
-      <w:r>
-        <w:rPr>
-          <w:rFonts w:ascii="Courier New" w:eastAsia="Courier New" w:hAnsi="Courier New"/>
-          <w:noProof/>
-          <w:sz w:val="18"/>
-        </w:rPr>
-        <w:br/>
-        <w:t>│   ├── Compute_T_Squared</w:t>
-      </w:r>
-      <w:r>
-        <w:rPr>
-          <w:rFonts w:ascii="Courier New" w:eastAsia="Courier New" w:hAnsi="Courier New"/>
-          <w:noProof/>
-          <w:sz w:val="18"/>
-        </w:rPr>
-        <w:br/>
-        <w:t>│   ├── Apply_COEFF_A</w:t>
-      </w:r>
-      <w:r>
-        <w:rPr>
-          <w:rFonts w:ascii="Courier New" w:eastAsia="Courier New" w:hAnsi="Courier New"/>
-          <w:noProof/>
-          <w:sz w:val="18"/>
-        </w:rPr>
-        <w:br/>
-        <w:t>│   ├── Compute_Minus4T</w:t>
-      </w:r>
-      <w:r>
-        <w:rPr>
-          <w:rFonts w:ascii="Courier New" w:eastAsia="Courier New" w:hAnsi="Courier New"/>
-          <w:noProof/>
-          <w:sz w:val="18"/>
-        </w:rPr>
-        <w:br/>
-        <w:t>│   ├── Constant_21</w:t>
-      </w:r>
-      <w:r>
-        <w:rPr>
-          <w:rFonts w:ascii="Courier New" w:eastAsia="Courier New" w:hAnsi="Courier New"/>
-          <w:noProof/>
-          <w:sz w:val="18"/>
-        </w:rPr>
-        <w:br/>
-        <w:t>│   └── Compute_Y</w:t>
-      </w:r>
-      <w:r>
-        <w:rPr>
-          <w:rFonts w:ascii="Courier New" w:eastAsia="Courier New" w:hAnsi="Courier New"/>
-          <w:noProof/>
-          <w:sz w:val="18"/>
-        </w:rPr>
-        <w:br/>
-        <w:t>│</w:t>
-      </w:r>
-      <w:r>
-        <w:rPr>
-          <w:rFonts w:ascii="Courier New" w:eastAsia="Courier New" w:hAnsi="Courier New"/>
-          <w:noProof/>
-          <w:sz w:val="18"/>
-        </w:rPr>
-        <w:br/>
-        <w:t>├── HLR-003</w:t>
-      </w:r>
-      <w:r>
-        <w:rPr>
-          <w:rFonts w:ascii="Courier New" w:eastAsia="Courier New" w:hAnsi="Courier New"/>
-          <w:noProof/>
-          <w:sz w:val="18"/>
-        </w:rPr>
-        <w:br/>
-        <w:t>│   └── Convert_Y_Type</w:t>
-      </w:r>
-      <w:r>
-        <w:rPr>
-          <w:rFonts w:ascii="Courier New" w:eastAsia="Courier New" w:hAnsi="Courier New"/>
-          <w:noProof/>
-          <w:sz w:val="18"/>
-        </w:rPr>
-        <w:br/>
         <w:t>│</w:t>
       </w:r>
       <w:r>
@@ -11320,9 +16957,14 @@
     </w:p>
     <w:p/>
     <w:sectPr>
-      <w:footerReference w:type="default" r:id="rId8"/>
+      <w:headerReference w:type="even" r:id="rId9"/>
+      <w:headerReference w:type="default" r:id="rId10"/>
+      <w:footerReference w:type="even" r:id="rId11"/>
+      <w:footerReference w:type="default" r:id="rId12"/>
+      <w:headerReference w:type="first" r:id="rId13"/>
+      <w:footerReference w:type="first" r:id="rId14"/>
       <w:pgSz w:w="12240" w:h="15840"/>
-      <w:pgMar w:top="1080" w:right="1181" w:bottom="1008" w:left="1181" w:header="720" w:footer="720" w:gutter="0"/>
+      <w:pgMar w:top="1080" w:right="630" w:bottom="1008" w:left="1181" w:header="720" w:footer="720" w:gutter="0"/>
       <w:cols w:space="720"/>
       <w:docGrid w:linePitch="360"/>
     </w:sectPr>
@@ -11331,7 +16973,7 @@
 </file>
 
 <file path=word/endnotes.xml><?xml version="1.0" encoding="utf-8"?>
-<w:endnotes xmlns:wpc="http://schemas.microsoft.com/office/word/2010/wordprocessingCanvas" xmlns:cx="http://schemas.microsoft.com/office/drawing/2014/chartex" xmlns:cx1="http://schemas.microsoft.com/office/drawing/2015/9/8/chartex" xmlns:cx2="http://schemas.microsoft.com/office/drawing/2015/10/21/chartex" xmlns:cx3="http://schemas.microsoft.com/office/drawing/2016/5/9/chartex" xmlns:cx4="http://schemas.microsoft.com/office/drawing/2016/5/10/chartex" xmlns:cx5="http://schemas.microsoft.com/office/drawing/2016/5/11/chartex" xmlns:cx6="http://schemas.microsoft.com/office/drawing/2016/5/12/chartex" xmlns:cx7="http://schemas.microsoft.com/office/drawing/2016/5/13/chartex" xmlns:cx8="http://schemas.microsoft.com/office/drawing/2016/5/14/chartex" xmlns:mc="http://schemas.openxmlformats.org/markup-compatibility/2006" xmlns:aink="http://schemas.microsoft.com/office/drawing/2016/ink" xmlns:am3d="http://schemas.microsoft.com/office/drawing/2017/model3d" xmlns:o="urn:schemas-microsoft-com:office:office" xmlns:oel="http://schemas.microsoft.com/office/2019/extlst" xmlns:r="http://schemas.openxmlformats.org/officeDocument/2006/relationships" xmlns:m="http://schemas.openxmlformats.org/officeDocument/2006/math" xmlns:v="urn:schemas-microsoft-com:vml" xmlns:wp14="http://schemas.microsoft.com/office/word/2010/wordprocessingDrawing" xmlns:wp="http://schemas.openxmlformats.org/drawingml/2006/wordprocessingDrawing" xmlns:w10="urn:schemas-microsoft-com:office:word" xmlns:w="http://schemas.openxmlformats.org/wordprocessingml/2006/main" xmlns:w14="http://schemas.microsoft.com/office/word/2010/wordml" xmlns:w15="http://schemas.microsoft.com/office/word/2012/wordml" xmlns:w16cex="http://schemas.microsoft.com/office/word/2018/wordml/cex" xmlns:w16cid="http://schemas.microsoft.com/office/word/2016/wordml/cid" xmlns:w16="http://schemas.microsoft.com/office/word/2018/wordml" xmlns:w16du="http://schemas.microsoft.com/office/word/2023/wordml/word16du" xmlns:w16sdtdh="http://schemas.microsoft.com/office/word/2020/wordml/sdtdatahash" xmlns:w16sdtfl="http://schemas.microsoft.com/office/word/2024/wordml/sdtformatlock" xmlns:w16se="http://schemas.microsoft.com/office/word/2015/wordml/symex" xmlns:wpg="http://schemas.microsoft.com/office/word/2010/wordprocessingGroup" xmlns:wpi="http://schemas.microsoft.com/office/word/2010/wordprocessingInk" xmlns:wne="http://schemas.microsoft.com/office/word/2006/wordml" xmlns:wps="http://schemas.microsoft.com/office/word/2010/wordprocessingShape" mc:Ignorable="w14 w15 w16se w16cid w16 w16cex w16sdtdh w16sdtfl w16du wp14">
+<w:endnotes xmlns:wpc="http://schemas.microsoft.com/office/word/2010/wordprocessingCanvas" xmlns:cx="http://schemas.microsoft.com/office/drawing/2014/chartex" xmlns:cx1="http://schemas.microsoft.com/office/drawing/2015/9/8/chartex" xmlns:cx2="http://schemas.microsoft.com/office/drawing/2015/10/21/chartex" xmlns:cx3="http://schemas.microsoft.com/office/drawing/2016/5/9/chartex" xmlns:cx4="http://schemas.microsoft.com/office/drawing/2016/5/10/chartex" xmlns:cx5="http://schemas.microsoft.com/office/drawing/2016/5/11/chartex" xmlns:cx6="http://schemas.microsoft.com/office/drawing/2016/5/12/chartex" xmlns:cx7="http://schemas.microsoft.com/office/drawing/2016/5/13/chartex" xmlns:cx8="http://schemas.microsoft.com/office/drawing/2016/5/14/chartex" xmlns:mc="http://schemas.openxmlformats.org/markup-compatibility/2006" xmlns:aink="http://schemas.microsoft.com/office/drawing/2016/ink" xmlns:am3d="http://schemas.microsoft.com/office/drawing/2017/model3d" xmlns:o="urn:schemas-microsoft-com:office:office" xmlns:oel="http://schemas.microsoft.com/office/2019/extlst" xmlns:r="http://schemas.openxmlformats.org/officeDocument/2006/relationships" xmlns:m="http://schemas.openxmlformats.org/officeDocument/2006/math" xmlns:v="urn:schemas-microsoft-com:vml" xmlns:wp14="http://schemas.microsoft.com/office/word/2010/wordprocessingDrawing" xmlns:wp="http://schemas.openxmlformats.org/drawingml/2006/wordprocessingDrawing" xmlns:w10="urn:schemas-microsoft-com:office:word" xmlns:w="http://schemas.openxmlformats.org/wordprocessingml/2006/main" xmlns:w14="http://schemas.microsoft.com/office/word/2010/wordml" xmlns:w15="http://schemas.microsoft.com/office/word/2012/wordml" xmlns:w16cei="http://schemas.microsoft.com/office/word/2026/wordml/cei" xmlns:w16cex="http://schemas.microsoft.com/office/word/2018/wordml/cex" xmlns:w16cid="http://schemas.microsoft.com/office/word/2016/wordml/cid" xmlns:w16="http://schemas.microsoft.com/office/word/2018/wordml" xmlns:w16du="http://schemas.microsoft.com/office/word/2023/wordml/word16du" xmlns:w16sdtdh="http://schemas.microsoft.com/office/word/2020/wordml/sdtdatahash" xmlns:w16sdtfl="http://schemas.microsoft.com/office/word/2024/wordml/sdtformatlock" xmlns:w16se="http://schemas.microsoft.com/office/word/2015/wordml/symex" xmlns:wpg="http://schemas.microsoft.com/office/word/2010/wordprocessingGroup" xmlns:wpi="http://schemas.microsoft.com/office/word/2010/wordprocessingInk" xmlns:wne="http://schemas.microsoft.com/office/word/2006/wordml" xmlns:wps="http://schemas.microsoft.com/office/word/2010/wordprocessingShape" mc:Ignorable="w14 w15 w16se w16cid w16 w16cex w16sdtdh w16sdtfl w16du wp14">
   <w:endnote w:type="separator" w:id="-1">
     <w:p>
       <w:pPr>
@@ -11356,7 +16998,35 @@
 </file>
 
 <file path=word/footer1.xml><?xml version="1.0" encoding="utf-8"?>
-<w:ftr xmlns:wpc="http://schemas.microsoft.com/office/word/2010/wordprocessingCanvas" xmlns:cx="http://schemas.microsoft.com/office/drawing/2014/chartex" xmlns:cx1="http://schemas.microsoft.com/office/drawing/2015/9/8/chartex" xmlns:cx2="http://schemas.microsoft.com/office/drawing/2015/10/21/chartex" xmlns:cx3="http://schemas.microsoft.com/office/drawing/2016/5/9/chartex" xmlns:cx4="http://schemas.microsoft.com/office/drawing/2016/5/10/chartex" xmlns:cx5="http://schemas.microsoft.com/office/drawing/2016/5/11/chartex" xmlns:cx6="http://schemas.microsoft.com/office/drawing/2016/5/12/chartex" xmlns:cx7="http://schemas.microsoft.com/office/drawing/2016/5/13/chartex" xmlns:cx8="http://schemas.microsoft.com/office/drawing/2016/5/14/chartex" xmlns:mc="http://schemas.openxmlformats.org/markup-compatibility/2006" xmlns:aink="http://schemas.microsoft.com/office/drawing/2016/ink" xmlns:am3d="http://schemas.microsoft.com/office/drawing/2017/model3d" xmlns:o="urn:schemas-microsoft-com:office:office" xmlns:oel="http://schemas.microsoft.com/office/2019/extlst" xmlns:r="http://schemas.openxmlformats.org/officeDocument/2006/relationships" xmlns:m="http://schemas.openxmlformats.org/officeDocument/2006/math" xmlns:v="urn:schemas-microsoft-com:vml" xmlns:wp14="http://schemas.microsoft.com/office/word/2010/wordprocessingDrawing" xmlns:wp="http://schemas.openxmlformats.org/drawingml/2006/wordprocessingDrawing" xmlns:w10="urn:schemas-microsoft-com:office:word" xmlns:w="http://schemas.openxmlformats.org/wordprocessingml/2006/main" xmlns:w14="http://schemas.microsoft.com/office/word/2010/wordml" xmlns:w15="http://schemas.microsoft.com/office/word/2012/wordml" xmlns:w16cex="http://schemas.microsoft.com/office/word/2018/wordml/cex" xmlns:w16cid="http://schemas.microsoft.com/office/word/2016/wordml/cid" xmlns:w16="http://schemas.microsoft.com/office/word/2018/wordml" xmlns:w16du="http://schemas.microsoft.com/office/word/2023/wordml/word16du" xmlns:w16sdtdh="http://schemas.microsoft.com/office/word/2020/wordml/sdtdatahash" xmlns:w16sdtfl="http://schemas.microsoft.com/office/word/2024/wordml/sdtformatlock" xmlns:w16se="http://schemas.microsoft.com/office/word/2015/wordml/symex" xmlns:wpg="http://schemas.microsoft.com/office/word/2010/wordprocessingGroup" xmlns:wpi="http://schemas.microsoft.com/office/word/2010/wordprocessingInk" xmlns:wne="http://schemas.microsoft.com/office/word/2006/wordml" xmlns:wps="http://schemas.microsoft.com/office/word/2010/wordprocessingShape" mc:Ignorable="w14 w15 w16se w16cid w16 w16cex w16sdtdh w16sdtfl w16du wp14">
+<w:ftr xmlns:wpc="http://schemas.microsoft.com/office/word/2010/wordprocessingCanvas" xmlns:cx="http://schemas.microsoft.com/office/drawing/2014/chartex" xmlns:cx1="http://schemas.microsoft.com/office/drawing/2015/9/8/chartex" xmlns:cx2="http://schemas.microsoft.com/office/drawing/2015/10/21/chartex" xmlns:cx3="http://schemas.microsoft.com/office/drawing/2016/5/9/chartex" xmlns:cx4="http://schemas.microsoft.com/office/drawing/2016/5/10/chartex" xmlns:cx5="http://schemas.microsoft.com/office/drawing/2016/5/11/chartex" xmlns:cx6="http://schemas.microsoft.com/office/drawing/2016/5/12/chartex" xmlns:cx7="http://schemas.microsoft.com/office/drawing/2016/5/13/chartex" xmlns:cx8="http://schemas.microsoft.com/office/drawing/2016/5/14/chartex" xmlns:mc="http://schemas.openxmlformats.org/markup-compatibility/2006" xmlns:aink="http://schemas.microsoft.com/office/drawing/2016/ink" xmlns:am3d="http://schemas.microsoft.com/office/drawing/2017/model3d" xmlns:o="urn:schemas-microsoft-com:office:office" xmlns:oel="http://schemas.microsoft.com/office/2019/extlst" xmlns:r="http://schemas.openxmlformats.org/officeDocument/2006/relationships" xmlns:m="http://schemas.openxmlformats.org/officeDocument/2006/math" xmlns:v="urn:schemas-microsoft-com:vml" xmlns:wp14="http://schemas.microsoft.com/office/word/2010/wordprocessingDrawing" xmlns:wp="http://schemas.openxmlformats.org/drawingml/2006/wordprocessingDrawing" xmlns:w10="urn:schemas-microsoft-com:office:word" xmlns:w="http://schemas.openxmlformats.org/wordprocessingml/2006/main" xmlns:w14="http://schemas.microsoft.com/office/word/2010/wordml" xmlns:w15="http://schemas.microsoft.com/office/word/2012/wordml" xmlns:w16cei="http://schemas.microsoft.com/office/word/2026/wordml/cei" xmlns:w16cex="http://schemas.microsoft.com/office/word/2018/wordml/cex" xmlns:w16cid="http://schemas.microsoft.com/office/word/2016/wordml/cid" xmlns:w16="http://schemas.microsoft.com/office/word/2018/wordml" xmlns:w16du="http://schemas.microsoft.com/office/word/2023/wordml/word16du" xmlns:w16sdtdh="http://schemas.microsoft.com/office/word/2020/wordml/sdtdatahash" xmlns:w16sdtfl="http://schemas.microsoft.com/office/word/2024/wordml/sdtformatlock" xmlns:w16se="http://schemas.microsoft.com/office/word/2015/wordml/symex" xmlns:wpg="http://schemas.microsoft.com/office/word/2010/wordprocessingGroup" xmlns:wpi="http://schemas.microsoft.com/office/word/2010/wordprocessingInk" xmlns:wne="http://schemas.microsoft.com/office/word/2006/wordml" xmlns:wps="http://schemas.microsoft.com/office/word/2010/wordprocessingShape" mc:Ignorable="w14 w15 w16se w16cid w16 w16cex w16sdtdh w16sdtfl w16du wp14">
+  <w:p>
+    <w:pPr>
+      <w:pStyle w:val="Footer"/>
+    </w:pPr>
+  </w:p>
+</w:ftr>
+</file>
+
+<file path=word/footer2.xml><?xml version="1.0" encoding="utf-8"?>
+<w:ftr xmlns:wpc="http://schemas.microsoft.com/office/word/2010/wordprocessingCanvas" xmlns:cx="http://schemas.microsoft.com/office/drawing/2014/chartex" xmlns:cx1="http://schemas.microsoft.com/office/drawing/2015/9/8/chartex" xmlns:cx2="http://schemas.microsoft.com/office/drawing/2015/10/21/chartex" xmlns:cx3="http://schemas.microsoft.com/office/drawing/2016/5/9/chartex" xmlns:cx4="http://schemas.microsoft.com/office/drawing/2016/5/10/chartex" xmlns:cx5="http://schemas.microsoft.com/office/drawing/2016/5/11/chartex" xmlns:cx6="http://schemas.microsoft.com/office/drawing/2016/5/12/chartex" xmlns:cx7="http://schemas.microsoft.com/office/drawing/2016/5/13/chartex" xmlns:cx8="http://schemas.microsoft.com/office/drawing/2016/5/14/chartex" xmlns:mc="http://schemas.openxmlformats.org/markup-compatibility/2006" xmlns:aink="http://schemas.microsoft.com/office/drawing/2016/ink" xmlns:am3d="http://schemas.microsoft.com/office/drawing/2017/model3d" xmlns:o="urn:schemas-microsoft-com:office:office" xmlns:oel="http://schemas.microsoft.com/office/2019/extlst" xmlns:r="http://schemas.openxmlformats.org/officeDocument/2006/relationships" xmlns:m="http://schemas.openxmlformats.org/officeDocument/2006/math" xmlns:v="urn:schemas-microsoft-com:vml" xmlns:wp14="http://schemas.microsoft.com/office/word/2010/wordprocessingDrawing" xmlns:wp="http://schemas.openxmlformats.org/drawingml/2006/wordprocessingDrawing" xmlns:w10="urn:schemas-microsoft-com:office:word" xmlns:w="http://schemas.openxmlformats.org/wordprocessingml/2006/main" xmlns:w14="http://schemas.microsoft.com/office/word/2010/wordml" xmlns:w15="http://schemas.microsoft.com/office/word/2012/wordml" xmlns:w16cei="http://schemas.microsoft.com/office/word/2026/wordml/cei" xmlns:w16cex="http://schemas.microsoft.com/office/word/2018/wordml/cex" xmlns:w16cid="http://schemas.microsoft.com/office/word/2016/wordml/cid" xmlns:w16="http://schemas.microsoft.com/office/word/2018/wordml" xmlns:w16du="http://schemas.microsoft.com/office/word/2023/wordml/word16du" xmlns:w16sdtdh="http://schemas.microsoft.com/office/word/2020/wordml/sdtdatahash" xmlns:w16sdtfl="http://schemas.microsoft.com/office/word/2024/wordml/sdtformatlock" xmlns:w16se="http://schemas.microsoft.com/office/word/2015/wordml/symex" xmlns:wpg="http://schemas.microsoft.com/office/word/2010/wordprocessingGroup" xmlns:wpi="http://schemas.microsoft.com/office/word/2010/wordprocessingInk" xmlns:wne="http://schemas.microsoft.com/office/word/2006/wordml" xmlns:wps="http://schemas.microsoft.com/office/word/2010/wordprocessingShape" mc:Ignorable="w14 w15 w16se w16cid w16 w16cex w16sdtdh w16sdtfl w16du wp14">
+  <w:p>
+    <w:pPr>
+      <w:pStyle w:val="Footer"/>
+      <w:jc w:val="center"/>
+      <w:rPr>
+        <w:color w:val="666666"/>
+        <w:sz w:val="18"/>
+      </w:rPr>
+    </w:pPr>
+    <w:bookmarkStart w:id="1" w:name="Titus1FooterPrimary"/>
+    <w:r>
+      <w:rPr>
+        <w:sz w:val="17"/>
+      </w:rPr>
+      <w:t> </w:t>
+    </w:r>
+    <w:bookmarkEnd w:id="1"/>
+  </w:p>
   <w:p>
     <w:pPr>
       <w:pStyle w:val="Footer"/>
@@ -11402,8 +17072,18 @@
 </w:ftr>
 </file>
 
+<file path=word/footer3.xml><?xml version="1.0" encoding="utf-8"?>
+<w:ftr xmlns:wpc="http://schemas.microsoft.com/office/word/2010/wordprocessingCanvas" xmlns:cx="http://schemas.microsoft.com/office/drawing/2014/chartex" xmlns:cx1="http://schemas.microsoft.com/office/drawing/2015/9/8/chartex" xmlns:cx2="http://schemas.microsoft.com/office/drawing/2015/10/21/chartex" xmlns:cx3="http://schemas.microsoft.com/office/drawing/2016/5/9/chartex" xmlns:cx4="http://schemas.microsoft.com/office/drawing/2016/5/10/chartex" xmlns:cx5="http://schemas.microsoft.com/office/drawing/2016/5/11/chartex" xmlns:cx6="http://schemas.microsoft.com/office/drawing/2016/5/12/chartex" xmlns:cx7="http://schemas.microsoft.com/office/drawing/2016/5/13/chartex" xmlns:cx8="http://schemas.microsoft.com/office/drawing/2016/5/14/chartex" xmlns:mc="http://schemas.openxmlformats.org/markup-compatibility/2006" xmlns:aink="http://schemas.microsoft.com/office/drawing/2016/ink" xmlns:am3d="http://schemas.microsoft.com/office/drawing/2017/model3d" xmlns:o="urn:schemas-microsoft-com:office:office" xmlns:oel="http://schemas.microsoft.com/office/2019/extlst" xmlns:r="http://schemas.openxmlformats.org/officeDocument/2006/relationships" xmlns:m="http://schemas.openxmlformats.org/officeDocument/2006/math" xmlns:v="urn:schemas-microsoft-com:vml" xmlns:wp14="http://schemas.microsoft.com/office/word/2010/wordprocessingDrawing" xmlns:wp="http://schemas.openxmlformats.org/drawingml/2006/wordprocessingDrawing" xmlns:w10="urn:schemas-microsoft-com:office:word" xmlns:w="http://schemas.openxmlformats.org/wordprocessingml/2006/main" xmlns:w14="http://schemas.microsoft.com/office/word/2010/wordml" xmlns:w15="http://schemas.microsoft.com/office/word/2012/wordml" xmlns:w16cei="http://schemas.microsoft.com/office/word/2026/wordml/cei" xmlns:w16cex="http://schemas.microsoft.com/office/word/2018/wordml/cex" xmlns:w16cid="http://schemas.microsoft.com/office/word/2016/wordml/cid" xmlns:w16="http://schemas.microsoft.com/office/word/2018/wordml" xmlns:w16du="http://schemas.microsoft.com/office/word/2023/wordml/word16du" xmlns:w16sdtdh="http://schemas.microsoft.com/office/word/2020/wordml/sdtdatahash" xmlns:w16sdtfl="http://schemas.microsoft.com/office/word/2024/wordml/sdtformatlock" xmlns:w16se="http://schemas.microsoft.com/office/word/2015/wordml/symex" xmlns:wpg="http://schemas.microsoft.com/office/word/2010/wordprocessingGroup" xmlns:wpi="http://schemas.microsoft.com/office/word/2010/wordprocessingInk" xmlns:wne="http://schemas.microsoft.com/office/word/2006/wordml" xmlns:wps="http://schemas.microsoft.com/office/word/2010/wordprocessingShape" mc:Ignorable="w14 w15 w16se w16cid w16 w16cex w16sdtdh w16sdtfl w16du wp14">
+  <w:p>
+    <w:pPr>
+      <w:pStyle w:val="Footer"/>
+    </w:pPr>
+  </w:p>
+</w:ftr>
+</file>
+
 <file path=word/footnotes.xml><?xml version="1.0" encoding="utf-8"?>
-<w:footnotes xmlns:wpc="http://schemas.microsoft.com/office/word/2010/wordprocessingCanvas" xmlns:cx="http://schemas.microsoft.com/office/drawing/2014/chartex" xmlns:cx1="http://schemas.microsoft.com/office/drawing/2015/9/8/chartex" xmlns:cx2="http://schemas.microsoft.com/office/drawing/2015/10/21/chartex" xmlns:cx3="http://schemas.microsoft.com/office/drawing/2016/5/9/chartex" xmlns:cx4="http://schemas.microsoft.com/office/drawing/2016/5/10/chartex" xmlns:cx5="http://schemas.microsoft.com/office/drawing/2016/5/11/chartex" xmlns:cx6="http://schemas.microsoft.com/office/drawing/2016/5/12/chartex" xmlns:cx7="http://schemas.microsoft.com/office/drawing/2016/5/13/chartex" xmlns:cx8="http://schemas.microsoft.com/office/drawing/2016/5/14/chartex" xmlns:mc="http://schemas.openxmlformats.org/markup-compatibility/2006" xmlns:aink="http://schemas.microsoft.com/office/drawing/2016/ink" xmlns:am3d="http://schemas.microsoft.com/office/drawing/2017/model3d" xmlns:o="urn:schemas-microsoft-com:office:office" xmlns:oel="http://schemas.microsoft.com/office/2019/extlst" xmlns:r="http://schemas.openxmlformats.org/officeDocument/2006/relationships" xmlns:m="http://schemas.openxmlformats.org/officeDocument/2006/math" xmlns:v="urn:schemas-microsoft-com:vml" xmlns:wp14="http://schemas.microsoft.com/office/word/2010/wordprocessingDrawing" xmlns:wp="http://schemas.openxmlformats.org/drawingml/2006/wordprocessingDrawing" xmlns:w10="urn:schemas-microsoft-com:office:word" xmlns:w="http://schemas.openxmlformats.org/wordprocessingml/2006/main" xmlns:w14="http://schemas.microsoft.com/office/word/2010/wordml" xmlns:w15="http://schemas.microsoft.com/office/word/2012/wordml" xmlns:w16cex="http://schemas.microsoft.com/office/word/2018/wordml/cex" xmlns:w16cid="http://schemas.microsoft.com/office/word/2016/wordml/cid" xmlns:w16="http://schemas.microsoft.com/office/word/2018/wordml" xmlns:w16du="http://schemas.microsoft.com/office/word/2023/wordml/word16du" xmlns:w16sdtdh="http://schemas.microsoft.com/office/word/2020/wordml/sdtdatahash" xmlns:w16sdtfl="http://schemas.microsoft.com/office/word/2024/wordml/sdtformatlock" xmlns:w16se="http://schemas.microsoft.com/office/word/2015/wordml/symex" xmlns:wpg="http://schemas.microsoft.com/office/word/2010/wordprocessingGroup" xmlns:wpi="http://schemas.microsoft.com/office/word/2010/wordprocessingInk" xmlns:wne="http://schemas.microsoft.com/office/word/2006/wordml" xmlns:wps="http://schemas.microsoft.com/office/word/2010/wordprocessingShape" mc:Ignorable="w14 w15 w16se w16cid w16 w16cex w16sdtdh w16sdtfl w16du wp14">
+<w:footnotes xmlns:wpc="http://schemas.microsoft.com/office/word/2010/wordprocessingCanvas" xmlns:cx="http://schemas.microsoft.com/office/drawing/2014/chartex" xmlns:cx1="http://schemas.microsoft.com/office/drawing/2015/9/8/chartex" xmlns:cx2="http://schemas.microsoft.com/office/drawing/2015/10/21/chartex" xmlns:cx3="http://schemas.microsoft.com/office/drawing/2016/5/9/chartex" xmlns:cx4="http://schemas.microsoft.com/office/drawing/2016/5/10/chartex" xmlns:cx5="http://schemas.microsoft.com/office/drawing/2016/5/11/chartex" xmlns:cx6="http://schemas.microsoft.com/office/drawing/2016/5/12/chartex" xmlns:cx7="http://schemas.microsoft.com/office/drawing/2016/5/13/chartex" xmlns:cx8="http://schemas.microsoft.com/office/drawing/2016/5/14/chartex" xmlns:mc="http://schemas.openxmlformats.org/markup-compatibility/2006" xmlns:aink="http://schemas.microsoft.com/office/drawing/2016/ink" xmlns:am3d="http://schemas.microsoft.com/office/drawing/2017/model3d" xmlns:o="urn:schemas-microsoft-com:office:office" xmlns:oel="http://schemas.microsoft.com/office/2019/extlst" xmlns:r="http://schemas.openxmlformats.org/officeDocument/2006/relationships" xmlns:m="http://schemas.openxmlformats.org/officeDocument/2006/math" xmlns:v="urn:schemas-microsoft-com:vml" xmlns:wp14="http://schemas.microsoft.com/office/word/2010/wordprocessingDrawing" xmlns:wp="http://schemas.openxmlformats.org/drawingml/2006/wordprocessingDrawing" xmlns:w10="urn:schemas-microsoft-com:office:word" xmlns:w="http://schemas.openxmlformats.org/wordprocessingml/2006/main" xmlns:w14="http://schemas.microsoft.com/office/word/2010/wordml" xmlns:w15="http://schemas.microsoft.com/office/word/2012/wordml" xmlns:w16cei="http://schemas.microsoft.com/office/word/2026/wordml/cei" xmlns:w16cex="http://schemas.microsoft.com/office/word/2018/wordml/cex" xmlns:w16cid="http://schemas.microsoft.com/office/word/2016/wordml/cid" xmlns:w16="http://schemas.microsoft.com/office/word/2018/wordml" xmlns:w16du="http://schemas.microsoft.com/office/word/2023/wordml/word16du" xmlns:w16sdtdh="http://schemas.microsoft.com/office/word/2020/wordml/sdtdatahash" xmlns:w16sdtfl="http://schemas.microsoft.com/office/word/2024/wordml/sdtformatlock" xmlns:w16se="http://schemas.microsoft.com/office/word/2015/wordml/symex" xmlns:wpg="http://schemas.microsoft.com/office/word/2010/wordprocessingGroup" xmlns:wpi="http://schemas.microsoft.com/office/word/2010/wordprocessingInk" xmlns:wne="http://schemas.microsoft.com/office/word/2006/wordml" xmlns:wps="http://schemas.microsoft.com/office/word/2010/wordprocessingShape" mc:Ignorable="w14 w15 w16se w16cid w16 w16cex w16sdtdh w16sdtfl w16du wp14">
   <w:footnote w:type="separator" w:id="-1">
     <w:p>
       <w:pPr>
@@ -11427,8 +17107,47 @@
 </w:footnotes>
 </file>
 
+<file path=word/header1.xml><?xml version="1.0" encoding="utf-8"?>
+<w:hdr xmlns:wpc="http://schemas.microsoft.com/office/word/2010/wordprocessingCanvas" xmlns:cx="http://schemas.microsoft.com/office/drawing/2014/chartex" xmlns:cx1="http://schemas.microsoft.com/office/drawing/2015/9/8/chartex" xmlns:cx2="http://schemas.microsoft.com/office/drawing/2015/10/21/chartex" xmlns:cx3="http://schemas.microsoft.com/office/drawing/2016/5/9/chartex" xmlns:cx4="http://schemas.microsoft.com/office/drawing/2016/5/10/chartex" xmlns:cx5="http://schemas.microsoft.com/office/drawing/2016/5/11/chartex" xmlns:cx6="http://schemas.microsoft.com/office/drawing/2016/5/12/chartex" xmlns:cx7="http://schemas.microsoft.com/office/drawing/2016/5/13/chartex" xmlns:cx8="http://schemas.microsoft.com/office/drawing/2016/5/14/chartex" xmlns:mc="http://schemas.openxmlformats.org/markup-compatibility/2006" xmlns:aink="http://schemas.microsoft.com/office/drawing/2016/ink" xmlns:am3d="http://schemas.microsoft.com/office/drawing/2017/model3d" xmlns:o="urn:schemas-microsoft-com:office:office" xmlns:oel="http://schemas.microsoft.com/office/2019/extlst" xmlns:r="http://schemas.openxmlformats.org/officeDocument/2006/relationships" xmlns:m="http://schemas.openxmlformats.org/officeDocument/2006/math" xmlns:v="urn:schemas-microsoft-com:vml" xmlns:wp14="http://schemas.microsoft.com/office/word/2010/wordprocessingDrawing" xmlns:wp="http://schemas.openxmlformats.org/drawingml/2006/wordprocessingDrawing" xmlns:w10="urn:schemas-microsoft-com:office:word" xmlns:w="http://schemas.openxmlformats.org/wordprocessingml/2006/main" xmlns:w14="http://schemas.microsoft.com/office/word/2010/wordml" xmlns:w15="http://schemas.microsoft.com/office/word/2012/wordml" xmlns:w16cei="http://schemas.microsoft.com/office/word/2026/wordml/cei" xmlns:w16cex="http://schemas.microsoft.com/office/word/2018/wordml/cex" xmlns:w16cid="http://schemas.microsoft.com/office/word/2016/wordml/cid" xmlns:w16="http://schemas.microsoft.com/office/word/2018/wordml" xmlns:w16du="http://schemas.microsoft.com/office/word/2023/wordml/word16du" xmlns:w16sdtdh="http://schemas.microsoft.com/office/word/2020/wordml/sdtdatahash" xmlns:w16sdtfl="http://schemas.microsoft.com/office/word/2024/wordml/sdtformatlock" xmlns:w16se="http://schemas.microsoft.com/office/word/2015/wordml/symex" xmlns:wpg="http://schemas.microsoft.com/office/word/2010/wordprocessingGroup" xmlns:wpi="http://schemas.microsoft.com/office/word/2010/wordprocessingInk" xmlns:wne="http://schemas.microsoft.com/office/word/2006/wordml" xmlns:wps="http://schemas.microsoft.com/office/word/2010/wordprocessingShape" mc:Ignorable="w14 w15 w16se w16cid w16 w16cex w16sdtdh w16sdtfl w16du wp14">
+  <w:p>
+    <w:pPr>
+      <w:pStyle w:val="Header"/>
+    </w:pPr>
+  </w:p>
+</w:hdr>
+</file>
+
+<file path=word/header2.xml><?xml version="1.0" encoding="utf-8"?>
+<w:hdr xmlns:wpc="http://schemas.microsoft.com/office/word/2010/wordprocessingCanvas" xmlns:cx="http://schemas.microsoft.com/office/drawing/2014/chartex" xmlns:cx1="http://schemas.microsoft.com/office/drawing/2015/9/8/chartex" xmlns:cx2="http://schemas.microsoft.com/office/drawing/2015/10/21/chartex" xmlns:cx3="http://schemas.microsoft.com/office/drawing/2016/5/9/chartex" xmlns:cx4="http://schemas.microsoft.com/office/drawing/2016/5/10/chartex" xmlns:cx5="http://schemas.microsoft.com/office/drawing/2016/5/11/chartex" xmlns:cx6="http://schemas.microsoft.com/office/drawing/2016/5/12/chartex" xmlns:cx7="http://schemas.microsoft.com/office/drawing/2016/5/13/chartex" xmlns:cx8="http://schemas.microsoft.com/office/drawing/2016/5/14/chartex" xmlns:mc="http://schemas.openxmlformats.org/markup-compatibility/2006" xmlns:aink="http://schemas.microsoft.com/office/drawing/2016/ink" xmlns:am3d="http://schemas.microsoft.com/office/drawing/2017/model3d" xmlns:o="urn:schemas-microsoft-com:office:office" xmlns:oel="http://schemas.microsoft.com/office/2019/extlst" xmlns:r="http://schemas.openxmlformats.org/officeDocument/2006/relationships" xmlns:m="http://schemas.openxmlformats.org/officeDocument/2006/math" xmlns:v="urn:schemas-microsoft-com:vml" xmlns:wp14="http://schemas.microsoft.com/office/word/2010/wordprocessingDrawing" xmlns:wp="http://schemas.openxmlformats.org/drawingml/2006/wordprocessingDrawing" xmlns:w10="urn:schemas-microsoft-com:office:word" xmlns:w="http://schemas.openxmlformats.org/wordprocessingml/2006/main" xmlns:w14="http://schemas.microsoft.com/office/word/2010/wordml" xmlns:w15="http://schemas.microsoft.com/office/word/2012/wordml" xmlns:w16cei="http://schemas.microsoft.com/office/word/2026/wordml/cei" xmlns:w16cex="http://schemas.microsoft.com/office/word/2018/wordml/cex" xmlns:w16cid="http://schemas.microsoft.com/office/word/2016/wordml/cid" xmlns:w16="http://schemas.microsoft.com/office/word/2018/wordml" xmlns:w16du="http://schemas.microsoft.com/office/word/2023/wordml/word16du" xmlns:w16sdtdh="http://schemas.microsoft.com/office/word/2020/wordml/sdtdatahash" xmlns:w16sdtfl="http://schemas.microsoft.com/office/word/2024/wordml/sdtformatlock" xmlns:w16se="http://schemas.microsoft.com/office/word/2015/wordml/symex" xmlns:wpg="http://schemas.microsoft.com/office/word/2010/wordprocessingGroup" xmlns:wpi="http://schemas.microsoft.com/office/word/2010/wordprocessingInk" xmlns:wne="http://schemas.microsoft.com/office/word/2006/wordml" xmlns:wps="http://schemas.microsoft.com/office/word/2010/wordprocessingShape" mc:Ignorable="w14 w15 w16se w16cid w16 w16cex w16sdtdh w16sdtfl w16du wp14">
+  <w:p>
+    <w:pPr>
+      <w:pStyle w:val="Header"/>
+      <w:jc w:val="center"/>
+    </w:pPr>
+    <w:bookmarkStart w:id="0" w:name="Titus1HeaderPrimary"/>
+    <w:r>
+      <w:rPr>
+        <w:sz w:val="17"/>
+      </w:rPr>
+      <w:t> </w:t>
+    </w:r>
+    <w:bookmarkEnd w:id="0"/>
+  </w:p>
+</w:hdr>
+</file>
+
+<file path=word/header3.xml><?xml version="1.0" encoding="utf-8"?>
+<w:hdr xmlns:wpc="http://schemas.microsoft.com/office/word/2010/wordprocessingCanvas" xmlns:cx="http://schemas.microsoft.com/office/drawing/2014/chartex" xmlns:cx1="http://schemas.microsoft.com/office/drawing/2015/9/8/chartex" xmlns:cx2="http://schemas.microsoft.com/office/drawing/2015/10/21/chartex" xmlns:cx3="http://schemas.microsoft.com/office/drawing/2016/5/9/chartex" xmlns:cx4="http://schemas.microsoft.com/office/drawing/2016/5/10/chartex" xmlns:cx5="http://schemas.microsoft.com/office/drawing/2016/5/11/chartex" xmlns:cx6="http://schemas.microsoft.com/office/drawing/2016/5/12/chartex" xmlns:cx7="http://schemas.microsoft.com/office/drawing/2016/5/13/chartex" xmlns:cx8="http://schemas.microsoft.com/office/drawing/2016/5/14/chartex" xmlns:mc="http://schemas.openxmlformats.org/markup-compatibility/2006" xmlns:aink="http://schemas.microsoft.com/office/drawing/2016/ink" xmlns:am3d="http://schemas.microsoft.com/office/drawing/2017/model3d" xmlns:o="urn:schemas-microsoft-com:office:office" xmlns:oel="http://schemas.microsoft.com/office/2019/extlst" xmlns:r="http://schemas.openxmlformats.org/officeDocument/2006/relationships" xmlns:m="http://schemas.openxmlformats.org/officeDocument/2006/math" xmlns:v="urn:schemas-microsoft-com:vml" xmlns:wp14="http://schemas.microsoft.com/office/word/2010/wordprocessingDrawing" xmlns:wp="http://schemas.openxmlformats.org/drawingml/2006/wordprocessingDrawing" xmlns:w10="urn:schemas-microsoft-com:office:word" xmlns:w="http://schemas.openxmlformats.org/wordprocessingml/2006/main" xmlns:w14="http://schemas.microsoft.com/office/word/2010/wordml" xmlns:w15="http://schemas.microsoft.com/office/word/2012/wordml" xmlns:w16cei="http://schemas.microsoft.com/office/word/2026/wordml/cei" xmlns:w16cex="http://schemas.microsoft.com/office/word/2018/wordml/cex" xmlns:w16cid="http://schemas.microsoft.com/office/word/2016/wordml/cid" xmlns:w16="http://schemas.microsoft.com/office/word/2018/wordml" xmlns:w16du="http://schemas.microsoft.com/office/word/2023/wordml/word16du" xmlns:w16sdtdh="http://schemas.microsoft.com/office/word/2020/wordml/sdtdatahash" xmlns:w16sdtfl="http://schemas.microsoft.com/office/word/2024/wordml/sdtformatlock" xmlns:w16se="http://schemas.microsoft.com/office/word/2015/wordml/symex" xmlns:wpg="http://schemas.microsoft.com/office/word/2010/wordprocessingGroup" xmlns:wpi="http://schemas.microsoft.com/office/word/2010/wordprocessingInk" xmlns:wne="http://schemas.microsoft.com/office/word/2006/wordml" xmlns:wps="http://schemas.microsoft.com/office/word/2010/wordprocessingShape" mc:Ignorable="w14 w15 w16se w16cid w16 w16cex w16sdtdh w16sdtfl w16du wp14">
+  <w:p>
+    <w:pPr>
+      <w:pStyle w:val="Header"/>
+    </w:pPr>
+  </w:p>
+</w:hdr>
+</file>
+
 <file path=word/numbering.xml><?xml version="1.0" encoding="utf-8"?>
-<w:numbering xmlns:wpc="http://schemas.microsoft.com/office/word/2010/wordprocessingCanvas" xmlns:cx="http://schemas.microsoft.com/office/drawing/2014/chartex" xmlns:cx1="http://schemas.microsoft.com/office/drawing/2015/9/8/chartex" xmlns:cx2="http://schemas.microsoft.com/office/drawing/2015/10/21/chartex" xmlns:cx3="http://schemas.microsoft.com/office/drawing/2016/5/9/chartex" xmlns:cx4="http://schemas.microsoft.com/office/drawing/2016/5/10/chartex" xmlns:cx5="http://schemas.microsoft.com/office/drawing/2016/5/11/chartex" xmlns:cx6="http://schemas.microsoft.com/office/drawing/2016/5/12/chartex" xmlns:cx7="http://schemas.microsoft.com/office/drawing/2016/5/13/chartex" xmlns:cx8="http://schemas.microsoft.com/office/drawing/2016/5/14/chartex" xmlns:mc="http://schemas.openxmlformats.org/markup-compatibility/2006" xmlns:aink="http://schemas.microsoft.com/office/drawing/2016/ink" xmlns:am3d="http://schemas.microsoft.com/office/drawing/2017/model3d" xmlns:o="urn:schemas-microsoft-com:office:office" xmlns:oel="http://schemas.microsoft.com/office/2019/extlst" xmlns:r="http://schemas.openxmlformats.org/officeDocument/2006/relationships" xmlns:m="http://schemas.openxmlformats.org/officeDocument/2006/math" xmlns:v="urn:schemas-microsoft-com:vml" xmlns:wp14="http://schemas.microsoft.com/office/word/2010/wordprocessingDrawing" xmlns:wp="http://schemas.openxmlformats.org/drawingml/2006/wordprocessingDrawing" xmlns:w10="urn:schemas-microsoft-com:office:word" xmlns:w="http://schemas.openxmlformats.org/wordprocessingml/2006/main" xmlns:w14="http://schemas.microsoft.com/office/word/2010/wordml" xmlns:w15="http://schemas.microsoft.com/office/word/2012/wordml" xmlns:w16cex="http://schemas.microsoft.com/office/word/2018/wordml/cex" xmlns:w16cid="http://schemas.microsoft.com/office/word/2016/wordml/cid" xmlns:w16="http://schemas.microsoft.com/office/word/2018/wordml" xmlns:w16du="http://schemas.microsoft.com/office/word/2023/wordml/word16du" xmlns:w16sdtdh="http://schemas.microsoft.com/office/word/2020/wordml/sdtdatahash" xmlns:w16sdtfl="http://schemas.microsoft.com/office/word/2024/wordml/sdtformatlock" xmlns:w16se="http://schemas.microsoft.com/office/word/2015/wordml/symex" xmlns:wpg="http://schemas.microsoft.com/office/word/2010/wordprocessingGroup" xmlns:wpi="http://schemas.microsoft.com/office/word/2010/wordprocessingInk" xmlns:wne="http://schemas.microsoft.com/office/word/2006/wordml" xmlns:wps="http://schemas.microsoft.com/office/word/2010/wordprocessingShape" mc:Ignorable="w14 w15 w16se w16cid w16 w16cex w16sdtdh w16sdtfl w16du wp14">
+<w:numbering xmlns:wpc="http://schemas.microsoft.com/office/word/2010/wordprocessingCanvas" xmlns:cx="http://schemas.microsoft.com/office/drawing/2014/chartex" xmlns:cx1="http://schemas.microsoft.com/office/drawing/2015/9/8/chartex" xmlns:cx2="http://schemas.microsoft.com/office/drawing/2015/10/21/chartex" xmlns:cx3="http://schemas.microsoft.com/office/drawing/2016/5/9/chartex" xmlns:cx4="http://schemas.microsoft.com/office/drawing/2016/5/10/chartex" xmlns:cx5="http://schemas.microsoft.com/office/drawing/2016/5/11/chartex" xmlns:cx6="http://schemas.microsoft.com/office/drawing/2016/5/12/chartex" xmlns:cx7="http://schemas.microsoft.com/office/drawing/2016/5/13/chartex" xmlns:cx8="http://schemas.microsoft.com/office/drawing/2016/5/14/chartex" xmlns:mc="http://schemas.openxmlformats.org/markup-compatibility/2006" xmlns:aink="http://schemas.microsoft.com/office/drawing/2016/ink" xmlns:am3d="http://schemas.microsoft.com/office/drawing/2017/model3d" xmlns:o="urn:schemas-microsoft-com:office:office" xmlns:oel="http://schemas.microsoft.com/office/2019/extlst" xmlns:r="http://schemas.openxmlformats.org/officeDocument/2006/relationships" xmlns:m="http://schemas.openxmlformats.org/officeDocument/2006/math" xmlns:v="urn:schemas-microsoft-com:vml" xmlns:wp14="http://schemas.microsoft.com/office/word/2010/wordprocessingDrawing" xmlns:wp="http://schemas.openxmlformats.org/drawingml/2006/wordprocessingDrawing" xmlns:w10="urn:schemas-microsoft-com:office:word" xmlns:w="http://schemas.openxmlformats.org/wordprocessingml/2006/main" xmlns:w14="http://schemas.microsoft.com/office/word/2010/wordml" xmlns:w15="http://schemas.microsoft.com/office/word/2012/wordml" xmlns:w16cei="http://schemas.microsoft.com/office/word/2026/wordml/cei" xmlns:w16cex="http://schemas.microsoft.com/office/word/2018/wordml/cex" xmlns:w16cid="http://schemas.microsoft.com/office/word/2016/wordml/cid" xmlns:w16="http://schemas.microsoft.com/office/word/2018/wordml" xmlns:w16du="http://schemas.microsoft.com/office/word/2023/wordml/word16du" xmlns:w16sdtdh="http://schemas.microsoft.com/office/word/2020/wordml/sdtdatahash" xmlns:w16sdtfl="http://schemas.microsoft.com/office/word/2024/wordml/sdtformatlock" xmlns:w16se="http://schemas.microsoft.com/office/word/2015/wordml/symex" xmlns:wpg="http://schemas.microsoft.com/office/word/2010/wordprocessingGroup" xmlns:wpi="http://schemas.microsoft.com/office/word/2010/wordprocessingInk" xmlns:wne="http://schemas.microsoft.com/office/word/2006/wordml" xmlns:wps="http://schemas.microsoft.com/office/word/2010/wordprocessingShape" mc:Ignorable="w14 w15 w16se w16cid w16 w16cex w16sdtdh w16sdtfl w16du wp14">
   <w:abstractNum w:abstractNumId="0" w15:restartNumberingAfterBreak="0">
     <w:nsid w:val="FFFFFF7C"/>
     <w:multiLevelType w:val="singleLevel"/>
@@ -11597,6 +17316,119 @@
       </w:pPr>
       <w:rPr>
         <w:rFonts w:ascii="Symbol" w:hAnsi="Symbol" w:hint="default"/>
+      </w:rPr>
+    </w:lvl>
+  </w:abstractNum>
+  <w:abstractNum w:abstractNumId="9" w15:restartNumberingAfterBreak="0">
+    <w:nsid w:val="325A5E6A"/>
+    <w:multiLevelType w:val="hybridMultilevel"/>
+    <w:tmpl w:val="4FE434A4"/>
+    <w:lvl w:ilvl="0" w:tplc="04090001">
+      <w:start w:val="1"/>
+      <w:numFmt w:val="bullet"/>
+      <w:lvlText w:val=""/>
+      <w:lvlJc w:val="left"/>
+      <w:pPr>
+        <w:ind w:left="720" w:hanging="360"/>
+      </w:pPr>
+      <w:rPr>
+        <w:rFonts w:ascii="Symbol" w:hAnsi="Symbol" w:hint="default"/>
+      </w:rPr>
+    </w:lvl>
+    <w:lvl w:ilvl="1" w:tplc="04090003" w:tentative="1">
+      <w:start w:val="1"/>
+      <w:numFmt w:val="bullet"/>
+      <w:lvlText w:val="o"/>
+      <w:lvlJc w:val="left"/>
+      <w:pPr>
+        <w:ind w:left="1440" w:hanging="360"/>
+      </w:pPr>
+      <w:rPr>
+        <w:rFonts w:ascii="Courier New" w:hAnsi="Courier New" w:cs="Courier New" w:hint="default"/>
+      </w:rPr>
+    </w:lvl>
+    <w:lvl w:ilvl="2" w:tplc="04090005" w:tentative="1">
+      <w:start w:val="1"/>
+      <w:numFmt w:val="bullet"/>
+      <w:lvlText w:val=""/>
+      <w:lvlJc w:val="left"/>
+      <w:pPr>
+        <w:ind w:left="2160" w:hanging="360"/>
+      </w:pPr>
+      <w:rPr>
+        <w:rFonts w:ascii="Wingdings" w:hAnsi="Wingdings" w:hint="default"/>
+      </w:rPr>
+    </w:lvl>
+    <w:lvl w:ilvl="3" w:tplc="04090001" w:tentative="1">
+      <w:start w:val="1"/>
+      <w:numFmt w:val="bullet"/>
+      <w:lvlText w:val=""/>
+      <w:lvlJc w:val="left"/>
+      <w:pPr>
+        <w:ind w:left="2880" w:hanging="360"/>
+      </w:pPr>
+      <w:rPr>
+        <w:rFonts w:ascii="Symbol" w:hAnsi="Symbol" w:hint="default"/>
+      </w:rPr>
+    </w:lvl>
+    <w:lvl w:ilvl="4" w:tplc="04090003" w:tentative="1">
+      <w:start w:val="1"/>
+      <w:numFmt w:val="bullet"/>
+      <w:lvlText w:val="o"/>
+      <w:lvlJc w:val="left"/>
+      <w:pPr>
+        <w:ind w:left="3600" w:hanging="360"/>
+      </w:pPr>
+      <w:rPr>
+        <w:rFonts w:ascii="Courier New" w:hAnsi="Courier New" w:cs="Courier New" w:hint="default"/>
+      </w:rPr>
+    </w:lvl>
+    <w:lvl w:ilvl="5" w:tplc="04090005" w:tentative="1">
+      <w:start w:val="1"/>
+      <w:numFmt w:val="bullet"/>
+      <w:lvlText w:val=""/>
+      <w:lvlJc w:val="left"/>
+      <w:pPr>
+        <w:ind w:left="4320" w:hanging="360"/>
+      </w:pPr>
+      <w:rPr>
+        <w:rFonts w:ascii="Wingdings" w:hAnsi="Wingdings" w:hint="default"/>
+      </w:rPr>
+    </w:lvl>
+    <w:lvl w:ilvl="6" w:tplc="04090001" w:tentative="1">
+      <w:start w:val="1"/>
+      <w:numFmt w:val="bullet"/>
+      <w:lvlText w:val=""/>
+      <w:lvlJc w:val="left"/>
+      <w:pPr>
+        <w:ind w:left="5040" w:hanging="360"/>
+      </w:pPr>
+      <w:rPr>
+        <w:rFonts w:ascii="Symbol" w:hAnsi="Symbol" w:hint="default"/>
+      </w:rPr>
+    </w:lvl>
+    <w:lvl w:ilvl="7" w:tplc="04090003" w:tentative="1">
+      <w:start w:val="1"/>
+      <w:numFmt w:val="bullet"/>
+      <w:lvlText w:val="o"/>
+      <w:lvlJc w:val="left"/>
+      <w:pPr>
+        <w:ind w:left="5760" w:hanging="360"/>
+      </w:pPr>
+      <w:rPr>
+        <w:rFonts w:ascii="Courier New" w:hAnsi="Courier New" w:cs="Courier New" w:hint="default"/>
+      </w:rPr>
+    </w:lvl>
+    <w:lvl w:ilvl="8" w:tplc="04090005" w:tentative="1">
+      <w:start w:val="1"/>
+      <w:numFmt w:val="bullet"/>
+      <w:lvlText w:val=""/>
+      <w:lvlJc w:val="left"/>
+      <w:pPr>
+        <w:ind w:left="6480" w:hanging="360"/>
+      </w:pPr>
+      <w:rPr>
+        <w:rFonts w:ascii="Wingdings" w:hAnsi="Wingdings" w:hint="default"/>
       </w:rPr>
     </w:lvl>
   </w:abstractNum>
@@ -11626,6 +17458,9 @@
   </w:num>
   <w:num w:numId="9" w16cid:durableId="557593199">
     <w:abstractNumId w:val="0"/>
+  </w:num>
+  <w:num w:numId="10" w16cid:durableId="1962764926">
+    <w:abstractNumId w:val="9"/>
   </w:num>
 </w:numbering>
 </file>
@@ -12019,7 +17854,7 @@
   <w:style w:type="paragraph" w:default="1" w:styleId="Normal">
     <w:name w:val="Normal"/>
     <w:qFormat/>
-    <w:rsid w:val="00FC693F"/>
+    <w:rsid w:val="00D23607"/>
     <w:rPr>
       <w:rFonts w:ascii="Arial" w:hAnsi="Arial"/>
       <w:color w:val="000000"/>
@@ -23333,10 +29168,26 @@
 <b:Sources xmlns:b="http://schemas.openxmlformats.org/officeDocument/2006/bibliography" xmlns="http://schemas.openxmlformats.org/officeDocument/2006/bibliography" SelectedStyle="/APA.XSL" StyleName="APA"/>
 </file>
 
+<file path=customXml/item2.xml><?xml version="1.0" encoding="utf-8"?>
+<titus xmlns="http://schemas.titus.com/TitusProperties/">
+  <TitusGUID xmlns="">c3ce1f23-b982-48e1-9707-7a3f353bebf8</TitusGUID>
+  <TitusMetadata xmlns="">eyJucyI6Imh0dHA6XC9cL3d3dy50aXR1cy5jb21cL25zXC9OQVJBQ1VJIiwicHJvcHMiOlt7Im4iOiJEZXNpZ25hdGlvbiIsInZhbHMiOlt7InZhbHVlIjoiTm9uZSJ9XX1dfQ==</TitusMetadata>
+</titus>
+</file>
+
 <file path=customXml/itemProps1.xml><?xml version="1.0" encoding="utf-8"?>
 <ds:datastoreItem xmlns:ds="http://schemas.openxmlformats.org/officeDocument/2006/customXml" ds:itemID="{EF278816-EC6F-A645-907D-7F25AECB1D4A}">
   <ds:schemaRefs>
     <ds:schemaRef ds:uri="http://schemas.openxmlformats.org/officeDocument/2006/bibliography"/>
   </ds:schemaRefs>
 </ds:datastoreItem>
+</file>
+
+<file path=customXml/itemProps2.xml><?xml version="1.0" encoding="utf-8"?>
+<ds:datastoreItem xmlns:ds="http://schemas.openxmlformats.org/officeDocument/2006/customXml" ds:itemID="{F7D49555-692B-4EB8-92DC-BF3058BE9BEB}">
+  <ds:schemaRefs>
+    <ds:schemaRef ds:uri="http://schemas.titus.com/TitusProperties/"/>
+    <ds:schemaRef ds:uri=""/>
+  </ds:schemaRefs>
+</ds:datastoreItem>
 </file>